--- a/lecNote/03_JavaScript/0522.ch08_기본객체.docx
+++ b/lecNote/03_JavaScript/0522.ch08_기본객체.docx
@@ -1,6 +1,6 @@
 
 <file path=word/document.xml><?xml version="1.0" encoding="utf-8"?>
-<w:document xmlns:wpc="http://schemas.microsoft.com/office/word/2010/wordprocessingCanvas" xmlns:cx="http://schemas.microsoft.com/office/drawing/2014/chartex" xmlns:mc="http://schemas.openxmlformats.org/markup-compatibility/2006" xmlns:o="urn:schemas-microsoft-com:office:office" xmlns:r="http://schemas.openxmlformats.org/officeDocument/2006/relationships" xmlns:m="http://schemas.openxmlformats.org/officeDocument/2006/math" xmlns:v="urn:schemas-microsoft-com:vml" xmlns:wp14="http://schemas.microsoft.com/office/word/2010/wordprocessingDrawing" xmlns:wp="http://schemas.openxmlformats.org/drawingml/2006/wordprocessingDrawing" xmlns:w10="urn:schemas-microsoft-com:office:word" xmlns:w="http://schemas.openxmlformats.org/wordprocessingml/2006/main" xmlns:w14="http://schemas.microsoft.com/office/word/2010/wordml" xmlns:w15="http://schemas.microsoft.com/office/word/2012/wordml" xmlns:w16se="http://schemas.microsoft.com/office/word/2015/wordml/symex" xmlns:wpg="http://schemas.microsoft.com/office/word/2010/wordprocessingGroup" xmlns:wpi="http://schemas.microsoft.com/office/word/2010/wordprocessingInk" xmlns:wne="http://schemas.microsoft.com/office/word/2006/wordml" xmlns:wps="http://schemas.microsoft.com/office/word/2010/wordprocessingShape" mc:Ignorable="w14 w15 w16se wp14">
+<w:document xmlns:wpc="http://schemas.microsoft.com/office/word/2010/wordprocessingCanvas" xmlns:cx="http://schemas.microsoft.com/office/drawing/2014/chartex" xmlns:cx1="http://schemas.microsoft.com/office/drawing/2015/9/8/chartex" xmlns:cx2="http://schemas.microsoft.com/office/drawing/2015/10/21/chartex" xmlns:cx3="http://schemas.microsoft.com/office/drawing/2016/5/9/chartex" xmlns:cx4="http://schemas.microsoft.com/office/drawing/2016/5/10/chartex" xmlns:cx5="http://schemas.microsoft.com/office/drawing/2016/5/11/chartex" xmlns:cx6="http://schemas.microsoft.com/office/drawing/2016/5/12/chartex" xmlns:cx7="http://schemas.microsoft.com/office/drawing/2016/5/13/chartex" xmlns:cx8="http://schemas.microsoft.com/office/drawing/2016/5/14/chartex" xmlns:mc="http://schemas.openxmlformats.org/markup-compatibility/2006" xmlns:aink="http://schemas.microsoft.com/office/drawing/2016/ink" xmlns:am3d="http://schemas.microsoft.com/office/drawing/2017/model3d" xmlns:o="urn:schemas-microsoft-com:office:office" xmlns:oel="http://schemas.microsoft.com/office/2019/extlst" xmlns:r="http://schemas.openxmlformats.org/officeDocument/2006/relationships" xmlns:m="http://schemas.openxmlformats.org/officeDocument/2006/math" xmlns:v="urn:schemas-microsoft-com:vml" xmlns:wp14="http://schemas.microsoft.com/office/word/2010/wordprocessingDrawing" xmlns:wp="http://schemas.openxmlformats.org/drawingml/2006/wordprocessingDrawing" xmlns:w10="urn:schemas-microsoft-com:office:word" xmlns:w="http://schemas.openxmlformats.org/wordprocessingml/2006/main" xmlns:w14="http://schemas.microsoft.com/office/word/2010/wordml" xmlns:w15="http://schemas.microsoft.com/office/word/2012/wordml" xmlns:w16cex="http://schemas.microsoft.com/office/word/2018/wordml/cex" xmlns:w16cid="http://schemas.microsoft.com/office/word/2016/wordml/cid" xmlns:w16="http://schemas.microsoft.com/office/word/2018/wordml" xmlns:w16du="http://schemas.microsoft.com/office/word/2023/wordml/word16du" xmlns:w16sdtdh="http://schemas.microsoft.com/office/word/2020/wordml/sdtdatahash" xmlns:w16sdtfl="http://schemas.microsoft.com/office/word/2024/wordml/sdtformatlock" xmlns:w16se="http://schemas.microsoft.com/office/word/2015/wordml/symex" xmlns:wpg="http://schemas.microsoft.com/office/word/2010/wordprocessingGroup" xmlns:wpi="http://schemas.microsoft.com/office/word/2010/wordprocessingInk" xmlns:wne="http://schemas.microsoft.com/office/word/2006/wordml" xmlns:wps="http://schemas.microsoft.com/office/word/2010/wordprocessingShape" mc:Ignorable="w14 w15 w16se w16cid w16 w16cex w16sdtdh w16sdtfl w16du wp14">
   <w:body>
     <w:p>
       <w:pPr>
@@ -354,7 +354,6 @@
                     <a:ln>
                       <a:noFill/>
                     </a:ln>
-                    <a:extLst/>
                   </pic:spPr>
                 </pic:pic>
               </a:graphicData>
@@ -420,7 +419,6 @@
                     <a:ln>
                       <a:noFill/>
                     </a:ln>
-                    <a:extLst/>
                   </pic:spPr>
                 </pic:pic>
               </a:graphicData>
@@ -5331,6 +5329,2565 @@
     </w:p>
     <w:p>
       <w:pPr>
+        <w:widowControl/>
+        <w:shd w:val="clear" w:color="auto" w:fill="FFFFFF"/>
+        <w:wordWrap/>
+        <w:autoSpaceDE/>
+        <w:autoSpaceDN/>
+        <w:spacing w:after="0" w:line="240" w:lineRule="auto"/>
+        <w:rPr>
+          <w:rFonts w:ascii="Consolas" w:eastAsia="굴림" w:hAnsi="Consolas" w:cs="굴림"/>
+          <w:color w:val="000000"/>
+          <w:kern w:val="0"/>
+          <w:sz w:val="18"/>
+          <w:szCs w:val="18"/>
+        </w:rPr>
+      </w:pPr>
+      <w:r>
+        <w:rPr>
+          <w:rFonts w:ascii="돋움체" w:eastAsia="돋움체" w:cs="돋움체"/>
+          <w:color w:val="000000"/>
+          <w:kern w:val="0"/>
+          <w:sz w:val="19"/>
+          <w:szCs w:val="19"/>
+        </w:rPr>
+        <w:t xml:space="preserve">  </w:t>
+      </w:r>
+      <w:r>
+        <w:rPr>
+          <w:rFonts w:ascii="Consolas" w:eastAsia="굴림" w:hAnsi="Consolas" w:cs="굴림"/>
+          <w:color w:val="800000"/>
+          <w:kern w:val="0"/>
+          <w:sz w:val="18"/>
+          <w:szCs w:val="18"/>
+        </w:rPr>
+        <w:t>&lt;form</w:t>
+      </w:r>
+      <w:r>
+        <w:rPr>
+          <w:rFonts w:ascii="Consolas" w:eastAsia="굴림" w:hAnsi="Consolas" w:cs="굴림"/>
+          <w:color w:val="000000"/>
+          <w:kern w:val="0"/>
+          <w:sz w:val="18"/>
+          <w:szCs w:val="18"/>
+        </w:rPr>
+        <w:t xml:space="preserve"> </w:t>
+      </w:r>
+      <w:r>
+        <w:rPr>
+          <w:rFonts w:ascii="Consolas" w:eastAsia="굴림" w:hAnsi="Consolas" w:cs="굴림"/>
+          <w:color w:val="E50000"/>
+          <w:kern w:val="0"/>
+          <w:sz w:val="18"/>
+          <w:szCs w:val="18"/>
+        </w:rPr>
+        <w:t>action</w:t>
+      </w:r>
+      <w:r>
+        <w:rPr>
+          <w:rFonts w:ascii="Consolas" w:eastAsia="굴림" w:hAnsi="Consolas" w:cs="굴림"/>
+          <w:color w:val="000000"/>
+          <w:kern w:val="0"/>
+          <w:sz w:val="18"/>
+          <w:szCs w:val="18"/>
+        </w:rPr>
+        <w:t>=</w:t>
+      </w:r>
+      <w:r>
+        <w:rPr>
+          <w:rFonts w:ascii="Consolas" w:eastAsia="굴림" w:hAnsi="Consolas" w:cs="굴림"/>
+          <w:color w:val="0000FF"/>
+          <w:kern w:val="0"/>
+          <w:sz w:val="18"/>
+          <w:szCs w:val="18"/>
+        </w:rPr>
+        <w:t>"#"</w:t>
+      </w:r>
+      <w:r>
+        <w:rPr>
+          <w:rFonts w:ascii="Consolas" w:eastAsia="굴림" w:hAnsi="Consolas" w:cs="굴림"/>
+          <w:color w:val="000000"/>
+          <w:kern w:val="0"/>
+          <w:sz w:val="18"/>
+          <w:szCs w:val="18"/>
+        </w:rPr>
+        <w:t xml:space="preserve"> </w:t>
+      </w:r>
+      <w:r>
+        <w:rPr>
+          <w:rFonts w:ascii="Consolas" w:eastAsia="굴림" w:hAnsi="Consolas" w:cs="굴림"/>
+          <w:color w:val="E50000"/>
+          <w:kern w:val="0"/>
+          <w:sz w:val="18"/>
+          <w:szCs w:val="18"/>
+        </w:rPr>
+        <w:t>name</w:t>
+      </w:r>
+      <w:r>
+        <w:rPr>
+          <w:rFonts w:ascii="Consolas" w:eastAsia="굴림" w:hAnsi="Consolas" w:cs="굴림"/>
+          <w:color w:val="000000"/>
+          <w:kern w:val="0"/>
+          <w:sz w:val="18"/>
+          <w:szCs w:val="18"/>
+        </w:rPr>
+        <w:t>=</w:t>
+      </w:r>
+      <w:r>
+        <w:rPr>
+          <w:rFonts w:ascii="Consolas" w:eastAsia="굴림" w:hAnsi="Consolas" w:cs="굴림"/>
+          <w:color w:val="0000FF"/>
+          <w:kern w:val="0"/>
+          <w:sz w:val="18"/>
+          <w:szCs w:val="18"/>
+        </w:rPr>
+        <w:t>"frm"</w:t>
+      </w:r>
+      <w:r>
+        <w:rPr>
+          <w:rFonts w:ascii="Consolas" w:eastAsia="굴림" w:hAnsi="Consolas" w:cs="굴림"/>
+          <w:color w:val="000000"/>
+          <w:kern w:val="0"/>
+          <w:sz w:val="18"/>
+          <w:szCs w:val="18"/>
+        </w:rPr>
+        <w:t xml:space="preserve"> </w:t>
+      </w:r>
+      <w:r>
+        <w:rPr>
+          <w:rFonts w:ascii="Consolas" w:eastAsia="굴림" w:hAnsi="Consolas" w:cs="굴림"/>
+          <w:color w:val="E50000"/>
+          <w:kern w:val="0"/>
+          <w:sz w:val="18"/>
+          <w:szCs w:val="18"/>
+        </w:rPr>
+        <w:t>onsubmit</w:t>
+      </w:r>
+      <w:r>
+        <w:rPr>
+          <w:rFonts w:ascii="Consolas" w:eastAsia="굴림" w:hAnsi="Consolas" w:cs="굴림"/>
+          <w:color w:val="000000"/>
+          <w:kern w:val="0"/>
+          <w:sz w:val="18"/>
+          <w:szCs w:val="18"/>
+        </w:rPr>
+        <w:t>=</w:t>
+      </w:r>
+      <w:r>
+        <w:rPr>
+          <w:rFonts w:ascii="Consolas" w:eastAsia="굴림" w:hAnsi="Consolas" w:cs="굴림"/>
+          <w:color w:val="0000FF"/>
+          <w:kern w:val="0"/>
+          <w:sz w:val="18"/>
+          <w:szCs w:val="18"/>
+        </w:rPr>
+        <w:t>"</w:t>
+      </w:r>
+      <w:r>
+        <w:rPr>
+          <w:rFonts w:ascii="Consolas" w:eastAsia="굴림" w:hAnsi="Consolas" w:cs="굴림"/>
+          <w:color w:val="AF00DB"/>
+          <w:kern w:val="0"/>
+          <w:sz w:val="18"/>
+          <w:szCs w:val="18"/>
+        </w:rPr>
+        <w:t>return</w:t>
+      </w:r>
+      <w:r>
+        <w:rPr>
+          <w:rFonts w:ascii="Consolas" w:eastAsia="굴림" w:hAnsi="Consolas" w:cs="굴림"/>
+          <w:color w:val="0000FF"/>
+          <w:kern w:val="0"/>
+          <w:sz w:val="18"/>
+          <w:szCs w:val="18"/>
+        </w:rPr>
+        <w:t xml:space="preserve"> </w:t>
+      </w:r>
+      <w:r>
+        <w:rPr>
+          <w:rFonts w:ascii="Consolas" w:eastAsia="굴림" w:hAnsi="Consolas" w:cs="굴림"/>
+          <w:color w:val="795E26"/>
+          <w:kern w:val="0"/>
+          <w:sz w:val="18"/>
+          <w:szCs w:val="18"/>
+        </w:rPr>
+        <w:t>joinCheck</w:t>
+      </w:r>
+      <w:r>
+        <w:rPr>
+          <w:rFonts w:ascii="Consolas" w:eastAsia="굴림" w:hAnsi="Consolas" w:cs="굴림"/>
+          <w:color w:val="0000FF"/>
+          <w:kern w:val="0"/>
+          <w:sz w:val="18"/>
+          <w:szCs w:val="18"/>
+        </w:rPr>
+        <w:t>()"</w:t>
+      </w:r>
+      <w:r>
+        <w:rPr>
+          <w:rFonts w:ascii="Consolas" w:eastAsia="굴림" w:hAnsi="Consolas" w:cs="굴림"/>
+          <w:color w:val="800000"/>
+          <w:kern w:val="0"/>
+          <w:sz w:val="18"/>
+          <w:szCs w:val="18"/>
+        </w:rPr>
+        <w:t>&gt;</w:t>
+      </w:r>
+    </w:p>
+    <w:p>
+      <w:pPr>
+        <w:widowControl/>
+        <w:shd w:val="clear" w:color="auto" w:fill="FFFFFF"/>
+        <w:wordWrap/>
+        <w:autoSpaceDE/>
+        <w:autoSpaceDN/>
+        <w:spacing w:after="0" w:line="240" w:lineRule="auto"/>
+        <w:jc w:val="left"/>
+        <w:rPr>
+          <w:rFonts w:ascii="Consolas" w:eastAsia="굴림" w:hAnsi="Consolas" w:cs="굴림"/>
+          <w:color w:val="000000"/>
+          <w:kern w:val="0"/>
+          <w:sz w:val="18"/>
+          <w:szCs w:val="18"/>
+        </w:rPr>
+      </w:pPr>
+      <w:r>
+        <w:rPr>
+          <w:rFonts w:ascii="Consolas" w:eastAsia="굴림" w:hAnsi="Consolas" w:cs="굴림"/>
+          <w:color w:val="000000"/>
+          <w:kern w:val="0"/>
+          <w:sz w:val="18"/>
+          <w:szCs w:val="18"/>
+        </w:rPr>
+        <w:t xml:space="preserve">    </w:t>
+      </w:r>
+      <w:r>
+        <w:rPr>
+          <w:rFonts w:ascii="Consolas" w:eastAsia="굴림" w:hAnsi="Consolas" w:cs="굴림"/>
+          <w:color w:val="800000"/>
+          <w:kern w:val="0"/>
+          <w:sz w:val="18"/>
+          <w:szCs w:val="18"/>
+        </w:rPr>
+        <w:t>&lt;table&gt;</w:t>
+      </w:r>
+    </w:p>
+    <w:p>
+      <w:pPr>
+        <w:widowControl/>
+        <w:shd w:val="clear" w:color="auto" w:fill="FFFFFF"/>
+        <w:wordWrap/>
+        <w:autoSpaceDE/>
+        <w:autoSpaceDN/>
+        <w:spacing w:after="0" w:line="240" w:lineRule="auto"/>
+        <w:jc w:val="left"/>
+        <w:rPr>
+          <w:rFonts w:ascii="Consolas" w:eastAsia="굴림" w:hAnsi="Consolas" w:cs="굴림"/>
+          <w:color w:val="000000"/>
+          <w:kern w:val="0"/>
+          <w:sz w:val="18"/>
+          <w:szCs w:val="18"/>
+        </w:rPr>
+      </w:pPr>
+      <w:r>
+        <w:rPr>
+          <w:rFonts w:ascii="Consolas" w:eastAsia="굴림" w:hAnsi="Consolas" w:cs="굴림"/>
+          <w:color w:val="000000"/>
+          <w:kern w:val="0"/>
+          <w:sz w:val="18"/>
+          <w:szCs w:val="18"/>
+        </w:rPr>
+        <w:t xml:space="preserve">      </w:t>
+      </w:r>
+      <w:r>
+        <w:rPr>
+          <w:rFonts w:ascii="Consolas" w:eastAsia="굴림" w:hAnsi="Consolas" w:cs="굴림"/>
+          <w:color w:val="800000"/>
+          <w:kern w:val="0"/>
+          <w:sz w:val="18"/>
+          <w:szCs w:val="18"/>
+        </w:rPr>
+        <w:t>&lt;tr&gt;</w:t>
+      </w:r>
+    </w:p>
+    <w:p>
+      <w:pPr>
+        <w:widowControl/>
+        <w:shd w:val="clear" w:color="auto" w:fill="FFFFFF"/>
+        <w:wordWrap/>
+        <w:autoSpaceDE/>
+        <w:autoSpaceDN/>
+        <w:spacing w:after="0" w:line="240" w:lineRule="auto"/>
+        <w:jc w:val="left"/>
+        <w:rPr>
+          <w:rFonts w:ascii="Consolas" w:eastAsia="굴림" w:hAnsi="Consolas" w:cs="굴림"/>
+          <w:color w:val="000000"/>
+          <w:kern w:val="0"/>
+          <w:sz w:val="18"/>
+          <w:szCs w:val="18"/>
+        </w:rPr>
+      </w:pPr>
+      <w:r>
+        <w:rPr>
+          <w:rFonts w:ascii="Consolas" w:eastAsia="굴림" w:hAnsi="Consolas" w:cs="굴림"/>
+          <w:color w:val="000000"/>
+          <w:kern w:val="0"/>
+          <w:sz w:val="18"/>
+          <w:szCs w:val="18"/>
+        </w:rPr>
+        <w:t xml:space="preserve">        </w:t>
+      </w:r>
+      <w:r>
+        <w:rPr>
+          <w:rFonts w:ascii="Consolas" w:eastAsia="굴림" w:hAnsi="Consolas" w:cs="굴림"/>
+          <w:color w:val="800000"/>
+          <w:kern w:val="0"/>
+          <w:sz w:val="18"/>
+          <w:szCs w:val="18"/>
+        </w:rPr>
+        <w:t>&lt;th&gt;</w:t>
+      </w:r>
+      <w:r>
+        <w:rPr>
+          <w:rFonts w:ascii="Consolas" w:eastAsia="굴림" w:hAnsi="Consolas" w:cs="굴림"/>
+          <w:color w:val="000000"/>
+          <w:kern w:val="0"/>
+          <w:sz w:val="18"/>
+          <w:szCs w:val="18"/>
+        </w:rPr>
+        <w:t>이름</w:t>
+      </w:r>
+      <w:r>
+        <w:rPr>
+          <w:rFonts w:ascii="Consolas" w:eastAsia="굴림" w:hAnsi="Consolas" w:cs="굴림"/>
+          <w:color w:val="800000"/>
+          <w:kern w:val="0"/>
+          <w:sz w:val="18"/>
+          <w:szCs w:val="18"/>
+        </w:rPr>
+        <w:t>&lt;/th&gt;</w:t>
+      </w:r>
+    </w:p>
+    <w:p>
+      <w:pPr>
+        <w:widowControl/>
+        <w:shd w:val="clear" w:color="auto" w:fill="FFFFFF"/>
+        <w:wordWrap/>
+        <w:autoSpaceDE/>
+        <w:autoSpaceDN/>
+        <w:spacing w:after="0" w:line="240" w:lineRule="auto"/>
+        <w:jc w:val="left"/>
+        <w:rPr>
+          <w:rFonts w:ascii="Consolas" w:eastAsia="굴림" w:hAnsi="Consolas" w:cs="굴림"/>
+          <w:color w:val="000000"/>
+          <w:kern w:val="0"/>
+          <w:sz w:val="18"/>
+          <w:szCs w:val="18"/>
+        </w:rPr>
+      </w:pPr>
+      <w:r>
+        <w:rPr>
+          <w:rFonts w:ascii="Consolas" w:eastAsia="굴림" w:hAnsi="Consolas" w:cs="굴림"/>
+          <w:color w:val="000000"/>
+          <w:kern w:val="0"/>
+          <w:sz w:val="18"/>
+          <w:szCs w:val="18"/>
+        </w:rPr>
+        <w:t xml:space="preserve">        </w:t>
+      </w:r>
+      <w:r>
+        <w:rPr>
+          <w:rFonts w:ascii="Consolas" w:eastAsia="굴림" w:hAnsi="Consolas" w:cs="굴림"/>
+          <w:color w:val="800000"/>
+          <w:kern w:val="0"/>
+          <w:sz w:val="18"/>
+          <w:szCs w:val="18"/>
+        </w:rPr>
+        <w:t>&lt;td&gt;</w:t>
+      </w:r>
+    </w:p>
+    <w:p>
+      <w:pPr>
+        <w:widowControl/>
+        <w:shd w:val="clear" w:color="auto" w:fill="FFFFFF"/>
+        <w:wordWrap/>
+        <w:autoSpaceDE/>
+        <w:autoSpaceDN/>
+        <w:spacing w:after="0" w:line="240" w:lineRule="auto"/>
+        <w:jc w:val="left"/>
+        <w:rPr>
+          <w:rFonts w:ascii="Consolas" w:eastAsia="굴림" w:hAnsi="Consolas" w:cs="굴림"/>
+          <w:color w:val="000000"/>
+          <w:kern w:val="0"/>
+          <w:sz w:val="18"/>
+          <w:szCs w:val="18"/>
+        </w:rPr>
+      </w:pPr>
+      <w:r>
+        <w:rPr>
+          <w:rFonts w:ascii="Consolas" w:eastAsia="굴림" w:hAnsi="Consolas" w:cs="굴림"/>
+          <w:color w:val="000000"/>
+          <w:kern w:val="0"/>
+          <w:sz w:val="18"/>
+          <w:szCs w:val="18"/>
+        </w:rPr>
+        <w:t xml:space="preserve">          </w:t>
+      </w:r>
+      <w:r>
+        <w:rPr>
+          <w:rFonts w:ascii="Consolas" w:eastAsia="굴림" w:hAnsi="Consolas" w:cs="굴림"/>
+          <w:color w:val="800000"/>
+          <w:kern w:val="0"/>
+          <w:sz w:val="18"/>
+          <w:szCs w:val="18"/>
+        </w:rPr>
+        <w:t>&lt;input</w:t>
+      </w:r>
+      <w:r>
+        <w:rPr>
+          <w:rFonts w:ascii="Consolas" w:eastAsia="굴림" w:hAnsi="Consolas" w:cs="굴림"/>
+          <w:color w:val="000000"/>
+          <w:kern w:val="0"/>
+          <w:sz w:val="18"/>
+          <w:szCs w:val="18"/>
+        </w:rPr>
+        <w:t xml:space="preserve"> </w:t>
+      </w:r>
+      <w:r>
+        <w:rPr>
+          <w:rFonts w:ascii="Consolas" w:eastAsia="굴림" w:hAnsi="Consolas" w:cs="굴림"/>
+          <w:color w:val="E50000"/>
+          <w:kern w:val="0"/>
+          <w:sz w:val="18"/>
+          <w:szCs w:val="18"/>
+        </w:rPr>
+        <w:t>type</w:t>
+      </w:r>
+      <w:r>
+        <w:rPr>
+          <w:rFonts w:ascii="Consolas" w:eastAsia="굴림" w:hAnsi="Consolas" w:cs="굴림"/>
+          <w:color w:val="000000"/>
+          <w:kern w:val="0"/>
+          <w:sz w:val="18"/>
+          <w:szCs w:val="18"/>
+        </w:rPr>
+        <w:t>=</w:t>
+      </w:r>
+      <w:r>
+        <w:rPr>
+          <w:rFonts w:ascii="Consolas" w:eastAsia="굴림" w:hAnsi="Consolas" w:cs="굴림"/>
+          <w:color w:val="0000FF"/>
+          <w:kern w:val="0"/>
+          <w:sz w:val="18"/>
+          <w:szCs w:val="18"/>
+        </w:rPr>
+        <w:t>"text"</w:t>
+      </w:r>
+      <w:r>
+        <w:rPr>
+          <w:rFonts w:ascii="Consolas" w:eastAsia="굴림" w:hAnsi="Consolas" w:cs="굴림"/>
+          <w:color w:val="000000"/>
+          <w:kern w:val="0"/>
+          <w:sz w:val="18"/>
+          <w:szCs w:val="18"/>
+        </w:rPr>
+        <w:t xml:space="preserve"> </w:t>
+      </w:r>
+      <w:r>
+        <w:rPr>
+          <w:rFonts w:ascii="Consolas" w:eastAsia="굴림" w:hAnsi="Consolas" w:cs="굴림"/>
+          <w:color w:val="E50000"/>
+          <w:kern w:val="0"/>
+          <w:sz w:val="18"/>
+          <w:szCs w:val="18"/>
+        </w:rPr>
+        <w:t>name</w:t>
+      </w:r>
+      <w:r>
+        <w:rPr>
+          <w:rFonts w:ascii="Consolas" w:eastAsia="굴림" w:hAnsi="Consolas" w:cs="굴림"/>
+          <w:color w:val="000000"/>
+          <w:kern w:val="0"/>
+          <w:sz w:val="18"/>
+          <w:szCs w:val="18"/>
+        </w:rPr>
+        <w:t>=</w:t>
+      </w:r>
+      <w:r>
+        <w:rPr>
+          <w:rFonts w:ascii="Consolas" w:eastAsia="굴림" w:hAnsi="Consolas" w:cs="굴림"/>
+          <w:color w:val="0000FF"/>
+          <w:kern w:val="0"/>
+          <w:sz w:val="18"/>
+          <w:szCs w:val="18"/>
+        </w:rPr>
+        <w:t>"name"</w:t>
+      </w:r>
+      <w:r>
+        <w:rPr>
+          <w:rFonts w:ascii="Consolas" w:eastAsia="굴림" w:hAnsi="Consolas" w:cs="굴림"/>
+          <w:color w:val="000000"/>
+          <w:kern w:val="0"/>
+          <w:sz w:val="18"/>
+          <w:szCs w:val="18"/>
+        </w:rPr>
+        <w:t xml:space="preserve"> </w:t>
+      </w:r>
+      <w:r>
+        <w:rPr>
+          <w:rFonts w:ascii="Consolas" w:eastAsia="굴림" w:hAnsi="Consolas" w:cs="굴림"/>
+          <w:color w:val="E50000"/>
+          <w:kern w:val="0"/>
+          <w:sz w:val="18"/>
+          <w:szCs w:val="18"/>
+        </w:rPr>
+        <w:t>placeholder</w:t>
+      </w:r>
+      <w:r>
+        <w:rPr>
+          <w:rFonts w:ascii="Consolas" w:eastAsia="굴림" w:hAnsi="Consolas" w:cs="굴림"/>
+          <w:color w:val="000000"/>
+          <w:kern w:val="0"/>
+          <w:sz w:val="18"/>
+          <w:szCs w:val="18"/>
+        </w:rPr>
+        <w:t>=</w:t>
+      </w:r>
+      <w:r>
+        <w:rPr>
+          <w:rFonts w:ascii="Consolas" w:eastAsia="굴림" w:hAnsi="Consolas" w:cs="굴림"/>
+          <w:color w:val="0000FF"/>
+          <w:kern w:val="0"/>
+          <w:sz w:val="18"/>
+          <w:szCs w:val="18"/>
+        </w:rPr>
+        <w:t>"</w:t>
+      </w:r>
+      <w:r>
+        <w:rPr>
+          <w:rFonts w:ascii="Consolas" w:eastAsia="굴림" w:hAnsi="Consolas" w:cs="굴림"/>
+          <w:color w:val="0000FF"/>
+          <w:kern w:val="0"/>
+          <w:sz w:val="18"/>
+          <w:szCs w:val="18"/>
+        </w:rPr>
+        <w:t>특수문자와</w:t>
+      </w:r>
+      <w:r>
+        <w:rPr>
+          <w:rFonts w:ascii="Consolas" w:eastAsia="굴림" w:hAnsi="Consolas" w:cs="굴림"/>
+          <w:color w:val="0000FF"/>
+          <w:kern w:val="0"/>
+          <w:sz w:val="18"/>
+          <w:szCs w:val="18"/>
+        </w:rPr>
+        <w:t xml:space="preserve"> </w:t>
+      </w:r>
+      <w:r>
+        <w:rPr>
+          <w:rFonts w:ascii="Consolas" w:eastAsia="굴림" w:hAnsi="Consolas" w:cs="굴림"/>
+          <w:color w:val="0000FF"/>
+          <w:kern w:val="0"/>
+          <w:sz w:val="18"/>
+          <w:szCs w:val="18"/>
+        </w:rPr>
+        <w:t>숫자</w:t>
+      </w:r>
+      <w:r>
+        <w:rPr>
+          <w:rFonts w:ascii="Consolas" w:eastAsia="굴림" w:hAnsi="Consolas" w:cs="굴림"/>
+          <w:color w:val="0000FF"/>
+          <w:kern w:val="0"/>
+          <w:sz w:val="18"/>
+          <w:szCs w:val="18"/>
+        </w:rPr>
+        <w:t xml:space="preserve"> </w:t>
+      </w:r>
+      <w:r>
+        <w:rPr>
+          <w:rFonts w:ascii="Consolas" w:eastAsia="굴림" w:hAnsi="Consolas" w:cs="굴림"/>
+          <w:color w:val="0000FF"/>
+          <w:kern w:val="0"/>
+          <w:sz w:val="18"/>
+          <w:szCs w:val="18"/>
+        </w:rPr>
+        <w:t>못</w:t>
+      </w:r>
+      <w:r>
+        <w:rPr>
+          <w:rFonts w:ascii="Consolas" w:eastAsia="굴림" w:hAnsi="Consolas" w:cs="굴림"/>
+          <w:color w:val="0000FF"/>
+          <w:kern w:val="0"/>
+          <w:sz w:val="18"/>
+          <w:szCs w:val="18"/>
+        </w:rPr>
+        <w:t xml:space="preserve"> </w:t>
+      </w:r>
+      <w:r>
+        <w:rPr>
+          <w:rFonts w:ascii="Consolas" w:eastAsia="굴림" w:hAnsi="Consolas" w:cs="굴림"/>
+          <w:color w:val="0000FF"/>
+          <w:kern w:val="0"/>
+          <w:sz w:val="18"/>
+          <w:szCs w:val="18"/>
+        </w:rPr>
+        <w:t>와</w:t>
+      </w:r>
+      <w:r>
+        <w:rPr>
+          <w:rFonts w:ascii="Consolas" w:eastAsia="굴림" w:hAnsi="Consolas" w:cs="굴림"/>
+          <w:color w:val="0000FF"/>
+          <w:kern w:val="0"/>
+          <w:sz w:val="18"/>
+          <w:szCs w:val="18"/>
+        </w:rPr>
+        <w:t>"</w:t>
+      </w:r>
+      <w:r>
+        <w:rPr>
+          <w:rFonts w:ascii="Consolas" w:eastAsia="굴림" w:hAnsi="Consolas" w:cs="굴림"/>
+          <w:color w:val="000000"/>
+          <w:kern w:val="0"/>
+          <w:sz w:val="18"/>
+          <w:szCs w:val="18"/>
+        </w:rPr>
+        <w:t xml:space="preserve"> </w:t>
+      </w:r>
+    </w:p>
+    <w:p>
+      <w:pPr>
+        <w:widowControl/>
+        <w:shd w:val="clear" w:color="auto" w:fill="FFFFFF"/>
+        <w:wordWrap/>
+        <w:autoSpaceDE/>
+        <w:autoSpaceDN/>
+        <w:spacing w:after="0" w:line="240" w:lineRule="auto"/>
+        <w:jc w:val="left"/>
+        <w:rPr>
+          <w:rFonts w:ascii="Consolas" w:eastAsia="굴림" w:hAnsi="Consolas" w:cs="굴림"/>
+          <w:color w:val="000000"/>
+          <w:kern w:val="0"/>
+          <w:sz w:val="18"/>
+          <w:szCs w:val="18"/>
+        </w:rPr>
+      </w:pPr>
+      <w:r>
+        <w:rPr>
+          <w:rFonts w:ascii="Consolas" w:eastAsia="굴림" w:hAnsi="Consolas" w:cs="굴림"/>
+          <w:color w:val="000000"/>
+          <w:kern w:val="0"/>
+          <w:sz w:val="18"/>
+          <w:szCs w:val="18"/>
+        </w:rPr>
+        <w:t xml:space="preserve">                        </w:t>
+      </w:r>
+      <w:r>
+        <w:rPr>
+          <w:rFonts w:ascii="Consolas" w:eastAsia="굴림" w:hAnsi="Consolas" w:cs="굴림"/>
+          <w:color w:val="E50000"/>
+          <w:kern w:val="0"/>
+          <w:sz w:val="18"/>
+          <w:szCs w:val="18"/>
+        </w:rPr>
+        <w:t>autofocus</w:t>
+      </w:r>
+      <w:r>
+        <w:rPr>
+          <w:rFonts w:ascii="Consolas" w:eastAsia="굴림" w:hAnsi="Consolas" w:cs="굴림"/>
+          <w:color w:val="000000"/>
+          <w:kern w:val="0"/>
+          <w:sz w:val="18"/>
+          <w:szCs w:val="18"/>
+        </w:rPr>
+        <w:t>=</w:t>
+      </w:r>
+      <w:r>
+        <w:rPr>
+          <w:rFonts w:ascii="Consolas" w:eastAsia="굴림" w:hAnsi="Consolas" w:cs="굴림"/>
+          <w:color w:val="0000FF"/>
+          <w:kern w:val="0"/>
+          <w:sz w:val="18"/>
+          <w:szCs w:val="18"/>
+        </w:rPr>
+        <w:t>"autofocus"</w:t>
+      </w:r>
+      <w:r>
+        <w:rPr>
+          <w:rFonts w:ascii="Consolas" w:eastAsia="굴림" w:hAnsi="Consolas" w:cs="굴림"/>
+          <w:color w:val="800000"/>
+          <w:kern w:val="0"/>
+          <w:sz w:val="18"/>
+          <w:szCs w:val="18"/>
+        </w:rPr>
+        <w:t>/&gt;</w:t>
+      </w:r>
+    </w:p>
+    <w:p>
+      <w:pPr>
+        <w:widowControl/>
+        <w:shd w:val="clear" w:color="auto" w:fill="FFFFFF"/>
+        <w:wordWrap/>
+        <w:autoSpaceDE/>
+        <w:autoSpaceDN/>
+        <w:spacing w:after="0" w:line="240" w:lineRule="auto"/>
+        <w:jc w:val="left"/>
+        <w:rPr>
+          <w:rFonts w:ascii="Consolas" w:eastAsia="굴림" w:hAnsi="Consolas" w:cs="굴림"/>
+          <w:color w:val="000000"/>
+          <w:kern w:val="0"/>
+          <w:sz w:val="18"/>
+          <w:szCs w:val="18"/>
+        </w:rPr>
+      </w:pPr>
+      <w:r>
+        <w:rPr>
+          <w:rFonts w:ascii="Consolas" w:eastAsia="굴림" w:hAnsi="Consolas" w:cs="굴림"/>
+          <w:color w:val="000000"/>
+          <w:kern w:val="0"/>
+          <w:sz w:val="18"/>
+          <w:szCs w:val="18"/>
+        </w:rPr>
+        <w:t xml:space="preserve">        </w:t>
+      </w:r>
+      <w:r>
+        <w:rPr>
+          <w:rFonts w:ascii="Consolas" w:eastAsia="굴림" w:hAnsi="Consolas" w:cs="굴림"/>
+          <w:color w:val="800000"/>
+          <w:kern w:val="0"/>
+          <w:sz w:val="18"/>
+          <w:szCs w:val="18"/>
+        </w:rPr>
+        <w:t>&lt;/td&gt;</w:t>
+      </w:r>
+    </w:p>
+    <w:p>
+      <w:pPr>
+        <w:widowControl/>
+        <w:shd w:val="clear" w:color="auto" w:fill="FFFFFF"/>
+        <w:wordWrap/>
+        <w:autoSpaceDE/>
+        <w:autoSpaceDN/>
+        <w:spacing w:after="0" w:line="240" w:lineRule="auto"/>
+        <w:jc w:val="left"/>
+        <w:rPr>
+          <w:rFonts w:ascii="Consolas" w:eastAsia="굴림" w:hAnsi="Consolas" w:cs="굴림"/>
+          <w:color w:val="000000"/>
+          <w:kern w:val="0"/>
+          <w:sz w:val="18"/>
+          <w:szCs w:val="18"/>
+        </w:rPr>
+      </w:pPr>
+      <w:r>
+        <w:rPr>
+          <w:rFonts w:ascii="Consolas" w:eastAsia="굴림" w:hAnsi="Consolas" w:cs="굴림"/>
+          <w:color w:val="000000"/>
+          <w:kern w:val="0"/>
+          <w:sz w:val="18"/>
+          <w:szCs w:val="18"/>
+        </w:rPr>
+        <w:t xml:space="preserve">      </w:t>
+      </w:r>
+      <w:r>
+        <w:rPr>
+          <w:rFonts w:ascii="Consolas" w:eastAsia="굴림" w:hAnsi="Consolas" w:cs="굴림"/>
+          <w:color w:val="800000"/>
+          <w:kern w:val="0"/>
+          <w:sz w:val="18"/>
+          <w:szCs w:val="18"/>
+        </w:rPr>
+        <w:t>&lt;/tr&gt;</w:t>
+      </w:r>
+    </w:p>
+    <w:p>
+      <w:pPr>
+        <w:widowControl/>
+        <w:shd w:val="clear" w:color="auto" w:fill="FFFFFF"/>
+        <w:wordWrap/>
+        <w:autoSpaceDE/>
+        <w:autoSpaceDN/>
+        <w:spacing w:after="0" w:line="240" w:lineRule="auto"/>
+        <w:jc w:val="left"/>
+        <w:rPr>
+          <w:rFonts w:ascii="Consolas" w:eastAsia="굴림" w:hAnsi="Consolas" w:cs="굴림"/>
+          <w:color w:val="000000"/>
+          <w:kern w:val="0"/>
+          <w:sz w:val="18"/>
+          <w:szCs w:val="18"/>
+        </w:rPr>
+      </w:pPr>
+      <w:r>
+        <w:rPr>
+          <w:rFonts w:ascii="Consolas" w:eastAsia="굴림" w:hAnsi="Consolas" w:cs="굴림"/>
+          <w:color w:val="000000"/>
+          <w:kern w:val="0"/>
+          <w:sz w:val="18"/>
+          <w:szCs w:val="18"/>
+        </w:rPr>
+        <w:t xml:space="preserve">      </w:t>
+      </w:r>
+      <w:r>
+        <w:rPr>
+          <w:rFonts w:ascii="Consolas" w:eastAsia="굴림" w:hAnsi="Consolas" w:cs="굴림"/>
+          <w:color w:val="800000"/>
+          <w:kern w:val="0"/>
+          <w:sz w:val="18"/>
+          <w:szCs w:val="18"/>
+        </w:rPr>
+        <w:t>&lt;tr&gt;</w:t>
+      </w:r>
+    </w:p>
+    <w:p>
+      <w:pPr>
+        <w:widowControl/>
+        <w:shd w:val="clear" w:color="auto" w:fill="FFFFFF"/>
+        <w:wordWrap/>
+        <w:autoSpaceDE/>
+        <w:autoSpaceDN/>
+        <w:spacing w:after="0" w:line="240" w:lineRule="auto"/>
+        <w:jc w:val="left"/>
+        <w:rPr>
+          <w:rFonts w:ascii="Consolas" w:eastAsia="굴림" w:hAnsi="Consolas" w:cs="굴림"/>
+          <w:color w:val="000000"/>
+          <w:kern w:val="0"/>
+          <w:sz w:val="18"/>
+          <w:szCs w:val="18"/>
+        </w:rPr>
+      </w:pPr>
+      <w:r>
+        <w:rPr>
+          <w:rFonts w:ascii="Consolas" w:eastAsia="굴림" w:hAnsi="Consolas" w:cs="굴림"/>
+          <w:color w:val="000000"/>
+          <w:kern w:val="0"/>
+          <w:sz w:val="18"/>
+          <w:szCs w:val="18"/>
+        </w:rPr>
+        <w:t xml:space="preserve">        </w:t>
+      </w:r>
+      <w:r>
+        <w:rPr>
+          <w:rFonts w:ascii="Consolas" w:eastAsia="굴림" w:hAnsi="Consolas" w:cs="굴림"/>
+          <w:color w:val="800000"/>
+          <w:kern w:val="0"/>
+          <w:sz w:val="18"/>
+          <w:szCs w:val="18"/>
+        </w:rPr>
+        <w:t>&lt;th&gt;</w:t>
+      </w:r>
+      <w:r>
+        <w:rPr>
+          <w:rFonts w:ascii="Consolas" w:eastAsia="굴림" w:hAnsi="Consolas" w:cs="굴림"/>
+          <w:color w:val="000000"/>
+          <w:kern w:val="0"/>
+          <w:sz w:val="18"/>
+          <w:szCs w:val="18"/>
+        </w:rPr>
+        <w:t>메일</w:t>
+      </w:r>
+      <w:r>
+        <w:rPr>
+          <w:rFonts w:ascii="Consolas" w:eastAsia="굴림" w:hAnsi="Consolas" w:cs="굴림"/>
+          <w:color w:val="800000"/>
+          <w:kern w:val="0"/>
+          <w:sz w:val="18"/>
+          <w:szCs w:val="18"/>
+        </w:rPr>
+        <w:t>&lt;/th&gt;</w:t>
+      </w:r>
+    </w:p>
+    <w:p>
+      <w:pPr>
+        <w:widowControl/>
+        <w:shd w:val="clear" w:color="auto" w:fill="FFFFFF"/>
+        <w:wordWrap/>
+        <w:autoSpaceDE/>
+        <w:autoSpaceDN/>
+        <w:spacing w:after="0" w:line="240" w:lineRule="auto"/>
+        <w:jc w:val="left"/>
+        <w:rPr>
+          <w:rFonts w:ascii="Consolas" w:eastAsia="굴림" w:hAnsi="Consolas" w:cs="굴림"/>
+          <w:color w:val="000000"/>
+          <w:kern w:val="0"/>
+          <w:sz w:val="18"/>
+          <w:szCs w:val="18"/>
+        </w:rPr>
+      </w:pPr>
+      <w:r>
+        <w:rPr>
+          <w:rFonts w:ascii="Consolas" w:eastAsia="굴림" w:hAnsi="Consolas" w:cs="굴림"/>
+          <w:color w:val="000000"/>
+          <w:kern w:val="0"/>
+          <w:sz w:val="18"/>
+          <w:szCs w:val="18"/>
+        </w:rPr>
+        <w:t xml:space="preserve">        </w:t>
+      </w:r>
+      <w:r>
+        <w:rPr>
+          <w:rFonts w:ascii="Consolas" w:eastAsia="굴림" w:hAnsi="Consolas" w:cs="굴림"/>
+          <w:color w:val="800000"/>
+          <w:kern w:val="0"/>
+          <w:sz w:val="18"/>
+          <w:szCs w:val="18"/>
+        </w:rPr>
+        <w:t>&lt;td&gt;&lt;input</w:t>
+      </w:r>
+      <w:r>
+        <w:rPr>
+          <w:rFonts w:ascii="Consolas" w:eastAsia="굴림" w:hAnsi="Consolas" w:cs="굴림"/>
+          <w:color w:val="000000"/>
+          <w:kern w:val="0"/>
+          <w:sz w:val="18"/>
+          <w:szCs w:val="18"/>
+        </w:rPr>
+        <w:t xml:space="preserve"> </w:t>
+      </w:r>
+      <w:r>
+        <w:rPr>
+          <w:rFonts w:ascii="Consolas" w:eastAsia="굴림" w:hAnsi="Consolas" w:cs="굴림"/>
+          <w:color w:val="E50000"/>
+          <w:kern w:val="0"/>
+          <w:sz w:val="18"/>
+          <w:szCs w:val="18"/>
+        </w:rPr>
+        <w:t>type</w:t>
+      </w:r>
+      <w:r>
+        <w:rPr>
+          <w:rFonts w:ascii="Consolas" w:eastAsia="굴림" w:hAnsi="Consolas" w:cs="굴림"/>
+          <w:color w:val="000000"/>
+          <w:kern w:val="0"/>
+          <w:sz w:val="18"/>
+          <w:szCs w:val="18"/>
+        </w:rPr>
+        <w:t>=</w:t>
+      </w:r>
+      <w:r>
+        <w:rPr>
+          <w:rFonts w:ascii="Consolas" w:eastAsia="굴림" w:hAnsi="Consolas" w:cs="굴림"/>
+          <w:color w:val="0000FF"/>
+          <w:kern w:val="0"/>
+          <w:sz w:val="18"/>
+          <w:szCs w:val="18"/>
+        </w:rPr>
+        <w:t>"text"</w:t>
+      </w:r>
+      <w:r>
+        <w:rPr>
+          <w:rFonts w:ascii="Consolas" w:eastAsia="굴림" w:hAnsi="Consolas" w:cs="굴림"/>
+          <w:color w:val="000000"/>
+          <w:kern w:val="0"/>
+          <w:sz w:val="18"/>
+          <w:szCs w:val="18"/>
+        </w:rPr>
+        <w:t xml:space="preserve"> </w:t>
+      </w:r>
+      <w:r>
+        <w:rPr>
+          <w:rFonts w:ascii="Consolas" w:eastAsia="굴림" w:hAnsi="Consolas" w:cs="굴림"/>
+          <w:color w:val="E50000"/>
+          <w:kern w:val="0"/>
+          <w:sz w:val="18"/>
+          <w:szCs w:val="18"/>
+        </w:rPr>
+        <w:t>name</w:t>
+      </w:r>
+      <w:r>
+        <w:rPr>
+          <w:rFonts w:ascii="Consolas" w:eastAsia="굴림" w:hAnsi="Consolas" w:cs="굴림"/>
+          <w:color w:val="000000"/>
+          <w:kern w:val="0"/>
+          <w:sz w:val="18"/>
+          <w:szCs w:val="18"/>
+        </w:rPr>
+        <w:t>=</w:t>
+      </w:r>
+      <w:r>
+        <w:rPr>
+          <w:rFonts w:ascii="Consolas" w:eastAsia="굴림" w:hAnsi="Consolas" w:cs="굴림"/>
+          <w:color w:val="0000FF"/>
+          <w:kern w:val="0"/>
+          <w:sz w:val="18"/>
+          <w:szCs w:val="18"/>
+        </w:rPr>
+        <w:t>"mail"</w:t>
+      </w:r>
+      <w:r>
+        <w:rPr>
+          <w:rFonts w:ascii="Consolas" w:eastAsia="굴림" w:hAnsi="Consolas" w:cs="굴림"/>
+          <w:color w:val="000000"/>
+          <w:kern w:val="0"/>
+          <w:sz w:val="18"/>
+          <w:szCs w:val="18"/>
+        </w:rPr>
+        <w:t xml:space="preserve"> </w:t>
+      </w:r>
+      <w:r>
+        <w:rPr>
+          <w:rFonts w:ascii="Consolas" w:eastAsia="굴림" w:hAnsi="Consolas" w:cs="굴림"/>
+          <w:color w:val="E50000"/>
+          <w:kern w:val="0"/>
+          <w:sz w:val="18"/>
+          <w:szCs w:val="18"/>
+        </w:rPr>
+        <w:t>placeholder</w:t>
+      </w:r>
+      <w:r>
+        <w:rPr>
+          <w:rFonts w:ascii="Consolas" w:eastAsia="굴림" w:hAnsi="Consolas" w:cs="굴림"/>
+          <w:color w:val="000000"/>
+          <w:kern w:val="0"/>
+          <w:sz w:val="18"/>
+          <w:szCs w:val="18"/>
+        </w:rPr>
+        <w:t>=</w:t>
+      </w:r>
+      <w:r>
+        <w:rPr>
+          <w:rFonts w:ascii="Consolas" w:eastAsia="굴림" w:hAnsi="Consolas" w:cs="굴림"/>
+          <w:color w:val="0000FF"/>
+          <w:kern w:val="0"/>
+          <w:sz w:val="18"/>
+          <w:szCs w:val="18"/>
+        </w:rPr>
+        <w:t>"</w:t>
+      </w:r>
+      <w:r>
+        <w:rPr>
+          <w:rFonts w:ascii="Consolas" w:eastAsia="굴림" w:hAnsi="Consolas" w:cs="굴림"/>
+          <w:color w:val="0000FF"/>
+          <w:kern w:val="0"/>
+          <w:sz w:val="18"/>
+          <w:szCs w:val="18"/>
+        </w:rPr>
+        <w:t>메일</w:t>
+      </w:r>
+      <w:r>
+        <w:rPr>
+          <w:rFonts w:ascii="Consolas" w:eastAsia="굴림" w:hAnsi="Consolas" w:cs="굴림"/>
+          <w:color w:val="0000FF"/>
+          <w:kern w:val="0"/>
+          <w:sz w:val="18"/>
+          <w:szCs w:val="18"/>
+        </w:rPr>
+        <w:t xml:space="preserve"> </w:t>
+      </w:r>
+      <w:r>
+        <w:rPr>
+          <w:rFonts w:ascii="Consolas" w:eastAsia="굴림" w:hAnsi="Consolas" w:cs="굴림"/>
+          <w:color w:val="0000FF"/>
+          <w:kern w:val="0"/>
+          <w:sz w:val="18"/>
+          <w:szCs w:val="18"/>
+        </w:rPr>
+        <w:t>형식에</w:t>
+      </w:r>
+      <w:r>
+        <w:rPr>
+          <w:rFonts w:ascii="Consolas" w:eastAsia="굴림" w:hAnsi="Consolas" w:cs="굴림"/>
+          <w:color w:val="0000FF"/>
+          <w:kern w:val="0"/>
+          <w:sz w:val="18"/>
+          <w:szCs w:val="18"/>
+        </w:rPr>
+        <w:t xml:space="preserve"> </w:t>
+      </w:r>
+      <w:r>
+        <w:rPr>
+          <w:rFonts w:ascii="Consolas" w:eastAsia="굴림" w:hAnsi="Consolas" w:cs="굴림"/>
+          <w:color w:val="0000FF"/>
+          <w:kern w:val="0"/>
+          <w:sz w:val="18"/>
+          <w:szCs w:val="18"/>
+        </w:rPr>
+        <w:t>맞추세요</w:t>
+      </w:r>
+      <w:r>
+        <w:rPr>
+          <w:rFonts w:ascii="Consolas" w:eastAsia="굴림" w:hAnsi="Consolas" w:cs="굴림"/>
+          <w:color w:val="0000FF"/>
+          <w:kern w:val="0"/>
+          <w:sz w:val="18"/>
+          <w:szCs w:val="18"/>
+        </w:rPr>
+        <w:t>"</w:t>
+      </w:r>
+      <w:r>
+        <w:rPr>
+          <w:rFonts w:ascii="Consolas" w:eastAsia="굴림" w:hAnsi="Consolas" w:cs="굴림"/>
+          <w:color w:val="000000"/>
+          <w:kern w:val="0"/>
+          <w:sz w:val="18"/>
+          <w:szCs w:val="18"/>
+        </w:rPr>
+        <w:t xml:space="preserve"> </w:t>
+      </w:r>
+      <w:r>
+        <w:rPr>
+          <w:rFonts w:ascii="Consolas" w:eastAsia="굴림" w:hAnsi="Consolas" w:cs="굴림"/>
+          <w:color w:val="800000"/>
+          <w:kern w:val="0"/>
+          <w:sz w:val="18"/>
+          <w:szCs w:val="18"/>
+        </w:rPr>
+        <w:t>/&gt;&lt;/td&gt;</w:t>
+      </w:r>
+    </w:p>
+    <w:p>
+      <w:pPr>
+        <w:widowControl/>
+        <w:shd w:val="clear" w:color="auto" w:fill="FFFFFF"/>
+        <w:wordWrap/>
+        <w:autoSpaceDE/>
+        <w:autoSpaceDN/>
+        <w:spacing w:after="0" w:line="240" w:lineRule="auto"/>
+        <w:jc w:val="left"/>
+        <w:rPr>
+          <w:rFonts w:ascii="Consolas" w:eastAsia="굴림" w:hAnsi="Consolas" w:cs="굴림"/>
+          <w:color w:val="000000"/>
+          <w:kern w:val="0"/>
+          <w:sz w:val="18"/>
+          <w:szCs w:val="18"/>
+        </w:rPr>
+      </w:pPr>
+      <w:r>
+        <w:rPr>
+          <w:rFonts w:ascii="Consolas" w:eastAsia="굴림" w:hAnsi="Consolas" w:cs="굴림"/>
+          <w:color w:val="000000"/>
+          <w:kern w:val="0"/>
+          <w:sz w:val="18"/>
+          <w:szCs w:val="18"/>
+        </w:rPr>
+        <w:t xml:space="preserve">      </w:t>
+      </w:r>
+      <w:r>
+        <w:rPr>
+          <w:rFonts w:ascii="Consolas" w:eastAsia="굴림" w:hAnsi="Consolas" w:cs="굴림"/>
+          <w:color w:val="800000"/>
+          <w:kern w:val="0"/>
+          <w:sz w:val="18"/>
+          <w:szCs w:val="18"/>
+        </w:rPr>
+        <w:t>&lt;/tr&gt;</w:t>
+      </w:r>
+    </w:p>
+    <w:p>
+      <w:pPr>
+        <w:widowControl/>
+        <w:shd w:val="clear" w:color="auto" w:fill="FFFFFF"/>
+        <w:wordWrap/>
+        <w:autoSpaceDE/>
+        <w:autoSpaceDN/>
+        <w:spacing w:after="0" w:line="240" w:lineRule="auto"/>
+        <w:jc w:val="left"/>
+        <w:rPr>
+          <w:rFonts w:ascii="Consolas" w:eastAsia="굴림" w:hAnsi="Consolas" w:cs="굴림"/>
+          <w:color w:val="000000"/>
+          <w:kern w:val="0"/>
+          <w:sz w:val="18"/>
+          <w:szCs w:val="18"/>
+        </w:rPr>
+      </w:pPr>
+      <w:r>
+        <w:rPr>
+          <w:rFonts w:ascii="Consolas" w:eastAsia="굴림" w:hAnsi="Consolas" w:cs="굴림"/>
+          <w:color w:val="000000"/>
+          <w:kern w:val="0"/>
+          <w:sz w:val="18"/>
+          <w:szCs w:val="18"/>
+        </w:rPr>
+        <w:t xml:space="preserve">      </w:t>
+      </w:r>
+      <w:r>
+        <w:rPr>
+          <w:rFonts w:ascii="Consolas" w:eastAsia="굴림" w:hAnsi="Consolas" w:cs="굴림"/>
+          <w:color w:val="800000"/>
+          <w:kern w:val="0"/>
+          <w:sz w:val="18"/>
+          <w:szCs w:val="18"/>
+        </w:rPr>
+        <w:t>&lt;tr&gt;</w:t>
+      </w:r>
+    </w:p>
+    <w:p>
+      <w:pPr>
+        <w:widowControl/>
+        <w:shd w:val="clear" w:color="auto" w:fill="FFFFFF"/>
+        <w:wordWrap/>
+        <w:autoSpaceDE/>
+        <w:autoSpaceDN/>
+        <w:spacing w:after="0" w:line="240" w:lineRule="auto"/>
+        <w:jc w:val="left"/>
+        <w:rPr>
+          <w:rFonts w:ascii="Consolas" w:eastAsia="굴림" w:hAnsi="Consolas" w:cs="굴림"/>
+          <w:color w:val="000000"/>
+          <w:kern w:val="0"/>
+          <w:sz w:val="18"/>
+          <w:szCs w:val="18"/>
+        </w:rPr>
+      </w:pPr>
+      <w:r>
+        <w:rPr>
+          <w:rFonts w:ascii="Consolas" w:eastAsia="굴림" w:hAnsi="Consolas" w:cs="굴림"/>
+          <w:color w:val="000000"/>
+          <w:kern w:val="0"/>
+          <w:sz w:val="18"/>
+          <w:szCs w:val="18"/>
+        </w:rPr>
+        <w:t xml:space="preserve">        </w:t>
+      </w:r>
+      <w:r>
+        <w:rPr>
+          <w:rFonts w:ascii="Consolas" w:eastAsia="굴림" w:hAnsi="Consolas" w:cs="굴림"/>
+          <w:color w:val="800000"/>
+          <w:kern w:val="0"/>
+          <w:sz w:val="18"/>
+          <w:szCs w:val="18"/>
+        </w:rPr>
+        <w:t>&lt;th&gt;</w:t>
+      </w:r>
+      <w:r>
+        <w:rPr>
+          <w:rFonts w:ascii="Consolas" w:eastAsia="굴림" w:hAnsi="Consolas" w:cs="굴림"/>
+          <w:color w:val="000000"/>
+          <w:kern w:val="0"/>
+          <w:sz w:val="18"/>
+          <w:szCs w:val="18"/>
+        </w:rPr>
+        <w:t>비밀번호</w:t>
+      </w:r>
+      <w:r>
+        <w:rPr>
+          <w:rFonts w:ascii="Consolas" w:eastAsia="굴림" w:hAnsi="Consolas" w:cs="굴림"/>
+          <w:color w:val="800000"/>
+          <w:kern w:val="0"/>
+          <w:sz w:val="18"/>
+          <w:szCs w:val="18"/>
+        </w:rPr>
+        <w:t>&lt;/th&gt;</w:t>
+      </w:r>
+    </w:p>
+    <w:p>
+      <w:pPr>
+        <w:widowControl/>
+        <w:shd w:val="clear" w:color="auto" w:fill="FFFFFF"/>
+        <w:wordWrap/>
+        <w:autoSpaceDE/>
+        <w:autoSpaceDN/>
+        <w:spacing w:after="0" w:line="240" w:lineRule="auto"/>
+        <w:jc w:val="left"/>
+        <w:rPr>
+          <w:rFonts w:ascii="Consolas" w:eastAsia="굴림" w:hAnsi="Consolas" w:cs="굴림"/>
+          <w:color w:val="000000"/>
+          <w:kern w:val="0"/>
+          <w:sz w:val="18"/>
+          <w:szCs w:val="18"/>
+        </w:rPr>
+      </w:pPr>
+      <w:r>
+        <w:rPr>
+          <w:rFonts w:ascii="Consolas" w:eastAsia="굴림" w:hAnsi="Consolas" w:cs="굴림"/>
+          <w:color w:val="000000"/>
+          <w:kern w:val="0"/>
+          <w:sz w:val="18"/>
+          <w:szCs w:val="18"/>
+        </w:rPr>
+        <w:t xml:space="preserve">        </w:t>
+      </w:r>
+      <w:r>
+        <w:rPr>
+          <w:rFonts w:ascii="Consolas" w:eastAsia="굴림" w:hAnsi="Consolas" w:cs="굴림"/>
+          <w:color w:val="800000"/>
+          <w:kern w:val="0"/>
+          <w:sz w:val="18"/>
+          <w:szCs w:val="18"/>
+        </w:rPr>
+        <w:t>&lt;td&gt;&lt;input</w:t>
+      </w:r>
+      <w:r>
+        <w:rPr>
+          <w:rFonts w:ascii="Consolas" w:eastAsia="굴림" w:hAnsi="Consolas" w:cs="굴림"/>
+          <w:color w:val="000000"/>
+          <w:kern w:val="0"/>
+          <w:sz w:val="18"/>
+          <w:szCs w:val="18"/>
+        </w:rPr>
+        <w:t xml:space="preserve"> </w:t>
+      </w:r>
+      <w:r>
+        <w:rPr>
+          <w:rFonts w:ascii="Consolas" w:eastAsia="굴림" w:hAnsi="Consolas" w:cs="굴림"/>
+          <w:color w:val="E50000"/>
+          <w:kern w:val="0"/>
+          <w:sz w:val="18"/>
+          <w:szCs w:val="18"/>
+        </w:rPr>
+        <w:t>type</w:t>
+      </w:r>
+      <w:r>
+        <w:rPr>
+          <w:rFonts w:ascii="Consolas" w:eastAsia="굴림" w:hAnsi="Consolas" w:cs="굴림"/>
+          <w:color w:val="000000"/>
+          <w:kern w:val="0"/>
+          <w:sz w:val="18"/>
+          <w:szCs w:val="18"/>
+        </w:rPr>
+        <w:t>=</w:t>
+      </w:r>
+      <w:r>
+        <w:rPr>
+          <w:rFonts w:ascii="Consolas" w:eastAsia="굴림" w:hAnsi="Consolas" w:cs="굴림"/>
+          <w:color w:val="0000FF"/>
+          <w:kern w:val="0"/>
+          <w:sz w:val="18"/>
+          <w:szCs w:val="18"/>
+        </w:rPr>
+        <w:t>"password"</w:t>
+      </w:r>
+      <w:r>
+        <w:rPr>
+          <w:rFonts w:ascii="Consolas" w:eastAsia="굴림" w:hAnsi="Consolas" w:cs="굴림"/>
+          <w:color w:val="000000"/>
+          <w:kern w:val="0"/>
+          <w:sz w:val="18"/>
+          <w:szCs w:val="18"/>
+        </w:rPr>
+        <w:t xml:space="preserve"> </w:t>
+      </w:r>
+      <w:r>
+        <w:rPr>
+          <w:rFonts w:ascii="Consolas" w:eastAsia="굴림" w:hAnsi="Consolas" w:cs="굴림"/>
+          <w:color w:val="E50000"/>
+          <w:kern w:val="0"/>
+          <w:sz w:val="18"/>
+          <w:szCs w:val="18"/>
+        </w:rPr>
+        <w:t>name</w:t>
+      </w:r>
+      <w:r>
+        <w:rPr>
+          <w:rFonts w:ascii="Consolas" w:eastAsia="굴림" w:hAnsi="Consolas" w:cs="굴림"/>
+          <w:color w:val="000000"/>
+          <w:kern w:val="0"/>
+          <w:sz w:val="18"/>
+          <w:szCs w:val="18"/>
+        </w:rPr>
+        <w:t>=</w:t>
+      </w:r>
+      <w:r>
+        <w:rPr>
+          <w:rFonts w:ascii="Consolas" w:eastAsia="굴림" w:hAnsi="Consolas" w:cs="굴림"/>
+          <w:color w:val="0000FF"/>
+          <w:kern w:val="0"/>
+          <w:sz w:val="18"/>
+          <w:szCs w:val="18"/>
+        </w:rPr>
+        <w:t>"pw"</w:t>
+      </w:r>
+      <w:r>
+        <w:rPr>
+          <w:rFonts w:ascii="Consolas" w:eastAsia="굴림" w:hAnsi="Consolas" w:cs="굴림"/>
+          <w:color w:val="000000"/>
+          <w:kern w:val="0"/>
+          <w:sz w:val="18"/>
+          <w:szCs w:val="18"/>
+        </w:rPr>
+        <w:t xml:space="preserve"> </w:t>
+      </w:r>
+      <w:r>
+        <w:rPr>
+          <w:rFonts w:ascii="Consolas" w:eastAsia="굴림" w:hAnsi="Consolas" w:cs="굴림"/>
+          <w:color w:val="E50000"/>
+          <w:kern w:val="0"/>
+          <w:sz w:val="18"/>
+          <w:szCs w:val="18"/>
+        </w:rPr>
+        <w:t>placeholder</w:t>
+      </w:r>
+      <w:r>
+        <w:rPr>
+          <w:rFonts w:ascii="Consolas" w:eastAsia="굴림" w:hAnsi="Consolas" w:cs="굴림"/>
+          <w:color w:val="000000"/>
+          <w:kern w:val="0"/>
+          <w:sz w:val="18"/>
+          <w:szCs w:val="18"/>
+        </w:rPr>
+        <w:t>=</w:t>
+      </w:r>
+      <w:r>
+        <w:rPr>
+          <w:rFonts w:ascii="Consolas" w:eastAsia="굴림" w:hAnsi="Consolas" w:cs="굴림"/>
+          <w:color w:val="0000FF"/>
+          <w:kern w:val="0"/>
+          <w:sz w:val="18"/>
+          <w:szCs w:val="18"/>
+        </w:rPr>
+        <w:t>"</w:t>
+      </w:r>
+      <w:r>
+        <w:rPr>
+          <w:rFonts w:ascii="Consolas" w:eastAsia="굴림" w:hAnsi="Consolas" w:cs="굴림"/>
+          <w:color w:val="0000FF"/>
+          <w:kern w:val="0"/>
+          <w:sz w:val="18"/>
+          <w:szCs w:val="18"/>
+        </w:rPr>
+        <w:t>특수문자</w:t>
+      </w:r>
+      <w:r>
+        <w:rPr>
+          <w:rFonts w:ascii="Consolas" w:eastAsia="굴림" w:hAnsi="Consolas" w:cs="굴림"/>
+          <w:color w:val="0000FF"/>
+          <w:kern w:val="0"/>
+          <w:sz w:val="18"/>
+          <w:szCs w:val="18"/>
+        </w:rPr>
+        <w:t>,</w:t>
+      </w:r>
+      <w:r>
+        <w:rPr>
+          <w:rFonts w:ascii="Consolas" w:eastAsia="굴림" w:hAnsi="Consolas" w:cs="굴림"/>
+          <w:color w:val="0000FF"/>
+          <w:kern w:val="0"/>
+          <w:sz w:val="18"/>
+          <w:szCs w:val="18"/>
+        </w:rPr>
+        <w:t>알파벳</w:t>
+      </w:r>
+      <w:r>
+        <w:rPr>
+          <w:rFonts w:ascii="Consolas" w:eastAsia="굴림" w:hAnsi="Consolas" w:cs="굴림"/>
+          <w:color w:val="0000FF"/>
+          <w:kern w:val="0"/>
+          <w:sz w:val="18"/>
+          <w:szCs w:val="18"/>
+        </w:rPr>
+        <w:t>,</w:t>
+      </w:r>
+      <w:r>
+        <w:rPr>
+          <w:rFonts w:ascii="Consolas" w:eastAsia="굴림" w:hAnsi="Consolas" w:cs="굴림"/>
+          <w:color w:val="0000FF"/>
+          <w:kern w:val="0"/>
+          <w:sz w:val="18"/>
+          <w:szCs w:val="18"/>
+        </w:rPr>
+        <w:t>숫자</w:t>
+      </w:r>
+      <w:r>
+        <w:rPr>
+          <w:rFonts w:ascii="Consolas" w:eastAsia="굴림" w:hAnsi="Consolas" w:cs="굴림"/>
+          <w:color w:val="0000FF"/>
+          <w:kern w:val="0"/>
+          <w:sz w:val="18"/>
+          <w:szCs w:val="18"/>
+        </w:rPr>
+        <w:t xml:space="preserve"> </w:t>
+      </w:r>
+      <w:r>
+        <w:rPr>
+          <w:rFonts w:ascii="Consolas" w:eastAsia="굴림" w:hAnsi="Consolas" w:cs="굴림"/>
+          <w:color w:val="0000FF"/>
+          <w:kern w:val="0"/>
+          <w:sz w:val="18"/>
+          <w:szCs w:val="18"/>
+        </w:rPr>
+        <w:t>포함</w:t>
+      </w:r>
+      <w:r>
+        <w:rPr>
+          <w:rFonts w:ascii="Consolas" w:eastAsia="굴림" w:hAnsi="Consolas" w:cs="굴림"/>
+          <w:color w:val="0000FF"/>
+          <w:kern w:val="0"/>
+          <w:sz w:val="18"/>
+          <w:szCs w:val="18"/>
+        </w:rPr>
+        <w:t>"</w:t>
+      </w:r>
+      <w:r>
+        <w:rPr>
+          <w:rFonts w:ascii="Consolas" w:eastAsia="굴림" w:hAnsi="Consolas" w:cs="굴림"/>
+          <w:color w:val="000000"/>
+          <w:kern w:val="0"/>
+          <w:sz w:val="18"/>
+          <w:szCs w:val="18"/>
+        </w:rPr>
+        <w:t xml:space="preserve"> </w:t>
+      </w:r>
+      <w:r>
+        <w:rPr>
+          <w:rFonts w:ascii="Consolas" w:eastAsia="굴림" w:hAnsi="Consolas" w:cs="굴림"/>
+          <w:color w:val="800000"/>
+          <w:kern w:val="0"/>
+          <w:sz w:val="18"/>
+          <w:szCs w:val="18"/>
+        </w:rPr>
+        <w:t>/&gt;&lt;/td&gt;</w:t>
+      </w:r>
+    </w:p>
+    <w:p>
+      <w:pPr>
+        <w:widowControl/>
+        <w:shd w:val="clear" w:color="auto" w:fill="FFFFFF"/>
+        <w:wordWrap/>
+        <w:autoSpaceDE/>
+        <w:autoSpaceDN/>
+        <w:spacing w:after="0" w:line="240" w:lineRule="auto"/>
+        <w:jc w:val="left"/>
+        <w:rPr>
+          <w:rFonts w:ascii="Consolas" w:eastAsia="굴림" w:hAnsi="Consolas" w:cs="굴림"/>
+          <w:color w:val="000000"/>
+          <w:kern w:val="0"/>
+          <w:sz w:val="18"/>
+          <w:szCs w:val="18"/>
+        </w:rPr>
+      </w:pPr>
+      <w:r>
+        <w:rPr>
+          <w:rFonts w:ascii="Consolas" w:eastAsia="굴림" w:hAnsi="Consolas" w:cs="굴림"/>
+          <w:color w:val="000000"/>
+          <w:kern w:val="0"/>
+          <w:sz w:val="18"/>
+          <w:szCs w:val="18"/>
+        </w:rPr>
+        <w:t xml:space="preserve">      </w:t>
+      </w:r>
+      <w:r>
+        <w:rPr>
+          <w:rFonts w:ascii="Consolas" w:eastAsia="굴림" w:hAnsi="Consolas" w:cs="굴림"/>
+          <w:color w:val="800000"/>
+          <w:kern w:val="0"/>
+          <w:sz w:val="18"/>
+          <w:szCs w:val="18"/>
+        </w:rPr>
+        <w:t>&lt;/tr&gt;</w:t>
+      </w:r>
+    </w:p>
+    <w:p>
+      <w:pPr>
+        <w:widowControl/>
+        <w:shd w:val="clear" w:color="auto" w:fill="FFFFFF"/>
+        <w:wordWrap/>
+        <w:autoSpaceDE/>
+        <w:autoSpaceDN/>
+        <w:spacing w:after="0" w:line="240" w:lineRule="auto"/>
+        <w:jc w:val="left"/>
+        <w:rPr>
+          <w:rFonts w:ascii="Consolas" w:eastAsia="굴림" w:hAnsi="Consolas" w:cs="굴림"/>
+          <w:color w:val="000000"/>
+          <w:kern w:val="0"/>
+          <w:sz w:val="18"/>
+          <w:szCs w:val="18"/>
+        </w:rPr>
+      </w:pPr>
+      <w:r>
+        <w:rPr>
+          <w:rFonts w:ascii="Consolas" w:eastAsia="굴림" w:hAnsi="Consolas" w:cs="굴림"/>
+          <w:color w:val="000000"/>
+          <w:kern w:val="0"/>
+          <w:sz w:val="18"/>
+          <w:szCs w:val="18"/>
+        </w:rPr>
+        <w:t xml:space="preserve">      </w:t>
+      </w:r>
+      <w:r>
+        <w:rPr>
+          <w:rFonts w:ascii="Consolas" w:eastAsia="굴림" w:hAnsi="Consolas" w:cs="굴림"/>
+          <w:color w:val="800000"/>
+          <w:kern w:val="0"/>
+          <w:sz w:val="18"/>
+          <w:szCs w:val="18"/>
+        </w:rPr>
+        <w:t>&lt;tr&gt;</w:t>
+      </w:r>
+    </w:p>
+    <w:p>
+      <w:pPr>
+        <w:widowControl/>
+        <w:shd w:val="clear" w:color="auto" w:fill="FFFFFF"/>
+        <w:wordWrap/>
+        <w:autoSpaceDE/>
+        <w:autoSpaceDN/>
+        <w:spacing w:after="0" w:line="240" w:lineRule="auto"/>
+        <w:jc w:val="left"/>
+        <w:rPr>
+          <w:rFonts w:ascii="Consolas" w:eastAsia="굴림" w:hAnsi="Consolas" w:cs="굴림"/>
+          <w:color w:val="000000"/>
+          <w:kern w:val="0"/>
+          <w:sz w:val="18"/>
+          <w:szCs w:val="18"/>
+        </w:rPr>
+      </w:pPr>
+      <w:r>
+        <w:rPr>
+          <w:rFonts w:ascii="Consolas" w:eastAsia="굴림" w:hAnsi="Consolas" w:cs="굴림"/>
+          <w:color w:val="000000"/>
+          <w:kern w:val="0"/>
+          <w:sz w:val="18"/>
+          <w:szCs w:val="18"/>
+        </w:rPr>
+        <w:t xml:space="preserve">        </w:t>
+      </w:r>
+      <w:r>
+        <w:rPr>
+          <w:rFonts w:ascii="Consolas" w:eastAsia="굴림" w:hAnsi="Consolas" w:cs="굴림"/>
+          <w:color w:val="800000"/>
+          <w:kern w:val="0"/>
+          <w:sz w:val="18"/>
+          <w:szCs w:val="18"/>
+        </w:rPr>
+        <w:t>&lt;th&gt;</w:t>
+      </w:r>
+      <w:r>
+        <w:rPr>
+          <w:rFonts w:ascii="Consolas" w:eastAsia="굴림" w:hAnsi="Consolas" w:cs="굴림"/>
+          <w:color w:val="000000"/>
+          <w:kern w:val="0"/>
+          <w:sz w:val="18"/>
+          <w:szCs w:val="18"/>
+        </w:rPr>
+        <w:t>비밀번호</w:t>
+      </w:r>
+      <w:r>
+        <w:rPr>
+          <w:rFonts w:ascii="Consolas" w:eastAsia="굴림" w:hAnsi="Consolas" w:cs="굴림"/>
+          <w:color w:val="800000"/>
+          <w:kern w:val="0"/>
+          <w:sz w:val="18"/>
+          <w:szCs w:val="18"/>
+        </w:rPr>
+        <w:t>&lt;/th&gt;</w:t>
+      </w:r>
+    </w:p>
+    <w:p>
+      <w:pPr>
+        <w:widowControl/>
+        <w:shd w:val="clear" w:color="auto" w:fill="FFFFFF"/>
+        <w:wordWrap/>
+        <w:autoSpaceDE/>
+        <w:autoSpaceDN/>
+        <w:spacing w:after="0" w:line="240" w:lineRule="auto"/>
+        <w:jc w:val="left"/>
+        <w:rPr>
+          <w:rFonts w:ascii="Consolas" w:eastAsia="굴림" w:hAnsi="Consolas" w:cs="굴림"/>
+          <w:color w:val="000000"/>
+          <w:kern w:val="0"/>
+          <w:sz w:val="18"/>
+          <w:szCs w:val="18"/>
+        </w:rPr>
+      </w:pPr>
+      <w:r>
+        <w:rPr>
+          <w:rFonts w:ascii="Consolas" w:eastAsia="굴림" w:hAnsi="Consolas" w:cs="굴림"/>
+          <w:color w:val="000000"/>
+          <w:kern w:val="0"/>
+          <w:sz w:val="18"/>
+          <w:szCs w:val="18"/>
+        </w:rPr>
+        <w:t xml:space="preserve">        </w:t>
+      </w:r>
+      <w:r>
+        <w:rPr>
+          <w:rFonts w:ascii="Consolas" w:eastAsia="굴림" w:hAnsi="Consolas" w:cs="굴림"/>
+          <w:color w:val="800000"/>
+          <w:kern w:val="0"/>
+          <w:sz w:val="18"/>
+          <w:szCs w:val="18"/>
+        </w:rPr>
+        <w:t>&lt;td&gt;&lt;input</w:t>
+      </w:r>
+      <w:r>
+        <w:rPr>
+          <w:rFonts w:ascii="Consolas" w:eastAsia="굴림" w:hAnsi="Consolas" w:cs="굴림"/>
+          <w:color w:val="000000"/>
+          <w:kern w:val="0"/>
+          <w:sz w:val="18"/>
+          <w:szCs w:val="18"/>
+        </w:rPr>
+        <w:t xml:space="preserve"> </w:t>
+      </w:r>
+      <w:r>
+        <w:rPr>
+          <w:rFonts w:ascii="Consolas" w:eastAsia="굴림" w:hAnsi="Consolas" w:cs="굴림"/>
+          <w:color w:val="E50000"/>
+          <w:kern w:val="0"/>
+          <w:sz w:val="18"/>
+          <w:szCs w:val="18"/>
+        </w:rPr>
+        <w:t>type</w:t>
+      </w:r>
+      <w:r>
+        <w:rPr>
+          <w:rFonts w:ascii="Consolas" w:eastAsia="굴림" w:hAnsi="Consolas" w:cs="굴림"/>
+          <w:color w:val="000000"/>
+          <w:kern w:val="0"/>
+          <w:sz w:val="18"/>
+          <w:szCs w:val="18"/>
+        </w:rPr>
+        <w:t>=</w:t>
+      </w:r>
+      <w:r>
+        <w:rPr>
+          <w:rFonts w:ascii="Consolas" w:eastAsia="굴림" w:hAnsi="Consolas" w:cs="굴림"/>
+          <w:color w:val="0000FF"/>
+          <w:kern w:val="0"/>
+          <w:sz w:val="18"/>
+          <w:szCs w:val="18"/>
+        </w:rPr>
+        <w:t>"password"</w:t>
+      </w:r>
+      <w:r>
+        <w:rPr>
+          <w:rFonts w:ascii="Consolas" w:eastAsia="굴림" w:hAnsi="Consolas" w:cs="굴림"/>
+          <w:color w:val="000000"/>
+          <w:kern w:val="0"/>
+          <w:sz w:val="18"/>
+          <w:szCs w:val="18"/>
+        </w:rPr>
+        <w:t xml:space="preserve"> </w:t>
+      </w:r>
+      <w:r>
+        <w:rPr>
+          <w:rFonts w:ascii="Consolas" w:eastAsia="굴림" w:hAnsi="Consolas" w:cs="굴림"/>
+          <w:color w:val="E50000"/>
+          <w:kern w:val="0"/>
+          <w:sz w:val="18"/>
+          <w:szCs w:val="18"/>
+        </w:rPr>
+        <w:t>name</w:t>
+      </w:r>
+      <w:r>
+        <w:rPr>
+          <w:rFonts w:ascii="Consolas" w:eastAsia="굴림" w:hAnsi="Consolas" w:cs="굴림"/>
+          <w:color w:val="000000"/>
+          <w:kern w:val="0"/>
+          <w:sz w:val="18"/>
+          <w:szCs w:val="18"/>
+        </w:rPr>
+        <w:t>=</w:t>
+      </w:r>
+      <w:r>
+        <w:rPr>
+          <w:rFonts w:ascii="Consolas" w:eastAsia="굴림" w:hAnsi="Consolas" w:cs="굴림"/>
+          <w:color w:val="0000FF"/>
+          <w:kern w:val="0"/>
+          <w:sz w:val="18"/>
+          <w:szCs w:val="18"/>
+        </w:rPr>
+        <w:t>"pwChk"</w:t>
+      </w:r>
+      <w:r>
+        <w:rPr>
+          <w:rFonts w:ascii="Consolas" w:eastAsia="굴림" w:hAnsi="Consolas" w:cs="굴림"/>
+          <w:color w:val="000000"/>
+          <w:kern w:val="0"/>
+          <w:sz w:val="18"/>
+          <w:szCs w:val="18"/>
+        </w:rPr>
+        <w:t xml:space="preserve"> </w:t>
+      </w:r>
+      <w:r>
+        <w:rPr>
+          <w:rFonts w:ascii="Consolas" w:eastAsia="굴림" w:hAnsi="Consolas" w:cs="굴림"/>
+          <w:color w:val="800000"/>
+          <w:kern w:val="0"/>
+          <w:sz w:val="18"/>
+          <w:szCs w:val="18"/>
+        </w:rPr>
+        <w:t>/&gt;&lt;/td&gt;</w:t>
+      </w:r>
+    </w:p>
+    <w:p>
+      <w:pPr>
+        <w:widowControl/>
+        <w:shd w:val="clear" w:color="auto" w:fill="FFFFFF"/>
+        <w:wordWrap/>
+        <w:autoSpaceDE/>
+        <w:autoSpaceDN/>
+        <w:spacing w:after="0" w:line="240" w:lineRule="auto"/>
+        <w:jc w:val="left"/>
+        <w:rPr>
+          <w:rFonts w:ascii="Consolas" w:eastAsia="굴림" w:hAnsi="Consolas" w:cs="굴림"/>
+          <w:color w:val="000000"/>
+          <w:kern w:val="0"/>
+          <w:sz w:val="18"/>
+          <w:szCs w:val="18"/>
+        </w:rPr>
+      </w:pPr>
+      <w:r>
+        <w:rPr>
+          <w:rFonts w:ascii="Consolas" w:eastAsia="굴림" w:hAnsi="Consolas" w:cs="굴림"/>
+          <w:color w:val="000000"/>
+          <w:kern w:val="0"/>
+          <w:sz w:val="18"/>
+          <w:szCs w:val="18"/>
+        </w:rPr>
+        <w:t xml:space="preserve">      </w:t>
+      </w:r>
+      <w:r>
+        <w:rPr>
+          <w:rFonts w:ascii="Consolas" w:eastAsia="굴림" w:hAnsi="Consolas" w:cs="굴림"/>
+          <w:color w:val="800000"/>
+          <w:kern w:val="0"/>
+          <w:sz w:val="18"/>
+          <w:szCs w:val="18"/>
+        </w:rPr>
+        <w:t>&lt;/tr&gt;</w:t>
+      </w:r>
+    </w:p>
+    <w:p>
+      <w:pPr>
+        <w:widowControl/>
+        <w:shd w:val="clear" w:color="auto" w:fill="FFFFFF"/>
+        <w:wordWrap/>
+        <w:autoSpaceDE/>
+        <w:autoSpaceDN/>
+        <w:spacing w:after="0" w:line="240" w:lineRule="auto"/>
+        <w:jc w:val="left"/>
+        <w:rPr>
+          <w:rFonts w:ascii="Consolas" w:eastAsia="굴림" w:hAnsi="Consolas" w:cs="굴림"/>
+          <w:color w:val="000000"/>
+          <w:kern w:val="0"/>
+          <w:sz w:val="18"/>
+          <w:szCs w:val="18"/>
+        </w:rPr>
+      </w:pPr>
+      <w:r>
+        <w:rPr>
+          <w:rFonts w:ascii="Consolas" w:eastAsia="굴림" w:hAnsi="Consolas" w:cs="굴림"/>
+          <w:color w:val="000000"/>
+          <w:kern w:val="0"/>
+          <w:sz w:val="18"/>
+          <w:szCs w:val="18"/>
+        </w:rPr>
+        <w:t xml:space="preserve">      </w:t>
+      </w:r>
+      <w:r>
+        <w:rPr>
+          <w:rFonts w:ascii="Consolas" w:eastAsia="굴림" w:hAnsi="Consolas" w:cs="굴림"/>
+          <w:color w:val="800000"/>
+          <w:kern w:val="0"/>
+          <w:sz w:val="18"/>
+          <w:szCs w:val="18"/>
+        </w:rPr>
+        <w:t>&lt;tr&gt;</w:t>
+      </w:r>
+    </w:p>
+    <w:p>
+      <w:pPr>
+        <w:widowControl/>
+        <w:shd w:val="clear" w:color="auto" w:fill="FFFFFF"/>
+        <w:wordWrap/>
+        <w:autoSpaceDE/>
+        <w:autoSpaceDN/>
+        <w:spacing w:after="0" w:line="240" w:lineRule="auto"/>
+        <w:jc w:val="left"/>
+        <w:rPr>
+          <w:rFonts w:ascii="Consolas" w:eastAsia="굴림" w:hAnsi="Consolas" w:cs="굴림"/>
+          <w:color w:val="000000"/>
+          <w:kern w:val="0"/>
+          <w:sz w:val="18"/>
+          <w:szCs w:val="18"/>
+        </w:rPr>
+      </w:pPr>
+      <w:r>
+        <w:rPr>
+          <w:rFonts w:ascii="Consolas" w:eastAsia="굴림" w:hAnsi="Consolas" w:cs="굴림"/>
+          <w:color w:val="000000"/>
+          <w:kern w:val="0"/>
+          <w:sz w:val="18"/>
+          <w:szCs w:val="18"/>
+        </w:rPr>
+        <w:t xml:space="preserve">        </w:t>
+      </w:r>
+      <w:r>
+        <w:rPr>
+          <w:rFonts w:ascii="Consolas" w:eastAsia="굴림" w:hAnsi="Consolas" w:cs="굴림"/>
+          <w:color w:val="800000"/>
+          <w:kern w:val="0"/>
+          <w:sz w:val="18"/>
+          <w:szCs w:val="18"/>
+        </w:rPr>
+        <w:t>&lt;td</w:t>
+      </w:r>
+      <w:r>
+        <w:rPr>
+          <w:rFonts w:ascii="Consolas" w:eastAsia="굴림" w:hAnsi="Consolas" w:cs="굴림"/>
+          <w:color w:val="000000"/>
+          <w:kern w:val="0"/>
+          <w:sz w:val="18"/>
+          <w:szCs w:val="18"/>
+        </w:rPr>
+        <w:t xml:space="preserve"> </w:t>
+      </w:r>
+      <w:r>
+        <w:rPr>
+          <w:rFonts w:ascii="Consolas" w:eastAsia="굴림" w:hAnsi="Consolas" w:cs="굴림"/>
+          <w:color w:val="E50000"/>
+          <w:kern w:val="0"/>
+          <w:sz w:val="18"/>
+          <w:szCs w:val="18"/>
+        </w:rPr>
+        <w:t>colspan</w:t>
+      </w:r>
+      <w:r>
+        <w:rPr>
+          <w:rFonts w:ascii="Consolas" w:eastAsia="굴림" w:hAnsi="Consolas" w:cs="굴림"/>
+          <w:color w:val="000000"/>
+          <w:kern w:val="0"/>
+          <w:sz w:val="18"/>
+          <w:szCs w:val="18"/>
+        </w:rPr>
+        <w:t>=</w:t>
+      </w:r>
+      <w:r>
+        <w:rPr>
+          <w:rFonts w:ascii="Consolas" w:eastAsia="굴림" w:hAnsi="Consolas" w:cs="굴림"/>
+          <w:color w:val="0000FF"/>
+          <w:kern w:val="0"/>
+          <w:sz w:val="18"/>
+          <w:szCs w:val="18"/>
+        </w:rPr>
+        <w:t>"2"</w:t>
+      </w:r>
+      <w:r>
+        <w:rPr>
+          <w:rFonts w:ascii="Consolas" w:eastAsia="굴림" w:hAnsi="Consolas" w:cs="굴림"/>
+          <w:color w:val="800000"/>
+          <w:kern w:val="0"/>
+          <w:sz w:val="18"/>
+          <w:szCs w:val="18"/>
+        </w:rPr>
+        <w:t>&gt;</w:t>
+      </w:r>
+    </w:p>
+    <w:p>
+      <w:pPr>
+        <w:widowControl/>
+        <w:shd w:val="clear" w:color="auto" w:fill="FFFFFF"/>
+        <w:wordWrap/>
+        <w:autoSpaceDE/>
+        <w:autoSpaceDN/>
+        <w:spacing w:after="0" w:line="240" w:lineRule="auto"/>
+        <w:jc w:val="left"/>
+        <w:rPr>
+          <w:rFonts w:ascii="Consolas" w:eastAsia="굴림" w:hAnsi="Consolas" w:cs="굴림"/>
+          <w:color w:val="000000"/>
+          <w:kern w:val="0"/>
+          <w:sz w:val="18"/>
+          <w:szCs w:val="18"/>
+        </w:rPr>
+      </w:pPr>
+      <w:r>
+        <w:rPr>
+          <w:rFonts w:ascii="Consolas" w:eastAsia="굴림" w:hAnsi="Consolas" w:cs="굴림"/>
+          <w:color w:val="000000"/>
+          <w:kern w:val="0"/>
+          <w:sz w:val="18"/>
+          <w:szCs w:val="18"/>
+        </w:rPr>
+        <w:t xml:space="preserve">          </w:t>
+      </w:r>
+      <w:r>
+        <w:rPr>
+          <w:rFonts w:ascii="Consolas" w:eastAsia="굴림" w:hAnsi="Consolas" w:cs="굴림"/>
+          <w:color w:val="800000"/>
+          <w:kern w:val="0"/>
+          <w:sz w:val="18"/>
+          <w:szCs w:val="18"/>
+        </w:rPr>
+        <w:t>&lt;input</w:t>
+      </w:r>
+      <w:r>
+        <w:rPr>
+          <w:rFonts w:ascii="Consolas" w:eastAsia="굴림" w:hAnsi="Consolas" w:cs="굴림"/>
+          <w:color w:val="000000"/>
+          <w:kern w:val="0"/>
+          <w:sz w:val="18"/>
+          <w:szCs w:val="18"/>
+        </w:rPr>
+        <w:t xml:space="preserve"> </w:t>
+      </w:r>
+      <w:r>
+        <w:rPr>
+          <w:rFonts w:ascii="Consolas" w:eastAsia="굴림" w:hAnsi="Consolas" w:cs="굴림"/>
+          <w:color w:val="E50000"/>
+          <w:kern w:val="0"/>
+          <w:sz w:val="18"/>
+          <w:szCs w:val="18"/>
+        </w:rPr>
+        <w:t>type</w:t>
+      </w:r>
+      <w:r>
+        <w:rPr>
+          <w:rFonts w:ascii="Consolas" w:eastAsia="굴림" w:hAnsi="Consolas" w:cs="굴림"/>
+          <w:color w:val="000000"/>
+          <w:kern w:val="0"/>
+          <w:sz w:val="18"/>
+          <w:szCs w:val="18"/>
+        </w:rPr>
+        <w:t>=</w:t>
+      </w:r>
+      <w:r>
+        <w:rPr>
+          <w:rFonts w:ascii="Consolas" w:eastAsia="굴림" w:hAnsi="Consolas" w:cs="굴림"/>
+          <w:color w:val="0000FF"/>
+          <w:kern w:val="0"/>
+          <w:sz w:val="18"/>
+          <w:szCs w:val="18"/>
+        </w:rPr>
+        <w:t>"submit"</w:t>
+      </w:r>
+      <w:r>
+        <w:rPr>
+          <w:rFonts w:ascii="Consolas" w:eastAsia="굴림" w:hAnsi="Consolas" w:cs="굴림"/>
+          <w:color w:val="000000"/>
+          <w:kern w:val="0"/>
+          <w:sz w:val="18"/>
+          <w:szCs w:val="18"/>
+        </w:rPr>
+        <w:t xml:space="preserve"> </w:t>
+      </w:r>
+      <w:r>
+        <w:rPr>
+          <w:rFonts w:ascii="Consolas" w:eastAsia="굴림" w:hAnsi="Consolas" w:cs="굴림"/>
+          <w:color w:val="E50000"/>
+          <w:kern w:val="0"/>
+          <w:sz w:val="18"/>
+          <w:szCs w:val="18"/>
+        </w:rPr>
+        <w:t>value</w:t>
+      </w:r>
+      <w:r>
+        <w:rPr>
+          <w:rFonts w:ascii="Consolas" w:eastAsia="굴림" w:hAnsi="Consolas" w:cs="굴림"/>
+          <w:color w:val="000000"/>
+          <w:kern w:val="0"/>
+          <w:sz w:val="18"/>
+          <w:szCs w:val="18"/>
+        </w:rPr>
+        <w:t>=</w:t>
+      </w:r>
+      <w:r>
+        <w:rPr>
+          <w:rFonts w:ascii="Consolas" w:eastAsia="굴림" w:hAnsi="Consolas" w:cs="굴림"/>
+          <w:color w:val="0000FF"/>
+          <w:kern w:val="0"/>
+          <w:sz w:val="18"/>
+          <w:szCs w:val="18"/>
+        </w:rPr>
+        <w:t>"</w:t>
+      </w:r>
+      <w:r>
+        <w:rPr>
+          <w:rFonts w:ascii="Consolas" w:eastAsia="굴림" w:hAnsi="Consolas" w:cs="굴림"/>
+          <w:color w:val="0000FF"/>
+          <w:kern w:val="0"/>
+          <w:sz w:val="18"/>
+          <w:szCs w:val="18"/>
+        </w:rPr>
+        <w:t>회원가입</w:t>
+      </w:r>
+      <w:r>
+        <w:rPr>
+          <w:rFonts w:ascii="Consolas" w:eastAsia="굴림" w:hAnsi="Consolas" w:cs="굴림"/>
+          <w:color w:val="0000FF"/>
+          <w:kern w:val="0"/>
+          <w:sz w:val="18"/>
+          <w:szCs w:val="18"/>
+        </w:rPr>
+        <w:t>"</w:t>
+      </w:r>
+      <w:r>
+        <w:rPr>
+          <w:rFonts w:ascii="Consolas" w:eastAsia="굴림" w:hAnsi="Consolas" w:cs="굴림"/>
+          <w:color w:val="000000"/>
+          <w:kern w:val="0"/>
+          <w:sz w:val="18"/>
+          <w:szCs w:val="18"/>
+        </w:rPr>
+        <w:t xml:space="preserve"> </w:t>
+      </w:r>
+      <w:r>
+        <w:rPr>
+          <w:rFonts w:ascii="Consolas" w:eastAsia="굴림" w:hAnsi="Consolas" w:cs="굴림"/>
+          <w:color w:val="800000"/>
+          <w:kern w:val="0"/>
+          <w:sz w:val="18"/>
+          <w:szCs w:val="18"/>
+        </w:rPr>
+        <w:t>/&gt;</w:t>
+      </w:r>
+    </w:p>
+    <w:p>
+      <w:pPr>
+        <w:widowControl/>
+        <w:shd w:val="clear" w:color="auto" w:fill="FFFFFF"/>
+        <w:wordWrap/>
+        <w:autoSpaceDE/>
+        <w:autoSpaceDN/>
+        <w:spacing w:after="0" w:line="240" w:lineRule="auto"/>
+        <w:jc w:val="left"/>
+        <w:rPr>
+          <w:rFonts w:ascii="Consolas" w:eastAsia="굴림" w:hAnsi="Consolas" w:cs="굴림"/>
+          <w:color w:val="000000"/>
+          <w:kern w:val="0"/>
+          <w:sz w:val="18"/>
+          <w:szCs w:val="18"/>
+        </w:rPr>
+      </w:pPr>
+      <w:r>
+        <w:rPr>
+          <w:rFonts w:ascii="Consolas" w:eastAsia="굴림" w:hAnsi="Consolas" w:cs="굴림"/>
+          <w:color w:val="000000"/>
+          <w:kern w:val="0"/>
+          <w:sz w:val="18"/>
+          <w:szCs w:val="18"/>
+        </w:rPr>
+        <w:t xml:space="preserve">          </w:t>
+      </w:r>
+      <w:r>
+        <w:rPr>
+          <w:rFonts w:ascii="Consolas" w:eastAsia="굴림" w:hAnsi="Consolas" w:cs="굴림"/>
+          <w:color w:val="800000"/>
+          <w:kern w:val="0"/>
+          <w:sz w:val="18"/>
+          <w:szCs w:val="18"/>
+        </w:rPr>
+        <w:t>&lt;input</w:t>
+      </w:r>
+      <w:r>
+        <w:rPr>
+          <w:rFonts w:ascii="Consolas" w:eastAsia="굴림" w:hAnsi="Consolas" w:cs="굴림"/>
+          <w:color w:val="000000"/>
+          <w:kern w:val="0"/>
+          <w:sz w:val="18"/>
+          <w:szCs w:val="18"/>
+        </w:rPr>
+        <w:t xml:space="preserve"> </w:t>
+      </w:r>
+      <w:r>
+        <w:rPr>
+          <w:rFonts w:ascii="Consolas" w:eastAsia="굴림" w:hAnsi="Consolas" w:cs="굴림"/>
+          <w:color w:val="E50000"/>
+          <w:kern w:val="0"/>
+          <w:sz w:val="18"/>
+          <w:szCs w:val="18"/>
+        </w:rPr>
+        <w:t>type</w:t>
+      </w:r>
+      <w:r>
+        <w:rPr>
+          <w:rFonts w:ascii="Consolas" w:eastAsia="굴림" w:hAnsi="Consolas" w:cs="굴림"/>
+          <w:color w:val="000000"/>
+          <w:kern w:val="0"/>
+          <w:sz w:val="18"/>
+          <w:szCs w:val="18"/>
+        </w:rPr>
+        <w:t>=</w:t>
+      </w:r>
+      <w:r>
+        <w:rPr>
+          <w:rFonts w:ascii="Consolas" w:eastAsia="굴림" w:hAnsi="Consolas" w:cs="굴림"/>
+          <w:color w:val="0000FF"/>
+          <w:kern w:val="0"/>
+          <w:sz w:val="18"/>
+          <w:szCs w:val="18"/>
+        </w:rPr>
+        <w:t>"reset"</w:t>
+      </w:r>
+      <w:r>
+        <w:rPr>
+          <w:rFonts w:ascii="Consolas" w:eastAsia="굴림" w:hAnsi="Consolas" w:cs="굴림"/>
+          <w:color w:val="000000"/>
+          <w:kern w:val="0"/>
+          <w:sz w:val="18"/>
+          <w:szCs w:val="18"/>
+        </w:rPr>
+        <w:t xml:space="preserve"> </w:t>
+      </w:r>
+      <w:r>
+        <w:rPr>
+          <w:rFonts w:ascii="Consolas" w:eastAsia="굴림" w:hAnsi="Consolas" w:cs="굴림"/>
+          <w:color w:val="E50000"/>
+          <w:kern w:val="0"/>
+          <w:sz w:val="18"/>
+          <w:szCs w:val="18"/>
+        </w:rPr>
+        <w:t>value</w:t>
+      </w:r>
+      <w:r>
+        <w:rPr>
+          <w:rFonts w:ascii="Consolas" w:eastAsia="굴림" w:hAnsi="Consolas" w:cs="굴림"/>
+          <w:color w:val="000000"/>
+          <w:kern w:val="0"/>
+          <w:sz w:val="18"/>
+          <w:szCs w:val="18"/>
+        </w:rPr>
+        <w:t>=</w:t>
+      </w:r>
+      <w:r>
+        <w:rPr>
+          <w:rFonts w:ascii="Consolas" w:eastAsia="굴림" w:hAnsi="Consolas" w:cs="굴림"/>
+          <w:color w:val="0000FF"/>
+          <w:kern w:val="0"/>
+          <w:sz w:val="18"/>
+          <w:szCs w:val="18"/>
+        </w:rPr>
+        <w:t>"</w:t>
+      </w:r>
+      <w:r>
+        <w:rPr>
+          <w:rFonts w:ascii="Consolas" w:eastAsia="굴림" w:hAnsi="Consolas" w:cs="굴림"/>
+          <w:color w:val="0000FF"/>
+          <w:kern w:val="0"/>
+          <w:sz w:val="18"/>
+          <w:szCs w:val="18"/>
+        </w:rPr>
+        <w:t>취소</w:t>
+      </w:r>
+      <w:r>
+        <w:rPr>
+          <w:rFonts w:ascii="Consolas" w:eastAsia="굴림" w:hAnsi="Consolas" w:cs="굴림"/>
+          <w:color w:val="0000FF"/>
+          <w:kern w:val="0"/>
+          <w:sz w:val="18"/>
+          <w:szCs w:val="18"/>
+        </w:rPr>
+        <w:t>"</w:t>
+      </w:r>
+      <w:r>
+        <w:rPr>
+          <w:rFonts w:ascii="Consolas" w:eastAsia="굴림" w:hAnsi="Consolas" w:cs="굴림"/>
+          <w:color w:val="000000"/>
+          <w:kern w:val="0"/>
+          <w:sz w:val="18"/>
+          <w:szCs w:val="18"/>
+        </w:rPr>
+        <w:t xml:space="preserve"> </w:t>
+      </w:r>
+      <w:r>
+        <w:rPr>
+          <w:rFonts w:ascii="Consolas" w:eastAsia="굴림" w:hAnsi="Consolas" w:cs="굴림"/>
+          <w:color w:val="800000"/>
+          <w:kern w:val="0"/>
+          <w:sz w:val="18"/>
+          <w:szCs w:val="18"/>
+        </w:rPr>
+        <w:t>/&gt;</w:t>
+      </w:r>
+    </w:p>
+    <w:p>
+      <w:pPr>
+        <w:widowControl/>
+        <w:shd w:val="clear" w:color="auto" w:fill="FFFFFF"/>
+        <w:wordWrap/>
+        <w:autoSpaceDE/>
+        <w:autoSpaceDN/>
+        <w:spacing w:after="0" w:line="240" w:lineRule="auto"/>
+        <w:jc w:val="left"/>
+        <w:rPr>
+          <w:rFonts w:ascii="Consolas" w:eastAsia="굴림" w:hAnsi="Consolas" w:cs="굴림"/>
+          <w:color w:val="000000"/>
+          <w:kern w:val="0"/>
+          <w:sz w:val="18"/>
+          <w:szCs w:val="18"/>
+        </w:rPr>
+      </w:pPr>
+      <w:r>
+        <w:rPr>
+          <w:rFonts w:ascii="Consolas" w:eastAsia="굴림" w:hAnsi="Consolas" w:cs="굴림"/>
+          <w:color w:val="000000"/>
+          <w:kern w:val="0"/>
+          <w:sz w:val="18"/>
+          <w:szCs w:val="18"/>
+        </w:rPr>
+        <w:t xml:space="preserve">          </w:t>
+      </w:r>
+      <w:r>
+        <w:rPr>
+          <w:rFonts w:ascii="Consolas" w:eastAsia="굴림" w:hAnsi="Consolas" w:cs="굴림"/>
+          <w:color w:val="800000"/>
+          <w:kern w:val="0"/>
+          <w:sz w:val="18"/>
+          <w:szCs w:val="18"/>
+        </w:rPr>
+        <w:t>&lt;input</w:t>
+      </w:r>
+      <w:r>
+        <w:rPr>
+          <w:rFonts w:ascii="Consolas" w:eastAsia="굴림" w:hAnsi="Consolas" w:cs="굴림"/>
+          <w:color w:val="000000"/>
+          <w:kern w:val="0"/>
+          <w:sz w:val="18"/>
+          <w:szCs w:val="18"/>
+        </w:rPr>
+        <w:t xml:space="preserve"> </w:t>
+      </w:r>
+      <w:r>
+        <w:rPr>
+          <w:rFonts w:ascii="Consolas" w:eastAsia="굴림" w:hAnsi="Consolas" w:cs="굴림"/>
+          <w:color w:val="E50000"/>
+          <w:kern w:val="0"/>
+          <w:sz w:val="18"/>
+          <w:szCs w:val="18"/>
+        </w:rPr>
+        <w:t>type</w:t>
+      </w:r>
+      <w:r>
+        <w:rPr>
+          <w:rFonts w:ascii="Consolas" w:eastAsia="굴림" w:hAnsi="Consolas" w:cs="굴림"/>
+          <w:color w:val="000000"/>
+          <w:kern w:val="0"/>
+          <w:sz w:val="18"/>
+          <w:szCs w:val="18"/>
+        </w:rPr>
+        <w:t>=</w:t>
+      </w:r>
+      <w:r>
+        <w:rPr>
+          <w:rFonts w:ascii="Consolas" w:eastAsia="굴림" w:hAnsi="Consolas" w:cs="굴림"/>
+          <w:color w:val="0000FF"/>
+          <w:kern w:val="0"/>
+          <w:sz w:val="18"/>
+          <w:szCs w:val="18"/>
+        </w:rPr>
+        <w:t>"button"</w:t>
+      </w:r>
+      <w:r>
+        <w:rPr>
+          <w:rFonts w:ascii="Consolas" w:eastAsia="굴림" w:hAnsi="Consolas" w:cs="굴림"/>
+          <w:color w:val="000000"/>
+          <w:kern w:val="0"/>
+          <w:sz w:val="18"/>
+          <w:szCs w:val="18"/>
+        </w:rPr>
+        <w:t xml:space="preserve"> </w:t>
+      </w:r>
+      <w:r>
+        <w:rPr>
+          <w:rFonts w:ascii="Consolas" w:eastAsia="굴림" w:hAnsi="Consolas" w:cs="굴림"/>
+          <w:color w:val="E50000"/>
+          <w:kern w:val="0"/>
+          <w:sz w:val="18"/>
+          <w:szCs w:val="18"/>
+        </w:rPr>
+        <w:t>value</w:t>
+      </w:r>
+      <w:r>
+        <w:rPr>
+          <w:rFonts w:ascii="Consolas" w:eastAsia="굴림" w:hAnsi="Consolas" w:cs="굴림"/>
+          <w:color w:val="000000"/>
+          <w:kern w:val="0"/>
+          <w:sz w:val="18"/>
+          <w:szCs w:val="18"/>
+        </w:rPr>
+        <w:t>=</w:t>
+      </w:r>
+      <w:r>
+        <w:rPr>
+          <w:rFonts w:ascii="Consolas" w:eastAsia="굴림" w:hAnsi="Consolas" w:cs="굴림"/>
+          <w:color w:val="0000FF"/>
+          <w:kern w:val="0"/>
+          <w:sz w:val="18"/>
+          <w:szCs w:val="18"/>
+        </w:rPr>
+        <w:t>"</w:t>
+      </w:r>
+      <w:r>
+        <w:rPr>
+          <w:rFonts w:ascii="Consolas" w:eastAsia="굴림" w:hAnsi="Consolas" w:cs="굴림"/>
+          <w:color w:val="0000FF"/>
+          <w:kern w:val="0"/>
+          <w:sz w:val="18"/>
+          <w:szCs w:val="18"/>
+        </w:rPr>
+        <w:t>로그인</w:t>
+      </w:r>
+      <w:r>
+        <w:rPr>
+          <w:rFonts w:ascii="Consolas" w:eastAsia="굴림" w:hAnsi="Consolas" w:cs="굴림"/>
+          <w:color w:val="0000FF"/>
+          <w:kern w:val="0"/>
+          <w:sz w:val="18"/>
+          <w:szCs w:val="18"/>
+        </w:rPr>
+        <w:t>"</w:t>
+      </w:r>
+      <w:r>
+        <w:rPr>
+          <w:rFonts w:ascii="Consolas" w:eastAsia="굴림" w:hAnsi="Consolas" w:cs="굴림"/>
+          <w:color w:val="000000"/>
+          <w:kern w:val="0"/>
+          <w:sz w:val="18"/>
+          <w:szCs w:val="18"/>
+        </w:rPr>
+        <w:t xml:space="preserve"> </w:t>
+      </w:r>
+      <w:r>
+        <w:rPr>
+          <w:rFonts w:ascii="Consolas" w:eastAsia="굴림" w:hAnsi="Consolas" w:cs="굴림"/>
+          <w:color w:val="800000"/>
+          <w:kern w:val="0"/>
+          <w:sz w:val="18"/>
+          <w:szCs w:val="18"/>
+        </w:rPr>
+        <w:t>/&gt;</w:t>
+      </w:r>
+    </w:p>
+    <w:p>
+      <w:pPr>
+        <w:widowControl/>
+        <w:shd w:val="clear" w:color="auto" w:fill="FFFFFF"/>
+        <w:wordWrap/>
+        <w:autoSpaceDE/>
+        <w:autoSpaceDN/>
+        <w:spacing w:after="0" w:line="240" w:lineRule="auto"/>
+        <w:jc w:val="left"/>
+        <w:rPr>
+          <w:rFonts w:ascii="Consolas" w:eastAsia="굴림" w:hAnsi="Consolas" w:cs="굴림"/>
+          <w:color w:val="000000"/>
+          <w:kern w:val="0"/>
+          <w:sz w:val="18"/>
+          <w:szCs w:val="18"/>
+        </w:rPr>
+      </w:pPr>
+      <w:r>
+        <w:rPr>
+          <w:rFonts w:ascii="Consolas" w:eastAsia="굴림" w:hAnsi="Consolas" w:cs="굴림"/>
+          <w:color w:val="000000"/>
+          <w:kern w:val="0"/>
+          <w:sz w:val="18"/>
+          <w:szCs w:val="18"/>
+        </w:rPr>
+        <w:t xml:space="preserve">        </w:t>
+      </w:r>
+      <w:r>
+        <w:rPr>
+          <w:rFonts w:ascii="Consolas" w:eastAsia="굴림" w:hAnsi="Consolas" w:cs="굴림"/>
+          <w:color w:val="800000"/>
+          <w:kern w:val="0"/>
+          <w:sz w:val="18"/>
+          <w:szCs w:val="18"/>
+        </w:rPr>
+        <w:t>&lt;/td&gt;</w:t>
+      </w:r>
+    </w:p>
+    <w:p>
+      <w:pPr>
+        <w:widowControl/>
+        <w:shd w:val="clear" w:color="auto" w:fill="FFFFFF"/>
+        <w:wordWrap/>
+        <w:autoSpaceDE/>
+        <w:autoSpaceDN/>
+        <w:spacing w:after="0" w:line="240" w:lineRule="auto"/>
+        <w:jc w:val="left"/>
+        <w:rPr>
+          <w:rFonts w:ascii="Consolas" w:eastAsia="굴림" w:hAnsi="Consolas" w:cs="굴림"/>
+          <w:color w:val="000000"/>
+          <w:kern w:val="0"/>
+          <w:sz w:val="18"/>
+          <w:szCs w:val="18"/>
+        </w:rPr>
+      </w:pPr>
+      <w:r>
+        <w:rPr>
+          <w:rFonts w:ascii="Consolas" w:eastAsia="굴림" w:hAnsi="Consolas" w:cs="굴림"/>
+          <w:color w:val="000000"/>
+          <w:kern w:val="0"/>
+          <w:sz w:val="18"/>
+          <w:szCs w:val="18"/>
+        </w:rPr>
+        <w:t xml:space="preserve">      </w:t>
+      </w:r>
+      <w:r>
+        <w:rPr>
+          <w:rFonts w:ascii="Consolas" w:eastAsia="굴림" w:hAnsi="Consolas" w:cs="굴림"/>
+          <w:color w:val="800000"/>
+          <w:kern w:val="0"/>
+          <w:sz w:val="18"/>
+          <w:szCs w:val="18"/>
+        </w:rPr>
+        <w:t>&lt;/tr&gt;</w:t>
+      </w:r>
+    </w:p>
+    <w:p>
+      <w:pPr>
+        <w:widowControl/>
+        <w:shd w:val="clear" w:color="auto" w:fill="FFFFFF"/>
+        <w:wordWrap/>
+        <w:autoSpaceDE/>
+        <w:autoSpaceDN/>
+        <w:spacing w:after="0" w:line="240" w:lineRule="auto"/>
+        <w:jc w:val="left"/>
+        <w:rPr>
+          <w:rFonts w:ascii="Consolas" w:eastAsia="굴림" w:hAnsi="Consolas" w:cs="굴림"/>
+          <w:color w:val="000000"/>
+          <w:kern w:val="0"/>
+          <w:sz w:val="18"/>
+          <w:szCs w:val="18"/>
+        </w:rPr>
+      </w:pPr>
+      <w:r>
+        <w:rPr>
+          <w:rFonts w:ascii="Consolas" w:eastAsia="굴림" w:hAnsi="Consolas" w:cs="굴림"/>
+          <w:color w:val="000000"/>
+          <w:kern w:val="0"/>
+          <w:sz w:val="18"/>
+          <w:szCs w:val="18"/>
+        </w:rPr>
+        <w:t xml:space="preserve">    </w:t>
+      </w:r>
+      <w:r>
+        <w:rPr>
+          <w:rFonts w:ascii="Consolas" w:eastAsia="굴림" w:hAnsi="Consolas" w:cs="굴림"/>
+          <w:color w:val="800000"/>
+          <w:kern w:val="0"/>
+          <w:sz w:val="18"/>
+          <w:szCs w:val="18"/>
+        </w:rPr>
+        <w:t>&lt;/table&gt;</w:t>
+      </w:r>
+    </w:p>
+    <w:p>
+      <w:pPr>
+        <w:widowControl/>
+        <w:shd w:val="clear" w:color="auto" w:fill="FFFFFF"/>
+        <w:wordWrap/>
+        <w:autoSpaceDE/>
+        <w:autoSpaceDN/>
+        <w:spacing w:after="0" w:line="240" w:lineRule="auto"/>
+        <w:jc w:val="left"/>
+        <w:rPr>
+          <w:rFonts w:ascii="Consolas" w:eastAsia="굴림" w:hAnsi="Consolas" w:cs="굴림"/>
+          <w:color w:val="000000"/>
+          <w:kern w:val="0"/>
+          <w:sz w:val="18"/>
+          <w:szCs w:val="18"/>
+        </w:rPr>
+      </w:pPr>
+      <w:r>
+        <w:rPr>
+          <w:rFonts w:ascii="Consolas" w:eastAsia="굴림" w:hAnsi="Consolas" w:cs="굴림"/>
+          <w:color w:val="000000"/>
+          <w:kern w:val="0"/>
+          <w:sz w:val="18"/>
+          <w:szCs w:val="18"/>
+        </w:rPr>
+        <w:t xml:space="preserve">  </w:t>
+      </w:r>
+      <w:r>
+        <w:rPr>
+          <w:rFonts w:ascii="Consolas" w:eastAsia="굴림" w:hAnsi="Consolas" w:cs="굴림"/>
+          <w:color w:val="800000"/>
+          <w:kern w:val="0"/>
+          <w:sz w:val="18"/>
+          <w:szCs w:val="18"/>
+        </w:rPr>
+        <w:t>&lt;/form&gt;</w:t>
+      </w:r>
+    </w:p>
+    <w:p>
+      <w:pPr>
         <w:wordWrap/>
         <w:adjustRightInd w:val="0"/>
         <w:spacing w:after="0" w:line="240" w:lineRule="auto"/>
@@ -5343,16 +7900,6 @@
           <w:szCs w:val="19"/>
         </w:rPr>
       </w:pPr>
-      <w:r>
-        <w:rPr>
-          <w:rFonts w:ascii="돋움체" w:eastAsia="돋움체" w:cs="돋움체"/>
-          <w:color w:val="000000"/>
-          <w:kern w:val="0"/>
-          <w:sz w:val="19"/>
-          <w:szCs w:val="19"/>
-        </w:rPr>
-        <w:t xml:space="preserve">  </w:t>
-      </w:r>
     </w:p>
     <w:p>
       <w:pPr>
@@ -5527,7 +8074,6 @@
                     <a:ln>
                       <a:noFill/>
                     </a:ln>
-                    <a:extLst/>
                   </pic:spPr>
                 </pic:pic>
               </a:graphicData>
@@ -5737,6 +8283,7 @@
           <w:szCs w:val="19"/>
           <w:highlight w:val="white"/>
         </w:rPr>
+        <w:lastRenderedPageBreak/>
         <w:t xml:space="preserve">        </w:t>
       </w:r>
       <w:r>
@@ -5877,7 +8424,6 @@
           <w:szCs w:val="19"/>
         </w:rPr>
       </w:pPr>
-      <w:bookmarkStart w:id="0" w:name="_GoBack"/>
       <w:r>
         <w:rPr>
           <w:noProof/>
@@ -5926,7 +8472,6 @@
                     <a:ln>
                       <a:noFill/>
                     </a:ln>
-                    <a:extLst/>
                   </pic:spPr>
                 </pic:pic>
               </a:graphicData>
@@ -5934,7 +8479,6 @@
           </wp:inline>
         </w:drawing>
       </w:r>
-      <w:bookmarkEnd w:id="0"/>
     </w:p>
     <w:p>
       <w:pPr>
@@ -6120,7 +8664,6 @@
           <w:szCs w:val="19"/>
           <w:highlight w:val="white"/>
         </w:rPr>
-        <w:lastRenderedPageBreak/>
         <w:t xml:space="preserve">        alert(array);</w:t>
       </w:r>
     </w:p>
@@ -6533,7 +9076,6 @@
                     <a:ln>
                       <a:noFill/>
                     </a:ln>
-                    <a:extLst/>
                   </pic:spPr>
                 </pic:pic>
               </a:graphicData>
@@ -7696,6 +10238,7 @@
           <w:szCs w:val="19"/>
           <w:highlight w:val="white"/>
         </w:rPr>
+        <w:lastRenderedPageBreak/>
         <w:t xml:space="preserve">            </w:t>
       </w:r>
       <w:r>
@@ -9557,7 +12100,6 @@
           <w:szCs w:val="19"/>
           <w:highlight w:val="white"/>
         </w:rPr>
-        <w:lastRenderedPageBreak/>
         <w:t xml:space="preserve">        students = students.slice(0, 3);</w:t>
       </w:r>
     </w:p>
@@ -10319,6 +12861,7 @@
           <w:szCs w:val="19"/>
           <w:highlight w:val="white"/>
         </w:rPr>
+        <w:lastRenderedPageBreak/>
         <w:t xml:space="preserve">// </w:t>
       </w:r>
       <w:r>
@@ -11105,2101 +13648,2101 @@
           <w:szCs w:val="19"/>
           <w:highlight w:val="white"/>
         </w:rPr>
+        <w:t xml:space="preserve">output += </w:t>
+      </w:r>
+      <w:r>
+        <w:rPr>
+          <w:rFonts w:ascii="돋움체" w:hAnsi="돋움체" w:cs="돋움체"/>
+          <w:color w:val="A31515"/>
+          <w:kern w:val="0"/>
+          <w:sz w:val="19"/>
+          <w:szCs w:val="19"/>
+          <w:highlight w:val="white"/>
+        </w:rPr>
+        <w:t>'★toTimeString: '</w:t>
+      </w:r>
+      <w:r>
+        <w:rPr>
+          <w:rFonts w:ascii="돋움체" w:hAnsi="돋움체" w:cs="돋움체"/>
+          <w:color w:val="000000"/>
+          <w:kern w:val="0"/>
+          <w:sz w:val="19"/>
+          <w:szCs w:val="19"/>
+          <w:highlight w:val="white"/>
+        </w:rPr>
+        <w:t xml:space="preserve"> + date.toTimeString() + </w:t>
+      </w:r>
+      <w:r>
+        <w:rPr>
+          <w:rFonts w:ascii="돋움체" w:hAnsi="돋움체" w:cs="돋움체"/>
+          <w:color w:val="A31515"/>
+          <w:kern w:val="0"/>
+          <w:sz w:val="19"/>
+          <w:szCs w:val="19"/>
+          <w:highlight w:val="white"/>
+        </w:rPr>
+        <w:t>'\n'</w:t>
+      </w:r>
+      <w:r>
+        <w:rPr>
+          <w:rFonts w:ascii="돋움체" w:hAnsi="돋움체" w:cs="돋움체"/>
+          <w:color w:val="000000"/>
+          <w:kern w:val="0"/>
+          <w:sz w:val="19"/>
+          <w:szCs w:val="19"/>
+          <w:highlight w:val="white"/>
+        </w:rPr>
+        <w:t>;</w:t>
+      </w:r>
+    </w:p>
+    <w:p>
+      <w:pPr>
+        <w:wordWrap/>
+        <w:adjustRightInd w:val="0"/>
+        <w:spacing w:after="0" w:line="240" w:lineRule="auto"/>
+        <w:jc w:val="left"/>
+        <w:rPr>
+          <w:rFonts w:ascii="돋움체" w:hAnsi="돋움체" w:cs="돋움체"/>
+          <w:color w:val="000000"/>
+          <w:kern w:val="0"/>
+          <w:sz w:val="19"/>
+          <w:szCs w:val="19"/>
+          <w:highlight w:val="white"/>
+        </w:rPr>
+      </w:pPr>
+      <w:r>
+        <w:rPr>
+          <w:rFonts w:ascii="돋움체" w:hAnsi="돋움체" w:cs="돋움체"/>
+          <w:color w:val="000000"/>
+          <w:kern w:val="0"/>
+          <w:sz w:val="19"/>
+          <w:szCs w:val="19"/>
+          <w:highlight w:val="white"/>
+        </w:rPr>
+        <w:t xml:space="preserve">        output += </w:t>
+      </w:r>
+      <w:r>
+        <w:rPr>
+          <w:rFonts w:ascii="돋움체" w:hAnsi="돋움체" w:cs="돋움체"/>
+          <w:color w:val="A31515"/>
+          <w:kern w:val="0"/>
+          <w:sz w:val="19"/>
+          <w:szCs w:val="19"/>
+          <w:highlight w:val="white"/>
+        </w:rPr>
+        <w:t>'★toString: '</w:t>
+      </w:r>
+      <w:r>
+        <w:rPr>
+          <w:rFonts w:ascii="돋움체" w:hAnsi="돋움체" w:cs="돋움체"/>
+          <w:color w:val="000000"/>
+          <w:kern w:val="0"/>
+          <w:sz w:val="19"/>
+          <w:szCs w:val="19"/>
+          <w:highlight w:val="white"/>
+        </w:rPr>
+        <w:t xml:space="preserve"> + date.toString() + </w:t>
+      </w:r>
+      <w:r>
+        <w:rPr>
+          <w:rFonts w:ascii="돋움체" w:hAnsi="돋움체" w:cs="돋움체"/>
+          <w:color w:val="A31515"/>
+          <w:kern w:val="0"/>
+          <w:sz w:val="19"/>
+          <w:szCs w:val="19"/>
+          <w:highlight w:val="white"/>
+        </w:rPr>
+        <w:t>'\n'</w:t>
+      </w:r>
+      <w:r>
+        <w:rPr>
+          <w:rFonts w:ascii="돋움체" w:hAnsi="돋움체" w:cs="돋움체"/>
+          <w:color w:val="000000"/>
+          <w:kern w:val="0"/>
+          <w:sz w:val="19"/>
+          <w:szCs w:val="19"/>
+          <w:highlight w:val="white"/>
+        </w:rPr>
+        <w:t xml:space="preserve">; </w:t>
+      </w:r>
+    </w:p>
+    <w:p>
+      <w:pPr>
+        <w:wordWrap/>
+        <w:adjustRightInd w:val="0"/>
+        <w:spacing w:after="0" w:line="240" w:lineRule="auto"/>
+        <w:jc w:val="left"/>
+        <w:rPr>
+          <w:rFonts w:ascii="돋움체" w:hAnsi="돋움체" w:cs="돋움체"/>
+          <w:color w:val="000000"/>
+          <w:kern w:val="0"/>
+          <w:sz w:val="19"/>
+          <w:szCs w:val="19"/>
+          <w:highlight w:val="white"/>
+        </w:rPr>
+      </w:pPr>
+      <w:r>
+        <w:rPr>
+          <w:rFonts w:ascii="돋움체" w:hAnsi="돋움체" w:cs="돋움체"/>
+          <w:color w:val="000000"/>
+          <w:kern w:val="0"/>
+          <w:sz w:val="19"/>
+          <w:szCs w:val="19"/>
+          <w:highlight w:val="white"/>
+        </w:rPr>
+        <w:t xml:space="preserve">        output += </w:t>
+      </w:r>
+      <w:r>
+        <w:rPr>
+          <w:rFonts w:ascii="돋움체" w:hAnsi="돋움체" w:cs="돋움체"/>
+          <w:color w:val="A31515"/>
+          <w:kern w:val="0"/>
+          <w:sz w:val="19"/>
+          <w:szCs w:val="19"/>
+          <w:highlight w:val="white"/>
+        </w:rPr>
+        <w:t>'★toUTCString: '</w:t>
+      </w:r>
+      <w:r>
+        <w:rPr>
+          <w:rFonts w:ascii="돋움체" w:hAnsi="돋움체" w:cs="돋움체"/>
+          <w:color w:val="000000"/>
+          <w:kern w:val="0"/>
+          <w:sz w:val="19"/>
+          <w:szCs w:val="19"/>
+          <w:highlight w:val="white"/>
+        </w:rPr>
+        <w:t xml:space="preserve"> + date.toUTCString() + </w:t>
+      </w:r>
+      <w:r>
+        <w:rPr>
+          <w:rFonts w:ascii="돋움체" w:hAnsi="돋움체" w:cs="돋움체"/>
+          <w:color w:val="A31515"/>
+          <w:kern w:val="0"/>
+          <w:sz w:val="19"/>
+          <w:szCs w:val="19"/>
+          <w:highlight w:val="white"/>
+        </w:rPr>
+        <w:t>'\n'</w:t>
+      </w:r>
+      <w:r>
+        <w:rPr>
+          <w:rFonts w:ascii="돋움체" w:hAnsi="돋움체" w:cs="돋움체"/>
+          <w:color w:val="000000"/>
+          <w:kern w:val="0"/>
+          <w:sz w:val="19"/>
+          <w:szCs w:val="19"/>
+          <w:highlight w:val="white"/>
+        </w:rPr>
+        <w:t>;</w:t>
+      </w:r>
+    </w:p>
+    <w:p>
+      <w:pPr>
+        <w:wordWrap/>
+        <w:adjustRightInd w:val="0"/>
+        <w:spacing w:after="0" w:line="240" w:lineRule="auto"/>
+        <w:jc w:val="left"/>
+        <w:rPr>
+          <w:sz w:val="19"/>
+          <w:szCs w:val="19"/>
+        </w:rPr>
+      </w:pPr>
+      <w:r>
+        <w:rPr>
+          <w:rFonts w:ascii="돋움체" w:hAnsi="돋움체" w:cs="돋움체"/>
+          <w:color w:val="000000"/>
+          <w:kern w:val="0"/>
+          <w:sz w:val="19"/>
+          <w:szCs w:val="19"/>
+          <w:highlight w:val="white"/>
+        </w:rPr>
+        <w:t xml:space="preserve">    </w:t>
+      </w:r>
+      <w:r>
+        <w:rPr>
+          <w:rFonts w:ascii="돋움체" w:hAnsi="돋움체" w:cs="돋움체"/>
+          <w:color w:val="0000FF"/>
+          <w:kern w:val="0"/>
+          <w:sz w:val="19"/>
+          <w:szCs w:val="19"/>
+          <w:highlight w:val="white"/>
+        </w:rPr>
+        <w:t>&lt;/</w:t>
+      </w:r>
+      <w:r>
+        <w:rPr>
+          <w:rFonts w:ascii="돋움체" w:hAnsi="돋움체" w:cs="돋움체"/>
+          <w:color w:val="800000"/>
+          <w:kern w:val="0"/>
+          <w:sz w:val="19"/>
+          <w:szCs w:val="19"/>
+          <w:highlight w:val="white"/>
+        </w:rPr>
+        <w:t>script</w:t>
+      </w:r>
+      <w:r>
+        <w:rPr>
+          <w:rFonts w:ascii="돋움체" w:hAnsi="돋움체" w:cs="돋움체"/>
+          <w:color w:val="0000FF"/>
+          <w:kern w:val="0"/>
+          <w:sz w:val="19"/>
+          <w:szCs w:val="19"/>
+          <w:highlight w:val="white"/>
+        </w:rPr>
+        <w:t>&gt;</w:t>
+      </w:r>
+    </w:p>
+    <w:p>
+      <w:pPr>
+        <w:spacing w:after="0"/>
+        <w:rPr>
+          <w:sz w:val="19"/>
+          <w:szCs w:val="19"/>
+        </w:rPr>
+      </w:pPr>
+      <w:r>
+        <w:rPr>
+          <w:rFonts w:hint="eastAsia"/>
+          <w:sz w:val="19"/>
+          <w:szCs w:val="19"/>
+        </w:rPr>
+        <w:t>8.6.3 날짜 간격 계산</w:t>
+      </w:r>
+    </w:p>
+    <w:p>
+      <w:pPr>
+        <w:spacing w:after="0"/>
+        <w:rPr>
+          <w:sz w:val="19"/>
+          <w:szCs w:val="19"/>
+        </w:rPr>
+      </w:pPr>
+      <w:r>
+        <w:rPr>
+          <w:rFonts w:hint="eastAsia"/>
+          <w:sz w:val="19"/>
+          <w:szCs w:val="19"/>
+        </w:rPr>
+        <w:t>- Date 객체는 D-Day를 구할 때도 활용할 수 있다. 날짜 간격을 구할 때는 getTime() 함수를 사용한다. getTime()함수는 1970년 1월1일 자정부터 지난 밀리초를 구한다. 이를 사용해 두 시간 사이의 초간격을 구하고 다시 날짜로 바꿀 수 있다.</w:t>
+      </w:r>
+    </w:p>
+    <w:p>
+      <w:pPr>
+        <w:wordWrap/>
+        <w:adjustRightInd w:val="0"/>
+        <w:spacing w:after="0" w:line="240" w:lineRule="auto"/>
+        <w:ind w:leftChars="200" w:left="400"/>
+        <w:jc w:val="left"/>
+        <w:rPr>
+          <w:rFonts w:ascii="돋움체" w:hAnsi="돋움체" w:cs="돋움체"/>
+          <w:color w:val="000000"/>
+          <w:kern w:val="0"/>
+          <w:sz w:val="19"/>
+          <w:szCs w:val="19"/>
+          <w:highlight w:val="white"/>
+        </w:rPr>
+      </w:pPr>
+      <w:r>
+        <w:rPr>
+          <w:rFonts w:ascii="돋움체" w:hAnsi="돋움체" w:cs="돋움체"/>
+          <w:color w:val="0000FF"/>
+          <w:kern w:val="0"/>
+          <w:sz w:val="19"/>
+          <w:szCs w:val="19"/>
+          <w:highlight w:val="white"/>
+        </w:rPr>
+        <w:t>&lt;</w:t>
+      </w:r>
+      <w:r>
+        <w:rPr>
+          <w:rFonts w:ascii="돋움체" w:hAnsi="돋움체" w:cs="돋움체"/>
+          <w:color w:val="800000"/>
+          <w:kern w:val="0"/>
+          <w:sz w:val="19"/>
+          <w:szCs w:val="19"/>
+          <w:highlight w:val="white"/>
+        </w:rPr>
+        <w:t>script</w:t>
+      </w:r>
+      <w:r>
+        <w:rPr>
+          <w:rFonts w:ascii="돋움체" w:hAnsi="돋움체" w:cs="돋움체"/>
+          <w:color w:val="0000FF"/>
+          <w:kern w:val="0"/>
+          <w:sz w:val="19"/>
+          <w:szCs w:val="19"/>
+          <w:highlight w:val="white"/>
+        </w:rPr>
+        <w:t>&gt;</w:t>
+      </w:r>
+    </w:p>
+    <w:p>
+      <w:pPr>
+        <w:wordWrap/>
+        <w:adjustRightInd w:val="0"/>
+        <w:spacing w:after="0" w:line="240" w:lineRule="auto"/>
+        <w:jc w:val="left"/>
+        <w:rPr>
+          <w:rFonts w:ascii="돋움체" w:hAnsi="돋움체" w:cs="돋움체"/>
+          <w:color w:val="000000"/>
+          <w:kern w:val="0"/>
+          <w:sz w:val="19"/>
+          <w:szCs w:val="19"/>
+          <w:highlight w:val="white"/>
+        </w:rPr>
+      </w:pPr>
+      <w:r>
+        <w:rPr>
+          <w:rFonts w:ascii="돋움체" w:hAnsi="돋움체" w:cs="돋움체"/>
+          <w:color w:val="000000"/>
+          <w:kern w:val="0"/>
+          <w:sz w:val="19"/>
+          <w:szCs w:val="19"/>
+          <w:highlight w:val="white"/>
+        </w:rPr>
+        <w:t xml:space="preserve">        </w:t>
+      </w:r>
+      <w:r>
+        <w:rPr>
+          <w:rFonts w:ascii="돋움체" w:hAnsi="돋움체" w:cs="돋움체"/>
+          <w:color w:val="0000FF"/>
+          <w:kern w:val="0"/>
+          <w:sz w:val="19"/>
+          <w:szCs w:val="19"/>
+          <w:highlight w:val="white"/>
+        </w:rPr>
+        <w:t>var</w:t>
+      </w:r>
+      <w:r>
+        <w:rPr>
+          <w:rFonts w:ascii="돋움체" w:hAnsi="돋움체" w:cs="돋움체"/>
+          <w:color w:val="000000"/>
+          <w:kern w:val="0"/>
+          <w:sz w:val="19"/>
+          <w:szCs w:val="19"/>
+          <w:highlight w:val="white"/>
+        </w:rPr>
+        <w:t xml:space="preserve"> now = </w:t>
+      </w:r>
+      <w:r>
+        <w:rPr>
+          <w:rFonts w:ascii="돋움체" w:hAnsi="돋움체" w:cs="돋움체"/>
+          <w:color w:val="0000FF"/>
+          <w:kern w:val="0"/>
+          <w:sz w:val="19"/>
+          <w:szCs w:val="19"/>
+          <w:highlight w:val="white"/>
+        </w:rPr>
+        <w:t>new</w:t>
+      </w:r>
+      <w:r>
+        <w:rPr>
+          <w:rFonts w:ascii="돋움체" w:hAnsi="돋움체" w:cs="돋움체"/>
+          <w:color w:val="000000"/>
+          <w:kern w:val="0"/>
+          <w:sz w:val="19"/>
+          <w:szCs w:val="19"/>
+          <w:highlight w:val="white"/>
+        </w:rPr>
+        <w:t xml:space="preserve"> Date();</w:t>
+      </w:r>
+    </w:p>
+    <w:p>
+      <w:pPr>
+        <w:wordWrap/>
+        <w:adjustRightInd w:val="0"/>
+        <w:spacing w:after="0" w:line="240" w:lineRule="auto"/>
+        <w:jc w:val="left"/>
+        <w:rPr>
+          <w:rFonts w:ascii="돋움체" w:hAnsi="돋움체" w:cs="돋움체"/>
+          <w:color w:val="000000"/>
+          <w:kern w:val="0"/>
+          <w:sz w:val="19"/>
+          <w:szCs w:val="19"/>
+          <w:highlight w:val="white"/>
+        </w:rPr>
+      </w:pPr>
+      <w:r>
+        <w:rPr>
+          <w:rFonts w:ascii="돋움체" w:hAnsi="돋움체" w:cs="돋움체"/>
+          <w:color w:val="000000"/>
+          <w:kern w:val="0"/>
+          <w:sz w:val="19"/>
+          <w:szCs w:val="19"/>
+          <w:highlight w:val="white"/>
+        </w:rPr>
+        <w:t xml:space="preserve">        </w:t>
+      </w:r>
+      <w:r>
+        <w:rPr>
+          <w:rFonts w:ascii="돋움체" w:hAnsi="돋움체" w:cs="돋움체"/>
+          <w:color w:val="0000FF"/>
+          <w:kern w:val="0"/>
+          <w:sz w:val="19"/>
+          <w:szCs w:val="19"/>
+          <w:highlight w:val="white"/>
+        </w:rPr>
+        <w:t>var</w:t>
+      </w:r>
+      <w:r>
+        <w:rPr>
+          <w:rFonts w:ascii="돋움체" w:hAnsi="돋움체" w:cs="돋움체"/>
+          <w:color w:val="000000"/>
+          <w:kern w:val="0"/>
+          <w:sz w:val="19"/>
+          <w:szCs w:val="19"/>
+          <w:highlight w:val="white"/>
+        </w:rPr>
+        <w:t xml:space="preserve"> before = </w:t>
+      </w:r>
+      <w:r>
+        <w:rPr>
+          <w:rFonts w:ascii="돋움체" w:hAnsi="돋움체" w:cs="돋움체"/>
+          <w:color w:val="0000FF"/>
+          <w:kern w:val="0"/>
+          <w:sz w:val="19"/>
+          <w:szCs w:val="19"/>
+          <w:highlight w:val="white"/>
+        </w:rPr>
+        <w:t>new</w:t>
+      </w:r>
+      <w:r>
+        <w:rPr>
+          <w:rFonts w:ascii="돋움체" w:hAnsi="돋움체" w:cs="돋움체"/>
+          <w:color w:val="000000"/>
+          <w:kern w:val="0"/>
+          <w:sz w:val="19"/>
+          <w:szCs w:val="19"/>
+          <w:highlight w:val="white"/>
+        </w:rPr>
+        <w:t xml:space="preserve"> </w:t>
+      </w:r>
+      <w:r>
+        <w:rPr>
+          <w:rFonts w:ascii="돋움체" w:hAnsi="돋움체" w:cs="돋움체"/>
+          <w:color w:val="000000"/>
+          <w:kern w:val="0"/>
+          <w:sz w:val="19"/>
+          <w:szCs w:val="19"/>
+          <w:highlight w:val="white"/>
+        </w:rPr>
+        <w:t>Date(2020,</w:t>
+      </w:r>
+      <w:r>
+        <w:rPr>
+          <w:rFonts w:ascii="돋움체" w:hAnsi="돋움체" w:cs="돋움체"/>
+          <w:color w:val="000000"/>
+          <w:kern w:val="0"/>
+          <w:sz w:val="19"/>
+          <w:szCs w:val="19"/>
+          <w:highlight w:val="white"/>
+        </w:rPr>
+        <w:t>0</w:t>
+      </w:r>
+      <w:r>
+        <w:rPr>
+          <w:rFonts w:ascii="돋움체" w:hAnsi="돋움체" w:cs="돋움체"/>
+          <w:color w:val="000000"/>
+          <w:kern w:val="0"/>
+          <w:sz w:val="19"/>
+          <w:szCs w:val="19"/>
+          <w:highlight w:val="white"/>
+        </w:rPr>
+        <w:t>,</w:t>
+      </w:r>
+      <w:r>
+        <w:rPr>
+          <w:rFonts w:ascii="돋움체" w:hAnsi="돋움체" w:cs="돋움체" w:hint="eastAsia"/>
+          <w:color w:val="000000"/>
+          <w:kern w:val="0"/>
+          <w:sz w:val="19"/>
+          <w:szCs w:val="19"/>
+          <w:highlight w:val="white"/>
+        </w:rPr>
+        <w:t>5</w:t>
+      </w:r>
+      <w:r>
+        <w:rPr>
+          <w:rFonts w:ascii="돋움체" w:hAnsi="돋움체" w:cs="돋움체"/>
+          <w:color w:val="000000"/>
+          <w:kern w:val="0"/>
+          <w:sz w:val="19"/>
+          <w:szCs w:val="19"/>
+          <w:highlight w:val="white"/>
+        </w:rPr>
+        <w:t>);</w:t>
+      </w:r>
+      <w:r>
+        <w:rPr>
+          <w:rFonts w:ascii="돋움체" w:hAnsi="돋움체" w:cs="돋움체" w:hint="eastAsia"/>
+          <w:color w:val="000000"/>
+          <w:kern w:val="0"/>
+          <w:sz w:val="19"/>
+          <w:szCs w:val="19"/>
+          <w:highlight w:val="white"/>
+        </w:rPr>
+        <w:t xml:space="preserve"> // 1</w:t>
+      </w:r>
+      <w:r>
+        <w:rPr>
+          <w:rFonts w:ascii="돋움체" w:hAnsi="돋움체" w:cs="돋움체" w:hint="eastAsia"/>
+          <w:color w:val="000000"/>
+          <w:kern w:val="0"/>
+          <w:sz w:val="19"/>
+          <w:szCs w:val="19"/>
+          <w:highlight w:val="white"/>
+        </w:rPr>
+        <w:t>월</w:t>
+      </w:r>
+      <w:r>
+        <w:rPr>
+          <w:rFonts w:ascii="돋움체" w:hAnsi="돋움체" w:cs="돋움체" w:hint="eastAsia"/>
+          <w:color w:val="000000"/>
+          <w:kern w:val="0"/>
+          <w:sz w:val="19"/>
+          <w:szCs w:val="19"/>
+          <w:highlight w:val="white"/>
+        </w:rPr>
+        <w:t>5</w:t>
+      </w:r>
+      <w:r>
+        <w:rPr>
+          <w:rFonts w:ascii="돋움체" w:hAnsi="돋움체" w:cs="돋움체" w:hint="eastAsia"/>
+          <w:color w:val="000000"/>
+          <w:kern w:val="0"/>
+          <w:sz w:val="19"/>
+          <w:szCs w:val="19"/>
+          <w:highlight w:val="white"/>
+        </w:rPr>
+        <w:t>일</w:t>
+      </w:r>
+      <w:r>
+        <w:rPr>
+          <w:rFonts w:ascii="돋움체" w:hAnsi="돋움체" w:cs="돋움체" w:hint="eastAsia"/>
+          <w:color w:val="000000"/>
+          <w:kern w:val="0"/>
+          <w:sz w:val="19"/>
+          <w:szCs w:val="19"/>
+          <w:highlight w:val="white"/>
+        </w:rPr>
+        <w:t xml:space="preserve"> </w:t>
+      </w:r>
+      <w:r>
+        <w:rPr>
+          <w:rFonts w:ascii="돋움체" w:hAnsi="돋움체" w:cs="돋움체"/>
+          <w:color w:val="000000"/>
+          <w:kern w:val="0"/>
+          <w:sz w:val="19"/>
+          <w:szCs w:val="19"/>
+          <w:highlight w:val="white"/>
+        </w:rPr>
+        <w:t>0</w:t>
+      </w:r>
+      <w:r>
+        <w:rPr>
+          <w:rFonts w:ascii="돋움체" w:hAnsi="돋움체" w:cs="돋움체" w:hint="eastAsia"/>
+          <w:color w:val="000000"/>
+          <w:kern w:val="0"/>
+          <w:sz w:val="19"/>
+          <w:szCs w:val="19"/>
+          <w:highlight w:val="white"/>
+        </w:rPr>
+        <w:t>시</w:t>
+      </w:r>
+      <w:r>
+        <w:rPr>
+          <w:rFonts w:ascii="돋움체" w:hAnsi="돋움체" w:cs="돋움체" w:hint="eastAsia"/>
+          <w:color w:val="000000"/>
+          <w:kern w:val="0"/>
+          <w:sz w:val="19"/>
+          <w:szCs w:val="19"/>
+          <w:highlight w:val="white"/>
+        </w:rPr>
+        <w:t xml:space="preserve"> </w:t>
+      </w:r>
+      <w:r>
+        <w:rPr>
+          <w:rFonts w:ascii="돋움체" w:hAnsi="돋움체" w:cs="돋움체"/>
+          <w:color w:val="000000"/>
+          <w:kern w:val="0"/>
+          <w:sz w:val="19"/>
+          <w:szCs w:val="19"/>
+          <w:highlight w:val="white"/>
+        </w:rPr>
+        <w:t>0</w:t>
+      </w:r>
+      <w:r>
+        <w:rPr>
+          <w:rFonts w:ascii="돋움체" w:hAnsi="돋움체" w:cs="돋움체" w:hint="eastAsia"/>
+          <w:color w:val="000000"/>
+          <w:kern w:val="0"/>
+          <w:sz w:val="19"/>
+          <w:szCs w:val="19"/>
+          <w:highlight w:val="white"/>
+        </w:rPr>
+        <w:t>분</w:t>
+      </w:r>
+    </w:p>
+    <w:p>
+      <w:pPr>
+        <w:wordWrap/>
+        <w:adjustRightInd w:val="0"/>
+        <w:spacing w:after="0" w:line="240" w:lineRule="auto"/>
+        <w:jc w:val="left"/>
+        <w:rPr>
+          <w:rFonts w:ascii="돋움체" w:hAnsi="돋움체" w:cs="돋움체"/>
+          <w:color w:val="000000"/>
+          <w:kern w:val="0"/>
+          <w:sz w:val="19"/>
+          <w:szCs w:val="19"/>
+          <w:highlight w:val="white"/>
+        </w:rPr>
+      </w:pPr>
+      <w:r>
+        <w:rPr>
+          <w:rFonts w:ascii="돋움체" w:hAnsi="돋움체" w:cs="돋움체"/>
+          <w:color w:val="000000"/>
+          <w:kern w:val="0"/>
+          <w:sz w:val="19"/>
+          <w:szCs w:val="19"/>
+          <w:highlight w:val="white"/>
+        </w:rPr>
+        <w:t xml:space="preserve">        </w:t>
+      </w:r>
+      <w:r>
+        <w:rPr>
+          <w:rFonts w:ascii="돋움체" w:hAnsi="돋움체" w:cs="돋움체"/>
+          <w:color w:val="0000FF"/>
+          <w:kern w:val="0"/>
+          <w:sz w:val="19"/>
+          <w:szCs w:val="19"/>
+          <w:highlight w:val="white"/>
+        </w:rPr>
+        <w:t>var</w:t>
+      </w:r>
+      <w:r>
+        <w:rPr>
+          <w:rFonts w:ascii="돋움체" w:hAnsi="돋움체" w:cs="돋움체"/>
+          <w:color w:val="000000"/>
+          <w:kern w:val="0"/>
+          <w:sz w:val="19"/>
+          <w:szCs w:val="19"/>
+          <w:highlight w:val="white"/>
+        </w:rPr>
+        <w:t xml:space="preserve"> interval = now.getTime() - before.getTime();</w:t>
+      </w:r>
+    </w:p>
+    <w:p>
+      <w:pPr>
+        <w:wordWrap/>
+        <w:adjustRightInd w:val="0"/>
+        <w:spacing w:after="0" w:line="240" w:lineRule="auto"/>
+        <w:jc w:val="left"/>
+        <w:rPr>
+          <w:rFonts w:ascii="돋움체" w:hAnsi="돋움체" w:cs="돋움체"/>
+          <w:color w:val="000000"/>
+          <w:kern w:val="0"/>
+          <w:sz w:val="19"/>
+          <w:szCs w:val="19"/>
+          <w:highlight w:val="white"/>
+        </w:rPr>
+      </w:pPr>
+      <w:r>
+        <w:rPr>
+          <w:rFonts w:ascii="돋움체" w:hAnsi="돋움체" w:cs="돋움체"/>
+          <w:color w:val="000000"/>
+          <w:kern w:val="0"/>
+          <w:sz w:val="19"/>
+          <w:szCs w:val="19"/>
+          <w:highlight w:val="white"/>
+        </w:rPr>
+        <w:t xml:space="preserve">        interval = Math.floor(interval / (1000 * 60 * 60 * 24));</w:t>
+      </w:r>
+    </w:p>
+    <w:p>
+      <w:pPr>
+        <w:wordWrap/>
+        <w:adjustRightInd w:val="0"/>
+        <w:spacing w:after="0" w:line="240" w:lineRule="auto"/>
+        <w:jc w:val="left"/>
+        <w:rPr>
+          <w:rFonts w:ascii="돋움체" w:hAnsi="돋움체" w:cs="돋움체"/>
+          <w:color w:val="000000"/>
+          <w:kern w:val="0"/>
+          <w:sz w:val="19"/>
+          <w:szCs w:val="19"/>
+          <w:highlight w:val="white"/>
+        </w:rPr>
+      </w:pPr>
+      <w:r>
+        <w:rPr>
+          <w:rFonts w:ascii="돋움체" w:hAnsi="돋움체" w:cs="돋움체"/>
+          <w:color w:val="000000"/>
+          <w:kern w:val="0"/>
+          <w:sz w:val="19"/>
+          <w:szCs w:val="19"/>
+          <w:highlight w:val="white"/>
+        </w:rPr>
+        <w:t xml:space="preserve">        alert(</w:t>
+      </w:r>
+      <w:r>
+        <w:rPr>
+          <w:rFonts w:ascii="돋움체" w:hAnsi="돋움체" w:cs="돋움체"/>
+          <w:color w:val="A31515"/>
+          <w:kern w:val="0"/>
+          <w:sz w:val="19"/>
+          <w:szCs w:val="19"/>
+          <w:highlight w:val="white"/>
+        </w:rPr>
+        <w:t>'Interval: '</w:t>
+      </w:r>
+      <w:r>
+        <w:rPr>
+          <w:rFonts w:ascii="돋움체" w:hAnsi="돋움체" w:cs="돋움체"/>
+          <w:color w:val="000000"/>
+          <w:kern w:val="0"/>
+          <w:sz w:val="19"/>
+          <w:szCs w:val="19"/>
+          <w:highlight w:val="white"/>
+        </w:rPr>
+        <w:t xml:space="preserve"> + interval + </w:t>
+      </w:r>
+      <w:r>
+        <w:rPr>
+          <w:rFonts w:ascii="돋움체" w:hAnsi="돋움체" w:cs="돋움체"/>
+          <w:color w:val="A31515"/>
+          <w:kern w:val="0"/>
+          <w:sz w:val="19"/>
+          <w:szCs w:val="19"/>
+          <w:highlight w:val="white"/>
+        </w:rPr>
+        <w:t>'</w:t>
+      </w:r>
+      <w:r>
+        <w:rPr>
+          <w:rFonts w:ascii="돋움체" w:hAnsi="돋움체" w:cs="돋움체"/>
+          <w:color w:val="A31515"/>
+          <w:kern w:val="0"/>
+          <w:sz w:val="19"/>
+          <w:szCs w:val="19"/>
+          <w:highlight w:val="white"/>
+        </w:rPr>
+        <w:t>일</w:t>
+      </w:r>
+      <w:r>
+        <w:rPr>
+          <w:rFonts w:ascii="돋움체" w:hAnsi="돋움체" w:cs="돋움체"/>
+          <w:color w:val="A31515"/>
+          <w:kern w:val="0"/>
+          <w:sz w:val="19"/>
+          <w:szCs w:val="19"/>
+          <w:highlight w:val="white"/>
+        </w:rPr>
+        <w:t>'</w:t>
+      </w:r>
+      <w:r>
+        <w:rPr>
+          <w:rFonts w:ascii="돋움체" w:hAnsi="돋움체" w:cs="돋움체"/>
+          <w:color w:val="000000"/>
+          <w:kern w:val="0"/>
+          <w:sz w:val="19"/>
+          <w:szCs w:val="19"/>
+          <w:highlight w:val="white"/>
+        </w:rPr>
+        <w:t>);</w:t>
+      </w:r>
+    </w:p>
+    <w:p>
+      <w:pPr>
+        <w:spacing w:after="0"/>
+        <w:rPr>
+          <w:rFonts w:ascii="돋움체" w:hAnsi="돋움체" w:cs="돋움체"/>
+          <w:color w:val="0000FF"/>
+          <w:kern w:val="0"/>
+          <w:sz w:val="19"/>
+          <w:szCs w:val="19"/>
+        </w:rPr>
+      </w:pPr>
+      <w:r>
+        <w:rPr>
+          <w:rFonts w:ascii="돋움체" w:hAnsi="돋움체" w:cs="돋움체"/>
+          <w:color w:val="000000"/>
+          <w:kern w:val="0"/>
+          <w:sz w:val="19"/>
+          <w:szCs w:val="19"/>
+          <w:highlight w:val="white"/>
+        </w:rPr>
+        <w:t xml:space="preserve">    </w:t>
+      </w:r>
+      <w:r>
+        <w:rPr>
+          <w:rFonts w:ascii="돋움체" w:hAnsi="돋움체" w:cs="돋움체"/>
+          <w:color w:val="0000FF"/>
+          <w:kern w:val="0"/>
+          <w:sz w:val="19"/>
+          <w:szCs w:val="19"/>
+          <w:highlight w:val="white"/>
+        </w:rPr>
+        <w:t>&lt;/</w:t>
+      </w:r>
+      <w:r>
+        <w:rPr>
+          <w:rFonts w:ascii="돋움체" w:hAnsi="돋움체" w:cs="돋움체"/>
+          <w:color w:val="800000"/>
+          <w:kern w:val="0"/>
+          <w:sz w:val="19"/>
+          <w:szCs w:val="19"/>
+          <w:highlight w:val="white"/>
+        </w:rPr>
+        <w:t>script</w:t>
+      </w:r>
+      <w:r>
+        <w:rPr>
+          <w:rFonts w:ascii="돋움체" w:hAnsi="돋움체" w:cs="돋움체"/>
+          <w:color w:val="0000FF"/>
+          <w:kern w:val="0"/>
+          <w:sz w:val="19"/>
+          <w:szCs w:val="19"/>
+          <w:highlight w:val="white"/>
+        </w:rPr>
+        <w:t>&gt;</w:t>
+      </w:r>
+    </w:p>
+    <w:p>
+      <w:pPr>
+        <w:spacing w:after="0"/>
+        <w:rPr>
+          <w:rFonts w:ascii="돋움체" w:hAnsi="돋움체" w:cs="돋움체"/>
+          <w:color w:val="0000FF"/>
+          <w:kern w:val="0"/>
+          <w:sz w:val="19"/>
+          <w:szCs w:val="19"/>
+        </w:rPr>
+      </w:pPr>
+      <w:r>
+        <w:rPr>
+          <w:rFonts w:ascii="돋움체" w:hAnsi="돋움체" w:cs="돋움체" w:hint="eastAsia"/>
+          <w:color w:val="0000FF"/>
+          <w:kern w:val="0"/>
+          <w:sz w:val="19"/>
+          <w:szCs w:val="19"/>
+        </w:rPr>
+        <w:t xml:space="preserve">- </w:t>
+      </w:r>
+      <w:r>
+        <w:rPr>
+          <w:rFonts w:ascii="돋움체" w:hAnsi="돋움체" w:cs="돋움체" w:hint="eastAsia"/>
+          <w:color w:val="0000FF"/>
+          <w:kern w:val="0"/>
+          <w:sz w:val="19"/>
+          <w:szCs w:val="19"/>
+          <w:highlight w:val="white"/>
+        </w:rPr>
+        <w:t>아래와</w:t>
+      </w:r>
+      <w:r>
+        <w:rPr>
+          <w:rFonts w:ascii="돋움체" w:hAnsi="돋움체" w:cs="돋움체" w:hint="eastAsia"/>
+          <w:color w:val="0000FF"/>
+          <w:kern w:val="0"/>
+          <w:sz w:val="19"/>
+          <w:szCs w:val="19"/>
+        </w:rPr>
+        <w:t xml:space="preserve"> </w:t>
+      </w:r>
+      <w:r>
+        <w:rPr>
+          <w:rFonts w:ascii="돋움체" w:hAnsi="돋움체" w:cs="돋움체" w:hint="eastAsia"/>
+          <w:color w:val="0000FF"/>
+          <w:kern w:val="0"/>
+          <w:sz w:val="19"/>
+          <w:szCs w:val="19"/>
+          <w:highlight w:val="white"/>
+        </w:rPr>
+        <w:t>같이</w:t>
+      </w:r>
+      <w:r>
+        <w:rPr>
+          <w:rFonts w:ascii="돋움체" w:hAnsi="돋움체" w:cs="돋움체" w:hint="eastAsia"/>
+          <w:color w:val="0000FF"/>
+          <w:kern w:val="0"/>
+          <w:sz w:val="19"/>
+          <w:szCs w:val="19"/>
+        </w:rPr>
+        <w:t xml:space="preserve"> Date </w:t>
+      </w:r>
+      <w:r>
+        <w:rPr>
+          <w:rFonts w:ascii="돋움체" w:hAnsi="돋움체" w:cs="돋움체" w:hint="eastAsia"/>
+          <w:color w:val="0000FF"/>
+          <w:kern w:val="0"/>
+          <w:sz w:val="19"/>
+          <w:szCs w:val="19"/>
+          <w:highlight w:val="white"/>
+        </w:rPr>
+        <w:t>객체의</w:t>
+      </w:r>
+      <w:r>
+        <w:rPr>
+          <w:rFonts w:ascii="돋움체" w:hAnsi="돋움체" w:cs="돋움체" w:hint="eastAsia"/>
+          <w:color w:val="0000FF"/>
+          <w:kern w:val="0"/>
+          <w:sz w:val="19"/>
+          <w:szCs w:val="19"/>
+        </w:rPr>
+        <w:t xml:space="preserve"> </w:t>
+      </w:r>
+      <w:r>
+        <w:rPr>
+          <w:rFonts w:ascii="돋움체" w:hAnsi="돋움체" w:cs="돋움체" w:hint="eastAsia"/>
+          <w:color w:val="0000FF"/>
+          <w:kern w:val="0"/>
+          <w:sz w:val="19"/>
+          <w:szCs w:val="19"/>
+          <w:highlight w:val="white"/>
+        </w:rPr>
+        <w:t>프로토타입에</w:t>
+      </w:r>
+      <w:r>
+        <w:rPr>
+          <w:rFonts w:ascii="돋움체" w:hAnsi="돋움체" w:cs="돋움체" w:hint="eastAsia"/>
+          <w:color w:val="0000FF"/>
+          <w:kern w:val="0"/>
+          <w:sz w:val="19"/>
+          <w:szCs w:val="19"/>
+        </w:rPr>
+        <w:t xml:space="preserve"> </w:t>
+      </w:r>
+      <w:r>
+        <w:rPr>
+          <w:rFonts w:ascii="돋움체" w:hAnsi="돋움체" w:cs="돋움체" w:hint="eastAsia"/>
+          <w:color w:val="0000FF"/>
+          <w:kern w:val="0"/>
+          <w:sz w:val="19"/>
+          <w:szCs w:val="19"/>
+          <w:highlight w:val="white"/>
+        </w:rPr>
+        <w:t>메서드를</w:t>
+      </w:r>
+      <w:r>
+        <w:rPr>
+          <w:rFonts w:ascii="돋움체" w:hAnsi="돋움체" w:cs="돋움체" w:hint="eastAsia"/>
+          <w:color w:val="0000FF"/>
+          <w:kern w:val="0"/>
+          <w:sz w:val="19"/>
+          <w:szCs w:val="19"/>
+        </w:rPr>
+        <w:t xml:space="preserve"> </w:t>
+      </w:r>
+      <w:r>
+        <w:rPr>
+          <w:rFonts w:ascii="돋움체" w:hAnsi="돋움체" w:cs="돋움체" w:hint="eastAsia"/>
+          <w:color w:val="0000FF"/>
+          <w:kern w:val="0"/>
+          <w:sz w:val="19"/>
+          <w:szCs w:val="19"/>
+          <w:highlight w:val="white"/>
+        </w:rPr>
+        <w:t>넣으면</w:t>
+      </w:r>
+      <w:r>
+        <w:rPr>
+          <w:rFonts w:ascii="돋움체" w:hAnsi="돋움체" w:cs="돋움체" w:hint="eastAsia"/>
+          <w:color w:val="0000FF"/>
+          <w:kern w:val="0"/>
+          <w:sz w:val="19"/>
+          <w:szCs w:val="19"/>
+        </w:rPr>
+        <w:t xml:space="preserve"> </w:t>
+      </w:r>
+      <w:r>
+        <w:rPr>
+          <w:rFonts w:ascii="돋움체" w:hAnsi="돋움체" w:cs="돋움체" w:hint="eastAsia"/>
+          <w:color w:val="0000FF"/>
+          <w:kern w:val="0"/>
+          <w:sz w:val="19"/>
+          <w:szCs w:val="19"/>
+          <w:highlight w:val="white"/>
+        </w:rPr>
+        <w:t>쉽고</w:t>
+      </w:r>
+      <w:r>
+        <w:rPr>
+          <w:rFonts w:ascii="돋움체" w:hAnsi="돋움체" w:cs="돋움체" w:hint="eastAsia"/>
+          <w:color w:val="0000FF"/>
+          <w:kern w:val="0"/>
+          <w:sz w:val="19"/>
+          <w:szCs w:val="19"/>
+        </w:rPr>
+        <w:t xml:space="preserve"> </w:t>
+      </w:r>
+      <w:r>
+        <w:rPr>
+          <w:rFonts w:ascii="돋움체" w:hAnsi="돋움체" w:cs="돋움체" w:hint="eastAsia"/>
+          <w:color w:val="0000FF"/>
+          <w:kern w:val="0"/>
+          <w:sz w:val="19"/>
+          <w:szCs w:val="19"/>
+          <w:highlight w:val="white"/>
+        </w:rPr>
+        <w:t>편리하게</w:t>
+      </w:r>
+      <w:r>
+        <w:rPr>
+          <w:rFonts w:ascii="돋움체" w:hAnsi="돋움체" w:cs="돋움체" w:hint="eastAsia"/>
+          <w:color w:val="0000FF"/>
+          <w:kern w:val="0"/>
+          <w:sz w:val="19"/>
+          <w:szCs w:val="19"/>
+        </w:rPr>
+        <w:t xml:space="preserve"> </w:t>
+      </w:r>
+      <w:r>
+        <w:rPr>
+          <w:rFonts w:ascii="돋움체" w:hAnsi="돋움체" w:cs="돋움체" w:hint="eastAsia"/>
+          <w:color w:val="0000FF"/>
+          <w:kern w:val="0"/>
+          <w:sz w:val="19"/>
+          <w:szCs w:val="19"/>
+          <w:highlight w:val="white"/>
+        </w:rPr>
+        <w:t>날짜</w:t>
+      </w:r>
+      <w:r>
+        <w:rPr>
+          <w:rFonts w:ascii="돋움체" w:hAnsi="돋움체" w:cs="돋움체" w:hint="eastAsia"/>
+          <w:color w:val="0000FF"/>
+          <w:kern w:val="0"/>
+          <w:sz w:val="19"/>
+          <w:szCs w:val="19"/>
+        </w:rPr>
+        <w:t xml:space="preserve"> </w:t>
+      </w:r>
+      <w:r>
+        <w:rPr>
+          <w:rFonts w:ascii="돋움체" w:hAnsi="돋움체" w:cs="돋움체" w:hint="eastAsia"/>
+          <w:color w:val="0000FF"/>
+          <w:kern w:val="0"/>
+          <w:sz w:val="19"/>
+          <w:szCs w:val="19"/>
+          <w:highlight w:val="white"/>
+        </w:rPr>
+        <w:t>간격을</w:t>
+      </w:r>
+      <w:r>
+        <w:rPr>
+          <w:rFonts w:ascii="돋움체" w:hAnsi="돋움체" w:cs="돋움체" w:hint="eastAsia"/>
+          <w:color w:val="0000FF"/>
+          <w:kern w:val="0"/>
+          <w:sz w:val="19"/>
+          <w:szCs w:val="19"/>
+        </w:rPr>
+        <w:t xml:space="preserve"> </w:t>
+      </w:r>
+      <w:r>
+        <w:rPr>
+          <w:rFonts w:ascii="돋움체" w:hAnsi="돋움체" w:cs="돋움체" w:hint="eastAsia"/>
+          <w:color w:val="0000FF"/>
+          <w:kern w:val="0"/>
+          <w:sz w:val="19"/>
+          <w:szCs w:val="19"/>
+          <w:highlight w:val="white"/>
+        </w:rPr>
+        <w:t>구할</w:t>
+      </w:r>
+      <w:r>
+        <w:rPr>
+          <w:rFonts w:ascii="돋움체" w:hAnsi="돋움체" w:cs="돋움체" w:hint="eastAsia"/>
+          <w:color w:val="0000FF"/>
+          <w:kern w:val="0"/>
+          <w:sz w:val="19"/>
+          <w:szCs w:val="19"/>
+        </w:rPr>
+        <w:t xml:space="preserve"> </w:t>
+      </w:r>
+      <w:r>
+        <w:rPr>
+          <w:rFonts w:ascii="돋움체" w:hAnsi="돋움체" w:cs="돋움체" w:hint="eastAsia"/>
+          <w:color w:val="0000FF"/>
+          <w:kern w:val="0"/>
+          <w:sz w:val="19"/>
+          <w:szCs w:val="19"/>
+          <w:highlight w:val="white"/>
+        </w:rPr>
+        <w:t>수도</w:t>
+      </w:r>
+      <w:r>
+        <w:rPr>
+          <w:rFonts w:ascii="돋움체" w:hAnsi="돋움체" w:cs="돋움체" w:hint="eastAsia"/>
+          <w:color w:val="0000FF"/>
+          <w:kern w:val="0"/>
+          <w:sz w:val="19"/>
+          <w:szCs w:val="19"/>
+        </w:rPr>
+        <w:t xml:space="preserve"> </w:t>
+      </w:r>
+      <w:r>
+        <w:rPr>
+          <w:rFonts w:ascii="돋움체" w:hAnsi="돋움체" w:cs="돋움체" w:hint="eastAsia"/>
+          <w:color w:val="0000FF"/>
+          <w:kern w:val="0"/>
+          <w:sz w:val="19"/>
+          <w:szCs w:val="19"/>
+          <w:highlight w:val="white"/>
+        </w:rPr>
+        <w:t>있다</w:t>
+      </w:r>
+      <w:r>
+        <w:rPr>
+          <w:rFonts w:ascii="돋움체" w:hAnsi="돋움체" w:cs="돋움체" w:hint="eastAsia"/>
+          <w:color w:val="0000FF"/>
+          <w:kern w:val="0"/>
+          <w:sz w:val="19"/>
+          <w:szCs w:val="19"/>
+        </w:rPr>
+        <w:t>.</w:t>
+      </w:r>
+    </w:p>
+    <w:p>
+      <w:pPr>
+        <w:wordWrap/>
+        <w:adjustRightInd w:val="0"/>
+        <w:spacing w:after="0" w:line="240" w:lineRule="auto"/>
+        <w:ind w:leftChars="200" w:left="400"/>
+        <w:jc w:val="left"/>
+        <w:rPr>
+          <w:rFonts w:ascii="돋움체" w:hAnsi="돋움체" w:cs="돋움체"/>
+          <w:color w:val="000000"/>
+          <w:kern w:val="0"/>
+          <w:sz w:val="19"/>
+          <w:szCs w:val="19"/>
+          <w:highlight w:val="white"/>
+        </w:rPr>
+      </w:pPr>
+      <w:r>
+        <w:rPr>
+          <w:rFonts w:ascii="돋움체" w:hAnsi="돋움체" w:cs="돋움체"/>
+          <w:color w:val="0000FF"/>
+          <w:kern w:val="0"/>
+          <w:sz w:val="19"/>
+          <w:szCs w:val="19"/>
+          <w:highlight w:val="white"/>
+        </w:rPr>
+        <w:t>&lt;</w:t>
+      </w:r>
+      <w:r>
+        <w:rPr>
+          <w:rFonts w:ascii="돋움체" w:hAnsi="돋움체" w:cs="돋움체"/>
+          <w:color w:val="800000"/>
+          <w:kern w:val="0"/>
+          <w:sz w:val="19"/>
+          <w:szCs w:val="19"/>
+          <w:highlight w:val="white"/>
+        </w:rPr>
+        <w:t>script</w:t>
+      </w:r>
+      <w:r>
+        <w:rPr>
+          <w:rFonts w:ascii="돋움체" w:hAnsi="돋움체" w:cs="돋움체"/>
+          <w:color w:val="0000FF"/>
+          <w:kern w:val="0"/>
+          <w:sz w:val="19"/>
+          <w:szCs w:val="19"/>
+          <w:highlight w:val="white"/>
+        </w:rPr>
+        <w:t>&gt;</w:t>
+      </w:r>
+    </w:p>
+    <w:p>
+      <w:pPr>
+        <w:wordWrap/>
+        <w:adjustRightInd w:val="0"/>
+        <w:spacing w:after="0" w:line="240" w:lineRule="auto"/>
+        <w:jc w:val="left"/>
+        <w:rPr>
+          <w:rFonts w:ascii="돋움체" w:hAnsi="돋움체" w:cs="돋움체"/>
+          <w:color w:val="000000"/>
+          <w:kern w:val="0"/>
+          <w:sz w:val="19"/>
+          <w:szCs w:val="19"/>
+          <w:highlight w:val="white"/>
+        </w:rPr>
+      </w:pPr>
+      <w:r>
+        <w:rPr>
+          <w:rFonts w:ascii="돋움체" w:hAnsi="돋움체" w:cs="돋움체"/>
+          <w:color w:val="000000"/>
+          <w:kern w:val="0"/>
+          <w:sz w:val="19"/>
+          <w:szCs w:val="19"/>
+          <w:highlight w:val="white"/>
+        </w:rPr>
+        <w:t xml:space="preserve">        </w:t>
+      </w:r>
+      <w:r>
+        <w:rPr>
+          <w:rFonts w:ascii="돋움체" w:hAnsi="돋움체" w:cs="돋움체"/>
+          <w:color w:val="008000"/>
+          <w:kern w:val="0"/>
+          <w:sz w:val="19"/>
+          <w:szCs w:val="19"/>
+          <w:highlight w:val="white"/>
+        </w:rPr>
+        <w:t>// Date</w:t>
+      </w:r>
+      <w:r>
+        <w:rPr>
+          <w:rFonts w:ascii="돋움체" w:hAnsi="돋움체" w:cs="돋움체"/>
+          <w:color w:val="008000"/>
+          <w:kern w:val="0"/>
+          <w:sz w:val="19"/>
+          <w:szCs w:val="19"/>
+          <w:highlight w:val="white"/>
+        </w:rPr>
+        <w:t>생성자</w:t>
+      </w:r>
+      <w:r>
+        <w:rPr>
+          <w:rFonts w:ascii="돋움체" w:hAnsi="돋움체" w:cs="돋움체"/>
+          <w:color w:val="008000"/>
+          <w:kern w:val="0"/>
+          <w:sz w:val="19"/>
+          <w:szCs w:val="19"/>
+          <w:highlight w:val="white"/>
+        </w:rPr>
+        <w:t xml:space="preserve"> </w:t>
+      </w:r>
+      <w:r>
+        <w:rPr>
+          <w:rFonts w:ascii="돋움체" w:hAnsi="돋움체" w:cs="돋움체"/>
+          <w:color w:val="008000"/>
+          <w:kern w:val="0"/>
+          <w:sz w:val="19"/>
+          <w:szCs w:val="19"/>
+          <w:highlight w:val="white"/>
+        </w:rPr>
+        <w:t>함수의</w:t>
+      </w:r>
+      <w:r>
+        <w:rPr>
+          <w:rFonts w:ascii="돋움체" w:hAnsi="돋움체" w:cs="돋움체"/>
+          <w:color w:val="008000"/>
+          <w:kern w:val="0"/>
+          <w:sz w:val="19"/>
+          <w:szCs w:val="19"/>
+          <w:highlight w:val="white"/>
+        </w:rPr>
+        <w:t xml:space="preserve"> </w:t>
+      </w:r>
+      <w:r>
+        <w:rPr>
+          <w:rFonts w:ascii="돋움체" w:hAnsi="돋움체" w:cs="돋움체"/>
+          <w:color w:val="008000"/>
+          <w:kern w:val="0"/>
+          <w:sz w:val="19"/>
+          <w:szCs w:val="19"/>
+          <w:highlight w:val="white"/>
+        </w:rPr>
+        <w:t>프로토타입에</w:t>
+      </w:r>
+      <w:r>
+        <w:rPr>
+          <w:rFonts w:ascii="돋움체" w:hAnsi="돋움체" w:cs="돋움체"/>
+          <w:color w:val="008000"/>
+          <w:kern w:val="0"/>
+          <w:sz w:val="19"/>
+          <w:szCs w:val="19"/>
+          <w:highlight w:val="white"/>
+        </w:rPr>
+        <w:t xml:space="preserve"> </w:t>
+      </w:r>
+      <w:r>
+        <w:rPr>
+          <w:rFonts w:ascii="돋움체" w:hAnsi="돋움체" w:cs="돋움체"/>
+          <w:color w:val="008000"/>
+          <w:kern w:val="0"/>
+          <w:sz w:val="19"/>
+          <w:szCs w:val="19"/>
+          <w:highlight w:val="white"/>
+        </w:rPr>
+        <w:t>메서드를</w:t>
+      </w:r>
+      <w:r>
+        <w:rPr>
+          <w:rFonts w:ascii="돋움체" w:hAnsi="돋움체" w:cs="돋움체"/>
+          <w:color w:val="008000"/>
+          <w:kern w:val="0"/>
+          <w:sz w:val="19"/>
+          <w:szCs w:val="19"/>
+          <w:highlight w:val="white"/>
+        </w:rPr>
+        <w:t xml:space="preserve"> </w:t>
+      </w:r>
+      <w:r>
+        <w:rPr>
+          <w:rFonts w:ascii="돋움체" w:hAnsi="돋움체" w:cs="돋움체"/>
+          <w:color w:val="008000"/>
+          <w:kern w:val="0"/>
+          <w:sz w:val="19"/>
+          <w:szCs w:val="19"/>
+          <w:highlight w:val="white"/>
+        </w:rPr>
+        <w:t>추가합니다</w:t>
+      </w:r>
+      <w:r>
+        <w:rPr>
+          <w:rFonts w:ascii="돋움체" w:hAnsi="돋움체" w:cs="돋움체"/>
+          <w:color w:val="008000"/>
+          <w:kern w:val="0"/>
+          <w:sz w:val="19"/>
+          <w:szCs w:val="19"/>
+          <w:highlight w:val="white"/>
+        </w:rPr>
+        <w:t>.</w:t>
+      </w:r>
+    </w:p>
+    <w:p>
+      <w:pPr>
+        <w:wordWrap/>
+        <w:adjustRightInd w:val="0"/>
+        <w:spacing w:after="0" w:line="240" w:lineRule="auto"/>
+        <w:jc w:val="left"/>
+        <w:rPr>
+          <w:rFonts w:ascii="돋움체" w:hAnsi="돋움체" w:cs="돋움체"/>
+          <w:color w:val="000000"/>
+          <w:kern w:val="0"/>
+          <w:sz w:val="19"/>
+          <w:szCs w:val="19"/>
+          <w:highlight w:val="white"/>
+        </w:rPr>
+      </w:pPr>
+      <w:r>
+        <w:rPr>
+          <w:rFonts w:ascii="돋움체" w:hAnsi="돋움체" w:cs="돋움체"/>
+          <w:color w:val="000000"/>
+          <w:kern w:val="0"/>
+          <w:sz w:val="19"/>
+          <w:szCs w:val="19"/>
+          <w:highlight w:val="white"/>
+        </w:rPr>
+        <w:t xml:space="preserve">        Date.prototype.getInterval = </w:t>
+      </w:r>
+      <w:r>
+        <w:rPr>
+          <w:rFonts w:ascii="돋움체" w:hAnsi="돋움체" w:cs="돋움체"/>
+          <w:color w:val="0000FF"/>
+          <w:kern w:val="0"/>
+          <w:sz w:val="19"/>
+          <w:szCs w:val="19"/>
+          <w:highlight w:val="white"/>
+        </w:rPr>
+        <w:t>function</w:t>
+      </w:r>
+      <w:r>
+        <w:rPr>
+          <w:rFonts w:ascii="돋움체" w:hAnsi="돋움체" w:cs="돋움체"/>
+          <w:color w:val="000000"/>
+          <w:kern w:val="0"/>
+          <w:sz w:val="19"/>
+          <w:szCs w:val="19"/>
+          <w:highlight w:val="white"/>
+        </w:rPr>
+        <w:t xml:space="preserve"> (otherDate) {</w:t>
+      </w:r>
+    </w:p>
+    <w:p>
+      <w:pPr>
+        <w:wordWrap/>
+        <w:adjustRightInd w:val="0"/>
+        <w:spacing w:after="0" w:line="240" w:lineRule="auto"/>
+        <w:jc w:val="left"/>
+        <w:rPr>
+          <w:rFonts w:ascii="돋움체" w:hAnsi="돋움체" w:cs="돋움체"/>
+          <w:color w:val="000000"/>
+          <w:kern w:val="0"/>
+          <w:sz w:val="19"/>
+          <w:szCs w:val="19"/>
+          <w:highlight w:val="white"/>
+        </w:rPr>
+      </w:pPr>
+      <w:r>
+        <w:rPr>
+          <w:rFonts w:ascii="돋움체" w:hAnsi="돋움체" w:cs="돋움체"/>
+          <w:color w:val="000000"/>
+          <w:kern w:val="0"/>
+          <w:sz w:val="19"/>
+          <w:szCs w:val="19"/>
+          <w:highlight w:val="white"/>
+        </w:rPr>
+        <w:t xml:space="preserve">            </w:t>
+      </w:r>
+      <w:r>
+        <w:rPr>
+          <w:rFonts w:ascii="돋움체" w:hAnsi="돋움체" w:cs="돋움체"/>
+          <w:color w:val="008000"/>
+          <w:kern w:val="0"/>
+          <w:sz w:val="19"/>
+          <w:szCs w:val="19"/>
+          <w:highlight w:val="white"/>
+        </w:rPr>
+        <w:t xml:space="preserve">// </w:t>
+      </w:r>
+      <w:r>
+        <w:rPr>
+          <w:rFonts w:ascii="돋움체" w:hAnsi="돋움체" w:cs="돋움체"/>
+          <w:color w:val="008000"/>
+          <w:kern w:val="0"/>
+          <w:sz w:val="19"/>
+          <w:szCs w:val="19"/>
+          <w:highlight w:val="white"/>
+        </w:rPr>
+        <w:t>변수를</w:t>
+      </w:r>
+      <w:r>
+        <w:rPr>
+          <w:rFonts w:ascii="돋움체" w:hAnsi="돋움체" w:cs="돋움체"/>
+          <w:color w:val="008000"/>
+          <w:kern w:val="0"/>
+          <w:sz w:val="19"/>
+          <w:szCs w:val="19"/>
+          <w:highlight w:val="white"/>
+        </w:rPr>
+        <w:t xml:space="preserve"> </w:t>
+      </w:r>
+      <w:r>
+        <w:rPr>
+          <w:rFonts w:ascii="돋움체" w:hAnsi="돋움체" w:cs="돋움체"/>
+          <w:color w:val="008000"/>
+          <w:kern w:val="0"/>
+          <w:sz w:val="19"/>
+          <w:szCs w:val="19"/>
+          <w:highlight w:val="white"/>
+        </w:rPr>
+        <w:t>선언합니다</w:t>
+      </w:r>
+      <w:r>
+        <w:rPr>
+          <w:rFonts w:ascii="돋움체" w:hAnsi="돋움체" w:cs="돋움체"/>
+          <w:color w:val="008000"/>
+          <w:kern w:val="0"/>
+          <w:sz w:val="19"/>
+          <w:szCs w:val="19"/>
+          <w:highlight w:val="white"/>
+        </w:rPr>
+        <w:t>.</w:t>
+      </w:r>
+    </w:p>
+    <w:p>
+      <w:pPr>
+        <w:wordWrap/>
+        <w:adjustRightInd w:val="0"/>
+        <w:spacing w:after="0" w:line="240" w:lineRule="auto"/>
+        <w:jc w:val="left"/>
+        <w:rPr>
+          <w:rFonts w:ascii="돋움체" w:hAnsi="돋움체" w:cs="돋움체"/>
+          <w:color w:val="000000"/>
+          <w:kern w:val="0"/>
+          <w:sz w:val="19"/>
+          <w:szCs w:val="19"/>
+          <w:highlight w:val="white"/>
+        </w:rPr>
+      </w:pPr>
+      <w:r>
+        <w:rPr>
+          <w:rFonts w:ascii="돋움체" w:hAnsi="돋움체" w:cs="돋움체"/>
+          <w:color w:val="000000"/>
+          <w:kern w:val="0"/>
+          <w:sz w:val="19"/>
+          <w:szCs w:val="19"/>
+          <w:highlight w:val="white"/>
+        </w:rPr>
+        <w:t xml:space="preserve">            </w:t>
+      </w:r>
+      <w:r>
+        <w:rPr>
+          <w:rFonts w:ascii="돋움체" w:hAnsi="돋움체" w:cs="돋움체"/>
+          <w:color w:val="0000FF"/>
+          <w:kern w:val="0"/>
+          <w:sz w:val="19"/>
+          <w:szCs w:val="19"/>
+          <w:highlight w:val="white"/>
+        </w:rPr>
+        <w:t>var</w:t>
+      </w:r>
+      <w:r>
+        <w:rPr>
+          <w:rFonts w:ascii="돋움체" w:hAnsi="돋움체" w:cs="돋움체"/>
+          <w:color w:val="000000"/>
+          <w:kern w:val="0"/>
+          <w:sz w:val="19"/>
+          <w:szCs w:val="19"/>
+          <w:highlight w:val="white"/>
+        </w:rPr>
+        <w:t xml:space="preserve"> interval;</w:t>
+      </w:r>
+    </w:p>
+    <w:p>
+      <w:pPr>
+        <w:wordWrap/>
+        <w:adjustRightInd w:val="0"/>
+        <w:spacing w:after="0" w:line="240" w:lineRule="auto"/>
+        <w:ind w:firstLine="800"/>
+        <w:jc w:val="left"/>
+        <w:rPr>
+          <w:rFonts w:ascii="돋움체" w:hAnsi="돋움체" w:cs="돋움체"/>
+          <w:color w:val="000000"/>
+          <w:kern w:val="0"/>
+          <w:sz w:val="19"/>
+          <w:szCs w:val="19"/>
+          <w:highlight w:val="white"/>
+        </w:rPr>
+      </w:pPr>
+      <w:r>
+        <w:rPr>
+          <w:rFonts w:ascii="돋움체" w:hAnsi="돋움체" w:cs="돋움체"/>
+          <w:color w:val="000000"/>
+          <w:kern w:val="0"/>
+          <w:sz w:val="19"/>
+          <w:szCs w:val="19"/>
+          <w:highlight w:val="white"/>
+        </w:rPr>
+        <w:t xml:space="preserve"> </w:t>
+      </w:r>
+      <w:r>
+        <w:rPr>
+          <w:rFonts w:ascii="돋움체" w:hAnsi="돋움체" w:cs="돋움체" w:hint="eastAsia"/>
+          <w:color w:val="000000"/>
+          <w:kern w:val="0"/>
+          <w:sz w:val="19"/>
+          <w:szCs w:val="19"/>
+          <w:highlight w:val="white"/>
+        </w:rPr>
+        <w:t xml:space="preserve"> </w:t>
+      </w:r>
+      <w:r>
+        <w:rPr>
+          <w:rFonts w:ascii="돋움체" w:hAnsi="돋움체" w:cs="돋움체"/>
+          <w:color w:val="008000"/>
+          <w:kern w:val="0"/>
+          <w:sz w:val="19"/>
+          <w:szCs w:val="19"/>
+          <w:highlight w:val="white"/>
+        </w:rPr>
+        <w:t xml:space="preserve">// </w:t>
+      </w:r>
+      <w:r>
+        <w:rPr>
+          <w:rFonts w:ascii="돋움체" w:hAnsi="돋움체" w:cs="돋움체"/>
+          <w:color w:val="008000"/>
+          <w:kern w:val="0"/>
+          <w:sz w:val="19"/>
+          <w:szCs w:val="19"/>
+          <w:highlight w:val="white"/>
+        </w:rPr>
+        <w:t>양수로</w:t>
+      </w:r>
+      <w:r>
+        <w:rPr>
+          <w:rFonts w:ascii="돋움체" w:hAnsi="돋움체" w:cs="돋움체"/>
+          <w:color w:val="008000"/>
+          <w:kern w:val="0"/>
+          <w:sz w:val="19"/>
+          <w:szCs w:val="19"/>
+          <w:highlight w:val="white"/>
+        </w:rPr>
+        <w:t xml:space="preserve"> </w:t>
+      </w:r>
+      <w:r>
+        <w:rPr>
+          <w:rFonts w:ascii="돋움체" w:hAnsi="돋움체" w:cs="돋움체"/>
+          <w:color w:val="008000"/>
+          <w:kern w:val="0"/>
+          <w:sz w:val="19"/>
+          <w:szCs w:val="19"/>
+          <w:highlight w:val="white"/>
+        </w:rPr>
+        <w:t>날짜</w:t>
+      </w:r>
+      <w:r>
+        <w:rPr>
+          <w:rFonts w:ascii="돋움체" w:hAnsi="돋움체" w:cs="돋움체"/>
+          <w:color w:val="008000"/>
+          <w:kern w:val="0"/>
+          <w:sz w:val="19"/>
+          <w:szCs w:val="19"/>
+          <w:highlight w:val="white"/>
+        </w:rPr>
+        <w:t xml:space="preserve"> </w:t>
+      </w:r>
+      <w:r>
+        <w:rPr>
+          <w:rFonts w:ascii="돋움체" w:hAnsi="돋움체" w:cs="돋움체"/>
+          <w:color w:val="008000"/>
+          <w:kern w:val="0"/>
+          <w:sz w:val="19"/>
+          <w:szCs w:val="19"/>
+          <w:highlight w:val="white"/>
+        </w:rPr>
+        <w:t>간격을</w:t>
+      </w:r>
+      <w:r>
+        <w:rPr>
+          <w:rFonts w:ascii="돋움체" w:hAnsi="돋움체" w:cs="돋움체"/>
+          <w:color w:val="008000"/>
+          <w:kern w:val="0"/>
+          <w:sz w:val="19"/>
+          <w:szCs w:val="19"/>
+          <w:highlight w:val="white"/>
+        </w:rPr>
+        <w:t xml:space="preserve"> </w:t>
+      </w:r>
+      <w:r>
+        <w:rPr>
+          <w:rFonts w:ascii="돋움체" w:hAnsi="돋움체" w:cs="돋움체"/>
+          <w:color w:val="008000"/>
+          <w:kern w:val="0"/>
+          <w:sz w:val="19"/>
+          <w:szCs w:val="19"/>
+          <w:highlight w:val="white"/>
+        </w:rPr>
+        <w:t>구하려고</w:t>
+      </w:r>
+      <w:r>
+        <w:rPr>
+          <w:rFonts w:ascii="돋움체" w:hAnsi="돋움체" w:cs="돋움체"/>
+          <w:color w:val="008000"/>
+          <w:kern w:val="0"/>
+          <w:sz w:val="19"/>
+          <w:szCs w:val="19"/>
+          <w:highlight w:val="white"/>
+        </w:rPr>
+        <w:t xml:space="preserve"> </w:t>
+      </w:r>
+      <w:r>
+        <w:rPr>
+          <w:rFonts w:ascii="돋움체" w:hAnsi="돋움체" w:cs="돋움체"/>
+          <w:color w:val="008000"/>
+          <w:kern w:val="0"/>
+          <w:sz w:val="19"/>
+          <w:szCs w:val="19"/>
+          <w:highlight w:val="white"/>
+        </w:rPr>
+        <w:t>조건문을</w:t>
+      </w:r>
+      <w:r>
+        <w:rPr>
+          <w:rFonts w:ascii="돋움체" w:hAnsi="돋움체" w:cs="돋움체"/>
+          <w:color w:val="008000"/>
+          <w:kern w:val="0"/>
+          <w:sz w:val="19"/>
+          <w:szCs w:val="19"/>
+          <w:highlight w:val="white"/>
+        </w:rPr>
+        <w:t xml:space="preserve"> </w:t>
+      </w:r>
+      <w:r>
+        <w:rPr>
+          <w:rFonts w:ascii="돋움체" w:hAnsi="돋움체" w:cs="돋움체"/>
+          <w:color w:val="008000"/>
+          <w:kern w:val="0"/>
+          <w:sz w:val="19"/>
+          <w:szCs w:val="19"/>
+          <w:highlight w:val="white"/>
+        </w:rPr>
+        <w:t>사용합니다</w:t>
+      </w:r>
+      <w:r>
+        <w:rPr>
+          <w:rFonts w:ascii="돋움체" w:hAnsi="돋움체" w:cs="돋움체"/>
+          <w:color w:val="008000"/>
+          <w:kern w:val="0"/>
+          <w:sz w:val="19"/>
+          <w:szCs w:val="19"/>
+          <w:highlight w:val="white"/>
+        </w:rPr>
+        <w:t>.</w:t>
+      </w:r>
+    </w:p>
+    <w:p>
+      <w:pPr>
+        <w:wordWrap/>
+        <w:adjustRightInd w:val="0"/>
+        <w:spacing w:after="0" w:line="240" w:lineRule="auto"/>
+        <w:jc w:val="left"/>
+        <w:rPr>
+          <w:rFonts w:ascii="돋움체" w:hAnsi="돋움체" w:cs="돋움체"/>
+          <w:color w:val="000000"/>
+          <w:kern w:val="0"/>
+          <w:sz w:val="19"/>
+          <w:szCs w:val="19"/>
+          <w:highlight w:val="white"/>
+        </w:rPr>
+      </w:pPr>
+      <w:r>
+        <w:rPr>
+          <w:rFonts w:ascii="돋움체" w:hAnsi="돋움체" w:cs="돋움체"/>
+          <w:color w:val="000000"/>
+          <w:kern w:val="0"/>
+          <w:sz w:val="19"/>
+          <w:szCs w:val="19"/>
+          <w:highlight w:val="white"/>
+        </w:rPr>
+        <w:t xml:space="preserve">            </w:t>
+      </w:r>
+      <w:r>
+        <w:rPr>
+          <w:rFonts w:ascii="돋움체" w:hAnsi="돋움체" w:cs="돋움체"/>
+          <w:color w:val="0000FF"/>
+          <w:kern w:val="0"/>
+          <w:sz w:val="19"/>
+          <w:szCs w:val="19"/>
+          <w:highlight w:val="white"/>
+        </w:rPr>
+        <w:t>if</w:t>
+      </w:r>
+      <w:r>
+        <w:rPr>
+          <w:rFonts w:ascii="돋움체" w:hAnsi="돋움체" w:cs="돋움체"/>
+          <w:color w:val="000000"/>
+          <w:kern w:val="0"/>
+          <w:sz w:val="19"/>
+          <w:szCs w:val="19"/>
+          <w:highlight w:val="white"/>
+        </w:rPr>
+        <w:t xml:space="preserve"> (</w:t>
+      </w:r>
+      <w:r>
+        <w:rPr>
+          <w:rFonts w:ascii="돋움체" w:hAnsi="돋움체" w:cs="돋움체"/>
+          <w:color w:val="0000FF"/>
+          <w:kern w:val="0"/>
+          <w:sz w:val="19"/>
+          <w:szCs w:val="19"/>
+          <w:highlight w:val="white"/>
+        </w:rPr>
+        <w:t>this</w:t>
+      </w:r>
+      <w:r>
+        <w:rPr>
+          <w:rFonts w:ascii="돋움체" w:hAnsi="돋움체" w:cs="돋움체"/>
+          <w:color w:val="000000"/>
+          <w:kern w:val="0"/>
+          <w:sz w:val="19"/>
+          <w:szCs w:val="19"/>
+          <w:highlight w:val="white"/>
+        </w:rPr>
+        <w:t xml:space="preserve"> &gt; otherDate) {</w:t>
+      </w:r>
+    </w:p>
+    <w:p>
+      <w:pPr>
+        <w:wordWrap/>
+        <w:adjustRightInd w:val="0"/>
+        <w:spacing w:after="0" w:line="240" w:lineRule="auto"/>
+        <w:jc w:val="left"/>
+        <w:rPr>
+          <w:rFonts w:ascii="돋움체" w:hAnsi="돋움체" w:cs="돋움체"/>
+          <w:color w:val="000000"/>
+          <w:kern w:val="0"/>
+          <w:sz w:val="19"/>
+          <w:szCs w:val="19"/>
+          <w:highlight w:val="white"/>
+        </w:rPr>
+      </w:pPr>
+      <w:r>
+        <w:rPr>
+          <w:rFonts w:ascii="돋움체" w:hAnsi="돋움체" w:cs="돋움체"/>
+          <w:color w:val="000000"/>
+          <w:kern w:val="0"/>
+          <w:sz w:val="19"/>
+          <w:szCs w:val="19"/>
+          <w:highlight w:val="white"/>
+        </w:rPr>
+        <w:t xml:space="preserve">                interval = </w:t>
+      </w:r>
+      <w:r>
+        <w:rPr>
+          <w:rFonts w:ascii="돋움체" w:hAnsi="돋움체" w:cs="돋움체"/>
+          <w:color w:val="0000FF"/>
+          <w:kern w:val="0"/>
+          <w:sz w:val="19"/>
+          <w:szCs w:val="19"/>
+          <w:highlight w:val="white"/>
+        </w:rPr>
+        <w:t>this</w:t>
+      </w:r>
+      <w:r>
+        <w:rPr>
+          <w:rFonts w:ascii="돋움체" w:hAnsi="돋움체" w:cs="돋움체"/>
+          <w:color w:val="000000"/>
+          <w:kern w:val="0"/>
+          <w:sz w:val="19"/>
+          <w:szCs w:val="19"/>
+          <w:highlight w:val="white"/>
+        </w:rPr>
+        <w:t>.getTime() - otherDate.getTime();</w:t>
+      </w:r>
+    </w:p>
+    <w:p>
+      <w:pPr>
+        <w:wordWrap/>
+        <w:adjustRightInd w:val="0"/>
+        <w:spacing w:after="0" w:line="240" w:lineRule="auto"/>
+        <w:jc w:val="left"/>
+        <w:rPr>
+          <w:rFonts w:ascii="돋움체" w:hAnsi="돋움체" w:cs="돋움체"/>
+          <w:color w:val="000000"/>
+          <w:kern w:val="0"/>
+          <w:sz w:val="19"/>
+          <w:szCs w:val="19"/>
+          <w:highlight w:val="white"/>
+        </w:rPr>
+      </w:pPr>
+      <w:r>
+        <w:rPr>
+          <w:rFonts w:ascii="돋움체" w:hAnsi="돋움체" w:cs="돋움체"/>
+          <w:color w:val="000000"/>
+          <w:kern w:val="0"/>
+          <w:sz w:val="19"/>
+          <w:szCs w:val="19"/>
+          <w:highlight w:val="white"/>
+        </w:rPr>
+        <w:t xml:space="preserve">            } </w:t>
+      </w:r>
+      <w:r>
+        <w:rPr>
+          <w:rFonts w:ascii="돋움체" w:hAnsi="돋움체" w:cs="돋움체"/>
+          <w:color w:val="0000FF"/>
+          <w:kern w:val="0"/>
+          <w:sz w:val="19"/>
+          <w:szCs w:val="19"/>
+          <w:highlight w:val="white"/>
+        </w:rPr>
+        <w:t>else</w:t>
+      </w:r>
+      <w:r>
+        <w:rPr>
+          <w:rFonts w:ascii="돋움체" w:hAnsi="돋움체" w:cs="돋움체"/>
+          <w:color w:val="000000"/>
+          <w:kern w:val="0"/>
+          <w:sz w:val="19"/>
+          <w:szCs w:val="19"/>
+          <w:highlight w:val="white"/>
+        </w:rPr>
+        <w:t xml:space="preserve"> {</w:t>
+      </w:r>
+    </w:p>
+    <w:p>
+      <w:pPr>
+        <w:wordWrap/>
+        <w:adjustRightInd w:val="0"/>
+        <w:spacing w:after="0" w:line="240" w:lineRule="auto"/>
+        <w:jc w:val="left"/>
+        <w:rPr>
+          <w:rFonts w:ascii="돋움체" w:hAnsi="돋움체" w:cs="돋움체"/>
+          <w:color w:val="000000"/>
+          <w:kern w:val="0"/>
+          <w:sz w:val="19"/>
+          <w:szCs w:val="19"/>
+          <w:highlight w:val="white"/>
+        </w:rPr>
+      </w:pPr>
+      <w:r>
+        <w:rPr>
+          <w:rFonts w:ascii="돋움체" w:hAnsi="돋움체" w:cs="돋움체"/>
+          <w:color w:val="000000"/>
+          <w:kern w:val="0"/>
+          <w:sz w:val="19"/>
+          <w:szCs w:val="19"/>
+          <w:highlight w:val="white"/>
+        </w:rPr>
+        <w:t xml:space="preserve">                interval = otherDate.getTime() - </w:t>
+      </w:r>
+      <w:r>
+        <w:rPr>
+          <w:rFonts w:ascii="돋움체" w:hAnsi="돋움체" w:cs="돋움체"/>
+          <w:color w:val="0000FF"/>
+          <w:kern w:val="0"/>
+          <w:sz w:val="19"/>
+          <w:szCs w:val="19"/>
+          <w:highlight w:val="white"/>
+        </w:rPr>
+        <w:t>this</w:t>
+      </w:r>
+      <w:r>
+        <w:rPr>
+          <w:rFonts w:ascii="돋움체" w:hAnsi="돋움체" w:cs="돋움체"/>
+          <w:color w:val="000000"/>
+          <w:kern w:val="0"/>
+          <w:sz w:val="19"/>
+          <w:szCs w:val="19"/>
+          <w:highlight w:val="white"/>
+        </w:rPr>
+        <w:t>.getTime();</w:t>
+      </w:r>
+    </w:p>
+    <w:p>
+      <w:pPr>
+        <w:wordWrap/>
+        <w:adjustRightInd w:val="0"/>
+        <w:spacing w:after="0" w:line="240" w:lineRule="auto"/>
+        <w:jc w:val="left"/>
+        <w:rPr>
+          <w:rFonts w:ascii="돋움체" w:hAnsi="돋움체" w:cs="돋움체"/>
+          <w:color w:val="000000"/>
+          <w:kern w:val="0"/>
+          <w:sz w:val="19"/>
+          <w:szCs w:val="19"/>
+          <w:highlight w:val="white"/>
+        </w:rPr>
+      </w:pPr>
+      <w:r>
+        <w:rPr>
+          <w:rFonts w:ascii="돋움체" w:hAnsi="돋움체" w:cs="돋움체"/>
+          <w:color w:val="000000"/>
+          <w:kern w:val="0"/>
+          <w:sz w:val="19"/>
+          <w:szCs w:val="19"/>
+          <w:highlight w:val="white"/>
+        </w:rPr>
+        <w:t xml:space="preserve">            }</w:t>
+      </w:r>
+    </w:p>
+    <w:p>
+      <w:pPr>
+        <w:wordWrap/>
+        <w:adjustRightInd w:val="0"/>
+        <w:spacing w:after="0" w:line="240" w:lineRule="auto"/>
+        <w:jc w:val="left"/>
+        <w:rPr>
+          <w:rFonts w:ascii="돋움체" w:hAnsi="돋움체" w:cs="돋움체"/>
+          <w:color w:val="000000"/>
+          <w:kern w:val="0"/>
+          <w:sz w:val="19"/>
+          <w:szCs w:val="19"/>
+          <w:highlight w:val="white"/>
+        </w:rPr>
+      </w:pPr>
+      <w:r>
+        <w:rPr>
+          <w:rFonts w:ascii="돋움체" w:hAnsi="돋움체" w:cs="돋움체"/>
+          <w:color w:val="000000"/>
+          <w:kern w:val="0"/>
+          <w:sz w:val="19"/>
+          <w:szCs w:val="19"/>
+          <w:highlight w:val="white"/>
+        </w:rPr>
+        <w:t xml:space="preserve">            </w:t>
+      </w:r>
+      <w:r>
+        <w:rPr>
+          <w:rFonts w:ascii="돋움체" w:hAnsi="돋움체" w:cs="돋움체"/>
+          <w:color w:val="008000"/>
+          <w:kern w:val="0"/>
+          <w:sz w:val="19"/>
+          <w:szCs w:val="19"/>
+          <w:highlight w:val="white"/>
+        </w:rPr>
+        <w:t xml:space="preserve">// </w:t>
+      </w:r>
+      <w:r>
+        <w:rPr>
+          <w:rFonts w:ascii="돋움체" w:hAnsi="돋움체" w:cs="돋움체"/>
+          <w:color w:val="008000"/>
+          <w:kern w:val="0"/>
+          <w:sz w:val="19"/>
+          <w:szCs w:val="19"/>
+          <w:highlight w:val="white"/>
+        </w:rPr>
+        <w:t>리턴합니다</w:t>
+      </w:r>
+      <w:r>
+        <w:rPr>
+          <w:rFonts w:ascii="돋움체" w:hAnsi="돋움체" w:cs="돋움체"/>
+          <w:color w:val="008000"/>
+          <w:kern w:val="0"/>
+          <w:sz w:val="19"/>
+          <w:szCs w:val="19"/>
+          <w:highlight w:val="white"/>
+        </w:rPr>
+        <w:t>.</w:t>
+      </w:r>
+    </w:p>
+    <w:p>
+      <w:pPr>
+        <w:wordWrap/>
+        <w:adjustRightInd w:val="0"/>
+        <w:spacing w:after="0" w:line="240" w:lineRule="auto"/>
+        <w:jc w:val="left"/>
+        <w:rPr>
+          <w:rFonts w:ascii="돋움체" w:hAnsi="돋움체" w:cs="돋움체"/>
+          <w:color w:val="000000"/>
+          <w:kern w:val="0"/>
+          <w:sz w:val="19"/>
+          <w:szCs w:val="19"/>
+          <w:highlight w:val="white"/>
+        </w:rPr>
+      </w:pPr>
+      <w:r>
+        <w:rPr>
+          <w:rFonts w:ascii="돋움체" w:hAnsi="돋움체" w:cs="돋움체"/>
+          <w:color w:val="000000"/>
+          <w:kern w:val="0"/>
+          <w:sz w:val="19"/>
+          <w:szCs w:val="19"/>
+          <w:highlight w:val="white"/>
+        </w:rPr>
+        <w:t xml:space="preserve">            </w:t>
+      </w:r>
+      <w:r>
+        <w:rPr>
+          <w:rFonts w:ascii="돋움체" w:hAnsi="돋움체" w:cs="돋움체"/>
+          <w:color w:val="0000FF"/>
+          <w:kern w:val="0"/>
+          <w:sz w:val="19"/>
+          <w:szCs w:val="19"/>
+          <w:highlight w:val="white"/>
+        </w:rPr>
+        <w:t>return</w:t>
+      </w:r>
+      <w:r>
+        <w:rPr>
+          <w:rFonts w:ascii="돋움체" w:hAnsi="돋움체" w:cs="돋움체"/>
+          <w:color w:val="000000"/>
+          <w:kern w:val="0"/>
+          <w:sz w:val="19"/>
+          <w:szCs w:val="19"/>
+          <w:highlight w:val="white"/>
+        </w:rPr>
+        <w:t xml:space="preserve"> Math.floor(interval / (1000 * 60 * 60 * 24));</w:t>
+      </w:r>
+    </w:p>
+    <w:p>
+      <w:pPr>
+        <w:wordWrap/>
+        <w:adjustRightInd w:val="0"/>
+        <w:spacing w:after="0" w:line="240" w:lineRule="auto"/>
+        <w:jc w:val="left"/>
+        <w:rPr>
+          <w:rFonts w:ascii="돋움체" w:hAnsi="돋움체" w:cs="돋움체"/>
+          <w:color w:val="000000"/>
+          <w:kern w:val="0"/>
+          <w:sz w:val="19"/>
+          <w:szCs w:val="19"/>
+          <w:highlight w:val="white"/>
+        </w:rPr>
+      </w:pPr>
+      <w:r>
+        <w:rPr>
+          <w:rFonts w:ascii="돋움체" w:hAnsi="돋움체" w:cs="돋움체"/>
+          <w:color w:val="000000"/>
+          <w:kern w:val="0"/>
+          <w:sz w:val="19"/>
+          <w:szCs w:val="19"/>
+          <w:highlight w:val="white"/>
+        </w:rPr>
         <w:lastRenderedPageBreak/>
-        <w:t xml:space="preserve">output += </w:t>
-      </w:r>
-      <w:r>
-        <w:rPr>
-          <w:rFonts w:ascii="돋움체" w:hAnsi="돋움체" w:cs="돋움체"/>
-          <w:color w:val="A31515"/>
-          <w:kern w:val="0"/>
-          <w:sz w:val="19"/>
-          <w:szCs w:val="19"/>
-          <w:highlight w:val="white"/>
-        </w:rPr>
-        <w:t>'★toTimeString: '</w:t>
-      </w:r>
-      <w:r>
-        <w:rPr>
-          <w:rFonts w:ascii="돋움체" w:hAnsi="돋움체" w:cs="돋움체"/>
-          <w:color w:val="000000"/>
-          <w:kern w:val="0"/>
-          <w:sz w:val="19"/>
-          <w:szCs w:val="19"/>
-          <w:highlight w:val="white"/>
-        </w:rPr>
-        <w:t xml:space="preserve"> + date.toTimeString() + </w:t>
-      </w:r>
-      <w:r>
-        <w:rPr>
-          <w:rFonts w:ascii="돋움체" w:hAnsi="돋움체" w:cs="돋움체"/>
-          <w:color w:val="A31515"/>
-          <w:kern w:val="0"/>
-          <w:sz w:val="19"/>
-          <w:szCs w:val="19"/>
-          <w:highlight w:val="white"/>
-        </w:rPr>
-        <w:t>'\n'</w:t>
-      </w:r>
-      <w:r>
-        <w:rPr>
-          <w:rFonts w:ascii="돋움체" w:hAnsi="돋움체" w:cs="돋움체"/>
-          <w:color w:val="000000"/>
-          <w:kern w:val="0"/>
-          <w:sz w:val="19"/>
-          <w:szCs w:val="19"/>
-          <w:highlight w:val="white"/>
-        </w:rPr>
-        <w:t>;</w:t>
-      </w:r>
-    </w:p>
-    <w:p>
-      <w:pPr>
-        <w:wordWrap/>
-        <w:adjustRightInd w:val="0"/>
-        <w:spacing w:after="0" w:line="240" w:lineRule="auto"/>
-        <w:jc w:val="left"/>
-        <w:rPr>
-          <w:rFonts w:ascii="돋움체" w:hAnsi="돋움체" w:cs="돋움체"/>
-          <w:color w:val="000000"/>
-          <w:kern w:val="0"/>
-          <w:sz w:val="19"/>
-          <w:szCs w:val="19"/>
-          <w:highlight w:val="white"/>
-        </w:rPr>
-      </w:pPr>
-      <w:r>
-        <w:rPr>
-          <w:rFonts w:ascii="돋움체" w:hAnsi="돋움체" w:cs="돋움체"/>
-          <w:color w:val="000000"/>
-          <w:kern w:val="0"/>
-          <w:sz w:val="19"/>
-          <w:szCs w:val="19"/>
-          <w:highlight w:val="white"/>
-        </w:rPr>
-        <w:t xml:space="preserve">        output += </w:t>
-      </w:r>
-      <w:r>
-        <w:rPr>
-          <w:rFonts w:ascii="돋움체" w:hAnsi="돋움체" w:cs="돋움체"/>
-          <w:color w:val="A31515"/>
-          <w:kern w:val="0"/>
-          <w:sz w:val="19"/>
-          <w:szCs w:val="19"/>
-          <w:highlight w:val="white"/>
-        </w:rPr>
-        <w:t>'★toString: '</w:t>
-      </w:r>
-      <w:r>
-        <w:rPr>
-          <w:rFonts w:ascii="돋움체" w:hAnsi="돋움체" w:cs="돋움체"/>
-          <w:color w:val="000000"/>
-          <w:kern w:val="0"/>
-          <w:sz w:val="19"/>
-          <w:szCs w:val="19"/>
-          <w:highlight w:val="white"/>
-        </w:rPr>
-        <w:t xml:space="preserve"> + date.toString() + </w:t>
-      </w:r>
-      <w:r>
-        <w:rPr>
-          <w:rFonts w:ascii="돋움체" w:hAnsi="돋움체" w:cs="돋움체"/>
-          <w:color w:val="A31515"/>
-          <w:kern w:val="0"/>
-          <w:sz w:val="19"/>
-          <w:szCs w:val="19"/>
-          <w:highlight w:val="white"/>
-        </w:rPr>
-        <w:t>'\n'</w:t>
-      </w:r>
-      <w:r>
-        <w:rPr>
-          <w:rFonts w:ascii="돋움체" w:hAnsi="돋움체" w:cs="돋움체"/>
-          <w:color w:val="000000"/>
-          <w:kern w:val="0"/>
-          <w:sz w:val="19"/>
-          <w:szCs w:val="19"/>
-          <w:highlight w:val="white"/>
-        </w:rPr>
-        <w:t xml:space="preserve">; </w:t>
-      </w:r>
-    </w:p>
-    <w:p>
-      <w:pPr>
-        <w:wordWrap/>
-        <w:adjustRightInd w:val="0"/>
-        <w:spacing w:after="0" w:line="240" w:lineRule="auto"/>
-        <w:jc w:val="left"/>
-        <w:rPr>
-          <w:rFonts w:ascii="돋움체" w:hAnsi="돋움체" w:cs="돋움체"/>
-          <w:color w:val="000000"/>
-          <w:kern w:val="0"/>
-          <w:sz w:val="19"/>
-          <w:szCs w:val="19"/>
-          <w:highlight w:val="white"/>
-        </w:rPr>
-      </w:pPr>
-      <w:r>
-        <w:rPr>
-          <w:rFonts w:ascii="돋움체" w:hAnsi="돋움체" w:cs="돋움체"/>
-          <w:color w:val="000000"/>
-          <w:kern w:val="0"/>
-          <w:sz w:val="19"/>
-          <w:szCs w:val="19"/>
-          <w:highlight w:val="white"/>
-        </w:rPr>
-        <w:t xml:space="preserve">        output += </w:t>
-      </w:r>
-      <w:r>
-        <w:rPr>
-          <w:rFonts w:ascii="돋움체" w:hAnsi="돋움체" w:cs="돋움체"/>
-          <w:color w:val="A31515"/>
-          <w:kern w:val="0"/>
-          <w:sz w:val="19"/>
-          <w:szCs w:val="19"/>
-          <w:highlight w:val="white"/>
-        </w:rPr>
-        <w:t>'★toUTCString: '</w:t>
-      </w:r>
-      <w:r>
-        <w:rPr>
-          <w:rFonts w:ascii="돋움체" w:hAnsi="돋움체" w:cs="돋움체"/>
-          <w:color w:val="000000"/>
-          <w:kern w:val="0"/>
-          <w:sz w:val="19"/>
-          <w:szCs w:val="19"/>
-          <w:highlight w:val="white"/>
-        </w:rPr>
-        <w:t xml:space="preserve"> + date.toUTCString() + </w:t>
-      </w:r>
-      <w:r>
-        <w:rPr>
-          <w:rFonts w:ascii="돋움체" w:hAnsi="돋움체" w:cs="돋움체"/>
-          <w:color w:val="A31515"/>
-          <w:kern w:val="0"/>
-          <w:sz w:val="19"/>
-          <w:szCs w:val="19"/>
-          <w:highlight w:val="white"/>
-        </w:rPr>
-        <w:t>'\n'</w:t>
-      </w:r>
-      <w:r>
-        <w:rPr>
-          <w:rFonts w:ascii="돋움체" w:hAnsi="돋움체" w:cs="돋움체"/>
-          <w:color w:val="000000"/>
-          <w:kern w:val="0"/>
-          <w:sz w:val="19"/>
-          <w:szCs w:val="19"/>
-          <w:highlight w:val="white"/>
-        </w:rPr>
-        <w:t>;</w:t>
-      </w:r>
-    </w:p>
-    <w:p>
-      <w:pPr>
-        <w:wordWrap/>
-        <w:adjustRightInd w:val="0"/>
-        <w:spacing w:after="0" w:line="240" w:lineRule="auto"/>
-        <w:jc w:val="left"/>
-        <w:rPr>
-          <w:sz w:val="19"/>
-          <w:szCs w:val="19"/>
-        </w:rPr>
-      </w:pPr>
-      <w:r>
-        <w:rPr>
-          <w:rFonts w:ascii="돋움체" w:hAnsi="돋움체" w:cs="돋움체"/>
-          <w:color w:val="000000"/>
-          <w:kern w:val="0"/>
-          <w:sz w:val="19"/>
-          <w:szCs w:val="19"/>
-          <w:highlight w:val="white"/>
-        </w:rPr>
-        <w:t xml:space="preserve">    </w:t>
-      </w:r>
-      <w:r>
-        <w:rPr>
-          <w:rFonts w:ascii="돋움체" w:hAnsi="돋움체" w:cs="돋움체"/>
-          <w:color w:val="0000FF"/>
-          <w:kern w:val="0"/>
-          <w:sz w:val="19"/>
-          <w:szCs w:val="19"/>
-          <w:highlight w:val="white"/>
-        </w:rPr>
-        <w:t>&lt;/</w:t>
-      </w:r>
-      <w:r>
-        <w:rPr>
-          <w:rFonts w:ascii="돋움체" w:hAnsi="돋움체" w:cs="돋움체"/>
-          <w:color w:val="800000"/>
-          <w:kern w:val="0"/>
-          <w:sz w:val="19"/>
-          <w:szCs w:val="19"/>
-          <w:highlight w:val="white"/>
-        </w:rPr>
-        <w:t>script</w:t>
-      </w:r>
-      <w:r>
-        <w:rPr>
-          <w:rFonts w:ascii="돋움체" w:hAnsi="돋움체" w:cs="돋움체"/>
-          <w:color w:val="0000FF"/>
-          <w:kern w:val="0"/>
-          <w:sz w:val="19"/>
-          <w:szCs w:val="19"/>
-          <w:highlight w:val="white"/>
-        </w:rPr>
-        <w:t>&gt;</w:t>
-      </w:r>
-    </w:p>
-    <w:p>
-      <w:pPr>
-        <w:spacing w:after="0"/>
-        <w:rPr>
-          <w:sz w:val="19"/>
-          <w:szCs w:val="19"/>
-        </w:rPr>
-      </w:pPr>
-      <w:r>
-        <w:rPr>
-          <w:rFonts w:hint="eastAsia"/>
-          <w:sz w:val="19"/>
-          <w:szCs w:val="19"/>
-        </w:rPr>
-        <w:t>8.6.3 날짜 간격 계산</w:t>
-      </w:r>
-    </w:p>
-    <w:p>
-      <w:pPr>
-        <w:spacing w:after="0"/>
-        <w:rPr>
-          <w:sz w:val="19"/>
-          <w:szCs w:val="19"/>
-        </w:rPr>
-      </w:pPr>
-      <w:r>
-        <w:rPr>
-          <w:rFonts w:hint="eastAsia"/>
-          <w:sz w:val="19"/>
-          <w:szCs w:val="19"/>
-        </w:rPr>
-        <w:t>- Date 객체는 D-Day를 구할 때도 활용할 수 있다. 날짜 간격을 구할 때는 getTime() 함수를 사용한다. getTime()함수는 1970년 1월1일 자정부터 지난 밀리초를 구한다. 이를 사용해 두 시간 사이의 초간격을 구하고 다시 날짜로 바꿀 수 있다.</w:t>
-      </w:r>
-    </w:p>
-    <w:p>
-      <w:pPr>
-        <w:wordWrap/>
-        <w:adjustRightInd w:val="0"/>
-        <w:spacing w:after="0" w:line="240" w:lineRule="auto"/>
-        <w:ind w:leftChars="200" w:left="400"/>
-        <w:jc w:val="left"/>
-        <w:rPr>
-          <w:rFonts w:ascii="돋움체" w:hAnsi="돋움체" w:cs="돋움체"/>
-          <w:color w:val="000000"/>
-          <w:kern w:val="0"/>
-          <w:sz w:val="19"/>
-          <w:szCs w:val="19"/>
-          <w:highlight w:val="white"/>
-        </w:rPr>
-      </w:pPr>
-      <w:r>
-        <w:rPr>
-          <w:rFonts w:ascii="돋움체" w:hAnsi="돋움체" w:cs="돋움체"/>
-          <w:color w:val="0000FF"/>
-          <w:kern w:val="0"/>
-          <w:sz w:val="19"/>
-          <w:szCs w:val="19"/>
-          <w:highlight w:val="white"/>
-        </w:rPr>
-        <w:t>&lt;</w:t>
-      </w:r>
-      <w:r>
-        <w:rPr>
-          <w:rFonts w:ascii="돋움체" w:hAnsi="돋움체" w:cs="돋움체"/>
-          <w:color w:val="800000"/>
-          <w:kern w:val="0"/>
-          <w:sz w:val="19"/>
-          <w:szCs w:val="19"/>
-          <w:highlight w:val="white"/>
-        </w:rPr>
-        <w:t>script</w:t>
-      </w:r>
-      <w:r>
-        <w:rPr>
-          <w:rFonts w:ascii="돋움체" w:hAnsi="돋움체" w:cs="돋움체"/>
-          <w:color w:val="0000FF"/>
-          <w:kern w:val="0"/>
-          <w:sz w:val="19"/>
-          <w:szCs w:val="19"/>
-          <w:highlight w:val="white"/>
-        </w:rPr>
-        <w:t>&gt;</w:t>
-      </w:r>
-    </w:p>
-    <w:p>
-      <w:pPr>
-        <w:wordWrap/>
-        <w:adjustRightInd w:val="0"/>
-        <w:spacing w:after="0" w:line="240" w:lineRule="auto"/>
-        <w:jc w:val="left"/>
-        <w:rPr>
-          <w:rFonts w:ascii="돋움체" w:hAnsi="돋움체" w:cs="돋움체"/>
-          <w:color w:val="000000"/>
-          <w:kern w:val="0"/>
-          <w:sz w:val="19"/>
-          <w:szCs w:val="19"/>
-          <w:highlight w:val="white"/>
-        </w:rPr>
-      </w:pPr>
-      <w:r>
-        <w:rPr>
-          <w:rFonts w:ascii="돋움체" w:hAnsi="돋움체" w:cs="돋움체"/>
-          <w:color w:val="000000"/>
-          <w:kern w:val="0"/>
-          <w:sz w:val="19"/>
-          <w:szCs w:val="19"/>
-          <w:highlight w:val="white"/>
-        </w:rPr>
-        <w:t xml:space="preserve">        </w:t>
-      </w:r>
-      <w:r>
-        <w:rPr>
-          <w:rFonts w:ascii="돋움체" w:hAnsi="돋움체" w:cs="돋움체"/>
-          <w:color w:val="0000FF"/>
-          <w:kern w:val="0"/>
-          <w:sz w:val="19"/>
-          <w:szCs w:val="19"/>
-          <w:highlight w:val="white"/>
-        </w:rPr>
-        <w:t>var</w:t>
-      </w:r>
-      <w:r>
-        <w:rPr>
-          <w:rFonts w:ascii="돋움체" w:hAnsi="돋움체" w:cs="돋움체"/>
-          <w:color w:val="000000"/>
-          <w:kern w:val="0"/>
-          <w:sz w:val="19"/>
-          <w:szCs w:val="19"/>
-          <w:highlight w:val="white"/>
-        </w:rPr>
-        <w:t xml:space="preserve"> now = </w:t>
-      </w:r>
-      <w:r>
-        <w:rPr>
-          <w:rFonts w:ascii="돋움체" w:hAnsi="돋움체" w:cs="돋움체"/>
-          <w:color w:val="0000FF"/>
-          <w:kern w:val="0"/>
-          <w:sz w:val="19"/>
-          <w:szCs w:val="19"/>
-          <w:highlight w:val="white"/>
-        </w:rPr>
-        <w:t>new</w:t>
-      </w:r>
-      <w:r>
-        <w:rPr>
-          <w:rFonts w:ascii="돋움체" w:hAnsi="돋움체" w:cs="돋움체"/>
-          <w:color w:val="000000"/>
-          <w:kern w:val="0"/>
-          <w:sz w:val="19"/>
-          <w:szCs w:val="19"/>
-          <w:highlight w:val="white"/>
-        </w:rPr>
-        <w:t xml:space="preserve"> Date();</w:t>
-      </w:r>
-    </w:p>
-    <w:p>
-      <w:pPr>
-        <w:wordWrap/>
-        <w:adjustRightInd w:val="0"/>
-        <w:spacing w:after="0" w:line="240" w:lineRule="auto"/>
-        <w:jc w:val="left"/>
-        <w:rPr>
-          <w:rFonts w:ascii="돋움체" w:hAnsi="돋움체" w:cs="돋움체"/>
-          <w:color w:val="000000"/>
-          <w:kern w:val="0"/>
-          <w:sz w:val="19"/>
-          <w:szCs w:val="19"/>
-          <w:highlight w:val="white"/>
-        </w:rPr>
-      </w:pPr>
-      <w:r>
-        <w:rPr>
-          <w:rFonts w:ascii="돋움체" w:hAnsi="돋움체" w:cs="돋움체"/>
-          <w:color w:val="000000"/>
-          <w:kern w:val="0"/>
-          <w:sz w:val="19"/>
-          <w:szCs w:val="19"/>
-          <w:highlight w:val="white"/>
-        </w:rPr>
-        <w:t xml:space="preserve">        </w:t>
-      </w:r>
-      <w:r>
-        <w:rPr>
-          <w:rFonts w:ascii="돋움체" w:hAnsi="돋움체" w:cs="돋움체"/>
-          <w:color w:val="0000FF"/>
-          <w:kern w:val="0"/>
-          <w:sz w:val="19"/>
-          <w:szCs w:val="19"/>
-          <w:highlight w:val="white"/>
-        </w:rPr>
-        <w:t>var</w:t>
-      </w:r>
-      <w:r>
-        <w:rPr>
-          <w:rFonts w:ascii="돋움체" w:hAnsi="돋움체" w:cs="돋움체"/>
-          <w:color w:val="000000"/>
-          <w:kern w:val="0"/>
-          <w:sz w:val="19"/>
-          <w:szCs w:val="19"/>
-          <w:highlight w:val="white"/>
-        </w:rPr>
-        <w:t xml:space="preserve"> before = </w:t>
-      </w:r>
-      <w:r>
-        <w:rPr>
-          <w:rFonts w:ascii="돋움체" w:hAnsi="돋움체" w:cs="돋움체"/>
-          <w:color w:val="0000FF"/>
-          <w:kern w:val="0"/>
-          <w:sz w:val="19"/>
-          <w:szCs w:val="19"/>
-          <w:highlight w:val="white"/>
-        </w:rPr>
-        <w:t>new</w:t>
-      </w:r>
-      <w:r>
-        <w:rPr>
-          <w:rFonts w:ascii="돋움체" w:hAnsi="돋움체" w:cs="돋움체"/>
-          <w:color w:val="000000"/>
-          <w:kern w:val="0"/>
-          <w:sz w:val="19"/>
-          <w:szCs w:val="19"/>
-          <w:highlight w:val="white"/>
-        </w:rPr>
-        <w:t xml:space="preserve"> </w:t>
-      </w:r>
-      <w:r>
-        <w:rPr>
-          <w:rFonts w:ascii="돋움체" w:hAnsi="돋움체" w:cs="돋움체"/>
-          <w:color w:val="000000"/>
-          <w:kern w:val="0"/>
-          <w:sz w:val="19"/>
-          <w:szCs w:val="19"/>
-          <w:highlight w:val="white"/>
-        </w:rPr>
-        <w:t>Date(2020,</w:t>
-      </w:r>
-      <w:r>
-        <w:rPr>
-          <w:rFonts w:ascii="돋움체" w:hAnsi="돋움체" w:cs="돋움체"/>
-          <w:color w:val="000000"/>
-          <w:kern w:val="0"/>
-          <w:sz w:val="19"/>
-          <w:szCs w:val="19"/>
-          <w:highlight w:val="white"/>
-        </w:rPr>
-        <w:t>0</w:t>
-      </w:r>
-      <w:r>
-        <w:rPr>
-          <w:rFonts w:ascii="돋움체" w:hAnsi="돋움체" w:cs="돋움체"/>
-          <w:color w:val="000000"/>
-          <w:kern w:val="0"/>
-          <w:sz w:val="19"/>
-          <w:szCs w:val="19"/>
-          <w:highlight w:val="white"/>
-        </w:rPr>
-        <w:t>,</w:t>
-      </w:r>
-      <w:r>
-        <w:rPr>
-          <w:rFonts w:ascii="돋움체" w:hAnsi="돋움체" w:cs="돋움체" w:hint="eastAsia"/>
-          <w:color w:val="000000"/>
-          <w:kern w:val="0"/>
-          <w:sz w:val="19"/>
-          <w:szCs w:val="19"/>
-          <w:highlight w:val="white"/>
-        </w:rPr>
-        <w:t>5</w:t>
-      </w:r>
-      <w:r>
-        <w:rPr>
-          <w:rFonts w:ascii="돋움체" w:hAnsi="돋움체" w:cs="돋움체"/>
-          <w:color w:val="000000"/>
-          <w:kern w:val="0"/>
-          <w:sz w:val="19"/>
-          <w:szCs w:val="19"/>
-          <w:highlight w:val="white"/>
-        </w:rPr>
-        <w:t>);</w:t>
-      </w:r>
-      <w:r>
-        <w:rPr>
-          <w:rFonts w:ascii="돋움체" w:hAnsi="돋움체" w:cs="돋움체" w:hint="eastAsia"/>
-          <w:color w:val="000000"/>
-          <w:kern w:val="0"/>
-          <w:sz w:val="19"/>
-          <w:szCs w:val="19"/>
-          <w:highlight w:val="white"/>
-        </w:rPr>
-        <w:t xml:space="preserve"> // 1</w:t>
-      </w:r>
-      <w:r>
-        <w:rPr>
-          <w:rFonts w:ascii="돋움체" w:hAnsi="돋움체" w:cs="돋움체" w:hint="eastAsia"/>
-          <w:color w:val="000000"/>
-          <w:kern w:val="0"/>
-          <w:sz w:val="19"/>
-          <w:szCs w:val="19"/>
-          <w:highlight w:val="white"/>
-        </w:rPr>
-        <w:t>월</w:t>
-      </w:r>
-      <w:r>
-        <w:rPr>
-          <w:rFonts w:ascii="돋움체" w:hAnsi="돋움체" w:cs="돋움체" w:hint="eastAsia"/>
-          <w:color w:val="000000"/>
-          <w:kern w:val="0"/>
-          <w:sz w:val="19"/>
-          <w:szCs w:val="19"/>
-          <w:highlight w:val="white"/>
-        </w:rPr>
-        <w:t>5</w:t>
-      </w:r>
-      <w:r>
-        <w:rPr>
-          <w:rFonts w:ascii="돋움체" w:hAnsi="돋움체" w:cs="돋움체" w:hint="eastAsia"/>
-          <w:color w:val="000000"/>
-          <w:kern w:val="0"/>
-          <w:sz w:val="19"/>
-          <w:szCs w:val="19"/>
-          <w:highlight w:val="white"/>
-        </w:rPr>
-        <w:t>일</w:t>
-      </w:r>
-      <w:r>
-        <w:rPr>
-          <w:rFonts w:ascii="돋움체" w:hAnsi="돋움체" w:cs="돋움체" w:hint="eastAsia"/>
-          <w:color w:val="000000"/>
-          <w:kern w:val="0"/>
-          <w:sz w:val="19"/>
-          <w:szCs w:val="19"/>
-          <w:highlight w:val="white"/>
-        </w:rPr>
-        <w:t xml:space="preserve"> </w:t>
-      </w:r>
-      <w:r>
-        <w:rPr>
-          <w:rFonts w:ascii="돋움체" w:hAnsi="돋움체" w:cs="돋움체"/>
-          <w:color w:val="000000"/>
-          <w:kern w:val="0"/>
-          <w:sz w:val="19"/>
-          <w:szCs w:val="19"/>
-          <w:highlight w:val="white"/>
-        </w:rPr>
-        <w:t>0</w:t>
-      </w:r>
-      <w:r>
-        <w:rPr>
-          <w:rFonts w:ascii="돋움체" w:hAnsi="돋움체" w:cs="돋움체" w:hint="eastAsia"/>
-          <w:color w:val="000000"/>
-          <w:kern w:val="0"/>
-          <w:sz w:val="19"/>
-          <w:szCs w:val="19"/>
-          <w:highlight w:val="white"/>
-        </w:rPr>
-        <w:t>시</w:t>
-      </w:r>
-      <w:r>
-        <w:rPr>
-          <w:rFonts w:ascii="돋움체" w:hAnsi="돋움체" w:cs="돋움체" w:hint="eastAsia"/>
-          <w:color w:val="000000"/>
-          <w:kern w:val="0"/>
-          <w:sz w:val="19"/>
-          <w:szCs w:val="19"/>
-          <w:highlight w:val="white"/>
-        </w:rPr>
-        <w:t xml:space="preserve"> </w:t>
-      </w:r>
-      <w:r>
-        <w:rPr>
-          <w:rFonts w:ascii="돋움체" w:hAnsi="돋움체" w:cs="돋움체"/>
-          <w:color w:val="000000"/>
-          <w:kern w:val="0"/>
-          <w:sz w:val="19"/>
-          <w:szCs w:val="19"/>
-          <w:highlight w:val="white"/>
-        </w:rPr>
-        <w:t>0</w:t>
-      </w:r>
-      <w:r>
-        <w:rPr>
-          <w:rFonts w:ascii="돋움체" w:hAnsi="돋움체" w:cs="돋움체" w:hint="eastAsia"/>
-          <w:color w:val="000000"/>
-          <w:kern w:val="0"/>
-          <w:sz w:val="19"/>
-          <w:szCs w:val="19"/>
-          <w:highlight w:val="white"/>
-        </w:rPr>
-        <w:t>분</w:t>
-      </w:r>
-    </w:p>
-    <w:p>
-      <w:pPr>
-        <w:wordWrap/>
-        <w:adjustRightInd w:val="0"/>
-        <w:spacing w:after="0" w:line="240" w:lineRule="auto"/>
-        <w:jc w:val="left"/>
-        <w:rPr>
-          <w:rFonts w:ascii="돋움체" w:hAnsi="돋움체" w:cs="돋움체"/>
-          <w:color w:val="000000"/>
-          <w:kern w:val="0"/>
-          <w:sz w:val="19"/>
-          <w:szCs w:val="19"/>
-          <w:highlight w:val="white"/>
-        </w:rPr>
-      </w:pPr>
-      <w:r>
-        <w:rPr>
-          <w:rFonts w:ascii="돋움체" w:hAnsi="돋움체" w:cs="돋움체"/>
-          <w:color w:val="000000"/>
-          <w:kern w:val="0"/>
-          <w:sz w:val="19"/>
-          <w:szCs w:val="19"/>
-          <w:highlight w:val="white"/>
-        </w:rPr>
-        <w:t xml:space="preserve">        </w:t>
-      </w:r>
-      <w:r>
-        <w:rPr>
-          <w:rFonts w:ascii="돋움체" w:hAnsi="돋움체" w:cs="돋움체"/>
-          <w:color w:val="0000FF"/>
-          <w:kern w:val="0"/>
-          <w:sz w:val="19"/>
-          <w:szCs w:val="19"/>
-          <w:highlight w:val="white"/>
-        </w:rPr>
-        <w:t>var</w:t>
-      </w:r>
-      <w:r>
-        <w:rPr>
-          <w:rFonts w:ascii="돋움체" w:hAnsi="돋움체" w:cs="돋움체"/>
-          <w:color w:val="000000"/>
-          <w:kern w:val="0"/>
-          <w:sz w:val="19"/>
-          <w:szCs w:val="19"/>
-          <w:highlight w:val="white"/>
-        </w:rPr>
-        <w:t xml:space="preserve"> interval = now.getTime() - before.getTime();</w:t>
-      </w:r>
-    </w:p>
-    <w:p>
-      <w:pPr>
-        <w:wordWrap/>
-        <w:adjustRightInd w:val="0"/>
-        <w:spacing w:after="0" w:line="240" w:lineRule="auto"/>
-        <w:jc w:val="left"/>
-        <w:rPr>
-          <w:rFonts w:ascii="돋움체" w:hAnsi="돋움체" w:cs="돋움체"/>
-          <w:color w:val="000000"/>
-          <w:kern w:val="0"/>
-          <w:sz w:val="19"/>
-          <w:szCs w:val="19"/>
-          <w:highlight w:val="white"/>
-        </w:rPr>
-      </w:pPr>
-      <w:r>
-        <w:rPr>
-          <w:rFonts w:ascii="돋움체" w:hAnsi="돋움체" w:cs="돋움체"/>
-          <w:color w:val="000000"/>
-          <w:kern w:val="0"/>
-          <w:sz w:val="19"/>
-          <w:szCs w:val="19"/>
-          <w:highlight w:val="white"/>
-        </w:rPr>
-        <w:t xml:space="preserve">        interval = Math.floor(interval / (1000 * 60 * 60 * 24));</w:t>
-      </w:r>
-    </w:p>
-    <w:p>
-      <w:pPr>
-        <w:wordWrap/>
-        <w:adjustRightInd w:val="0"/>
-        <w:spacing w:after="0" w:line="240" w:lineRule="auto"/>
-        <w:jc w:val="left"/>
-        <w:rPr>
-          <w:rFonts w:ascii="돋움체" w:hAnsi="돋움체" w:cs="돋움체"/>
-          <w:color w:val="000000"/>
-          <w:kern w:val="0"/>
-          <w:sz w:val="19"/>
-          <w:szCs w:val="19"/>
-          <w:highlight w:val="white"/>
-        </w:rPr>
-      </w:pPr>
-      <w:r>
-        <w:rPr>
-          <w:rFonts w:ascii="돋움체" w:hAnsi="돋움체" w:cs="돋움체"/>
-          <w:color w:val="000000"/>
-          <w:kern w:val="0"/>
-          <w:sz w:val="19"/>
-          <w:szCs w:val="19"/>
-          <w:highlight w:val="white"/>
-        </w:rPr>
-        <w:t xml:space="preserve">        alert(</w:t>
-      </w:r>
-      <w:r>
-        <w:rPr>
-          <w:rFonts w:ascii="돋움체" w:hAnsi="돋움체" w:cs="돋움체"/>
-          <w:color w:val="A31515"/>
-          <w:kern w:val="0"/>
-          <w:sz w:val="19"/>
-          <w:szCs w:val="19"/>
-          <w:highlight w:val="white"/>
-        </w:rPr>
-        <w:t>'Interval: '</w:t>
-      </w:r>
-      <w:r>
-        <w:rPr>
-          <w:rFonts w:ascii="돋움체" w:hAnsi="돋움체" w:cs="돋움체"/>
-          <w:color w:val="000000"/>
-          <w:kern w:val="0"/>
-          <w:sz w:val="19"/>
-          <w:szCs w:val="19"/>
-          <w:highlight w:val="white"/>
-        </w:rPr>
-        <w:t xml:space="preserve"> + interval + </w:t>
-      </w:r>
-      <w:r>
-        <w:rPr>
-          <w:rFonts w:ascii="돋움체" w:hAnsi="돋움체" w:cs="돋움체"/>
-          <w:color w:val="A31515"/>
-          <w:kern w:val="0"/>
-          <w:sz w:val="19"/>
-          <w:szCs w:val="19"/>
-          <w:highlight w:val="white"/>
-        </w:rPr>
-        <w:t>'</w:t>
-      </w:r>
-      <w:r>
-        <w:rPr>
-          <w:rFonts w:ascii="돋움체" w:hAnsi="돋움체" w:cs="돋움체"/>
-          <w:color w:val="A31515"/>
-          <w:kern w:val="0"/>
-          <w:sz w:val="19"/>
-          <w:szCs w:val="19"/>
-          <w:highlight w:val="white"/>
-        </w:rPr>
-        <w:t>일</w:t>
-      </w:r>
-      <w:r>
-        <w:rPr>
-          <w:rFonts w:ascii="돋움체" w:hAnsi="돋움체" w:cs="돋움체"/>
-          <w:color w:val="A31515"/>
-          <w:kern w:val="0"/>
-          <w:sz w:val="19"/>
-          <w:szCs w:val="19"/>
-          <w:highlight w:val="white"/>
-        </w:rPr>
-        <w:t>'</w:t>
-      </w:r>
-      <w:r>
-        <w:rPr>
-          <w:rFonts w:ascii="돋움체" w:hAnsi="돋움체" w:cs="돋움체"/>
-          <w:color w:val="000000"/>
-          <w:kern w:val="0"/>
-          <w:sz w:val="19"/>
-          <w:szCs w:val="19"/>
-          <w:highlight w:val="white"/>
-        </w:rPr>
-        <w:t>);</w:t>
-      </w:r>
-    </w:p>
-    <w:p>
-      <w:pPr>
-        <w:spacing w:after="0"/>
-        <w:rPr>
-          <w:rFonts w:ascii="돋움체" w:hAnsi="돋움체" w:cs="돋움체"/>
-          <w:color w:val="0000FF"/>
-          <w:kern w:val="0"/>
-          <w:sz w:val="19"/>
-          <w:szCs w:val="19"/>
-        </w:rPr>
-      </w:pPr>
-      <w:r>
-        <w:rPr>
-          <w:rFonts w:ascii="돋움체" w:hAnsi="돋움체" w:cs="돋움체"/>
-          <w:color w:val="000000"/>
-          <w:kern w:val="0"/>
-          <w:sz w:val="19"/>
-          <w:szCs w:val="19"/>
-          <w:highlight w:val="white"/>
-        </w:rPr>
-        <w:t xml:space="preserve">    </w:t>
-      </w:r>
-      <w:r>
-        <w:rPr>
-          <w:rFonts w:ascii="돋움체" w:hAnsi="돋움체" w:cs="돋움체"/>
-          <w:color w:val="0000FF"/>
-          <w:kern w:val="0"/>
-          <w:sz w:val="19"/>
-          <w:szCs w:val="19"/>
-          <w:highlight w:val="white"/>
-        </w:rPr>
-        <w:t>&lt;/</w:t>
-      </w:r>
-      <w:r>
-        <w:rPr>
-          <w:rFonts w:ascii="돋움체" w:hAnsi="돋움체" w:cs="돋움체"/>
-          <w:color w:val="800000"/>
-          <w:kern w:val="0"/>
-          <w:sz w:val="19"/>
-          <w:szCs w:val="19"/>
-          <w:highlight w:val="white"/>
-        </w:rPr>
-        <w:t>script</w:t>
-      </w:r>
-      <w:r>
-        <w:rPr>
-          <w:rFonts w:ascii="돋움체" w:hAnsi="돋움체" w:cs="돋움체"/>
-          <w:color w:val="0000FF"/>
-          <w:kern w:val="0"/>
-          <w:sz w:val="19"/>
-          <w:szCs w:val="19"/>
-          <w:highlight w:val="white"/>
-        </w:rPr>
-        <w:t>&gt;</w:t>
-      </w:r>
-    </w:p>
-    <w:p>
-      <w:pPr>
-        <w:spacing w:after="0"/>
-        <w:rPr>
-          <w:rFonts w:ascii="돋움체" w:hAnsi="돋움체" w:cs="돋움체"/>
-          <w:color w:val="0000FF"/>
-          <w:kern w:val="0"/>
-          <w:sz w:val="19"/>
-          <w:szCs w:val="19"/>
-        </w:rPr>
-      </w:pPr>
-      <w:r>
-        <w:rPr>
-          <w:rFonts w:ascii="돋움체" w:hAnsi="돋움체" w:cs="돋움체" w:hint="eastAsia"/>
-          <w:color w:val="0000FF"/>
-          <w:kern w:val="0"/>
-          <w:sz w:val="19"/>
-          <w:szCs w:val="19"/>
-        </w:rPr>
-        <w:t xml:space="preserve">- </w:t>
-      </w:r>
-      <w:r>
-        <w:rPr>
-          <w:rFonts w:ascii="돋움체" w:hAnsi="돋움체" w:cs="돋움체" w:hint="eastAsia"/>
-          <w:color w:val="0000FF"/>
-          <w:kern w:val="0"/>
-          <w:sz w:val="19"/>
-          <w:szCs w:val="19"/>
-          <w:highlight w:val="white"/>
-        </w:rPr>
-        <w:t>아래와</w:t>
-      </w:r>
-      <w:r>
-        <w:rPr>
-          <w:rFonts w:ascii="돋움체" w:hAnsi="돋움체" w:cs="돋움체" w:hint="eastAsia"/>
-          <w:color w:val="0000FF"/>
-          <w:kern w:val="0"/>
-          <w:sz w:val="19"/>
-          <w:szCs w:val="19"/>
-        </w:rPr>
-        <w:t xml:space="preserve"> </w:t>
-      </w:r>
-      <w:r>
-        <w:rPr>
-          <w:rFonts w:ascii="돋움체" w:hAnsi="돋움체" w:cs="돋움체" w:hint="eastAsia"/>
-          <w:color w:val="0000FF"/>
-          <w:kern w:val="0"/>
-          <w:sz w:val="19"/>
-          <w:szCs w:val="19"/>
-          <w:highlight w:val="white"/>
-        </w:rPr>
-        <w:t>같이</w:t>
-      </w:r>
-      <w:r>
-        <w:rPr>
-          <w:rFonts w:ascii="돋움체" w:hAnsi="돋움체" w:cs="돋움체" w:hint="eastAsia"/>
-          <w:color w:val="0000FF"/>
-          <w:kern w:val="0"/>
-          <w:sz w:val="19"/>
-          <w:szCs w:val="19"/>
-        </w:rPr>
-        <w:t xml:space="preserve"> Date </w:t>
-      </w:r>
-      <w:r>
-        <w:rPr>
-          <w:rFonts w:ascii="돋움체" w:hAnsi="돋움체" w:cs="돋움체" w:hint="eastAsia"/>
-          <w:color w:val="0000FF"/>
-          <w:kern w:val="0"/>
-          <w:sz w:val="19"/>
-          <w:szCs w:val="19"/>
-          <w:highlight w:val="white"/>
-        </w:rPr>
-        <w:t>객체의</w:t>
-      </w:r>
-      <w:r>
-        <w:rPr>
-          <w:rFonts w:ascii="돋움체" w:hAnsi="돋움체" w:cs="돋움체" w:hint="eastAsia"/>
-          <w:color w:val="0000FF"/>
-          <w:kern w:val="0"/>
-          <w:sz w:val="19"/>
-          <w:szCs w:val="19"/>
-        </w:rPr>
-        <w:t xml:space="preserve"> </w:t>
-      </w:r>
-      <w:r>
-        <w:rPr>
-          <w:rFonts w:ascii="돋움체" w:hAnsi="돋움체" w:cs="돋움체" w:hint="eastAsia"/>
-          <w:color w:val="0000FF"/>
-          <w:kern w:val="0"/>
-          <w:sz w:val="19"/>
-          <w:szCs w:val="19"/>
-          <w:highlight w:val="white"/>
-        </w:rPr>
-        <w:t>프로토타입에</w:t>
-      </w:r>
-      <w:r>
-        <w:rPr>
-          <w:rFonts w:ascii="돋움체" w:hAnsi="돋움체" w:cs="돋움체" w:hint="eastAsia"/>
-          <w:color w:val="0000FF"/>
-          <w:kern w:val="0"/>
-          <w:sz w:val="19"/>
-          <w:szCs w:val="19"/>
-        </w:rPr>
-        <w:t xml:space="preserve"> </w:t>
-      </w:r>
-      <w:r>
-        <w:rPr>
-          <w:rFonts w:ascii="돋움체" w:hAnsi="돋움체" w:cs="돋움체" w:hint="eastAsia"/>
-          <w:color w:val="0000FF"/>
-          <w:kern w:val="0"/>
-          <w:sz w:val="19"/>
-          <w:szCs w:val="19"/>
-          <w:highlight w:val="white"/>
-        </w:rPr>
-        <w:t>메서드를</w:t>
-      </w:r>
-      <w:r>
-        <w:rPr>
-          <w:rFonts w:ascii="돋움체" w:hAnsi="돋움체" w:cs="돋움체" w:hint="eastAsia"/>
-          <w:color w:val="0000FF"/>
-          <w:kern w:val="0"/>
-          <w:sz w:val="19"/>
-          <w:szCs w:val="19"/>
-        </w:rPr>
-        <w:t xml:space="preserve"> </w:t>
-      </w:r>
-      <w:r>
-        <w:rPr>
-          <w:rFonts w:ascii="돋움체" w:hAnsi="돋움체" w:cs="돋움체" w:hint="eastAsia"/>
-          <w:color w:val="0000FF"/>
-          <w:kern w:val="0"/>
-          <w:sz w:val="19"/>
-          <w:szCs w:val="19"/>
-          <w:highlight w:val="white"/>
-        </w:rPr>
-        <w:t>넣으면</w:t>
-      </w:r>
-      <w:r>
-        <w:rPr>
-          <w:rFonts w:ascii="돋움체" w:hAnsi="돋움체" w:cs="돋움체" w:hint="eastAsia"/>
-          <w:color w:val="0000FF"/>
-          <w:kern w:val="0"/>
-          <w:sz w:val="19"/>
-          <w:szCs w:val="19"/>
-        </w:rPr>
-        <w:t xml:space="preserve"> </w:t>
-      </w:r>
-      <w:r>
-        <w:rPr>
-          <w:rFonts w:ascii="돋움체" w:hAnsi="돋움체" w:cs="돋움체" w:hint="eastAsia"/>
-          <w:color w:val="0000FF"/>
-          <w:kern w:val="0"/>
-          <w:sz w:val="19"/>
-          <w:szCs w:val="19"/>
-          <w:highlight w:val="white"/>
-        </w:rPr>
-        <w:t>쉽고</w:t>
-      </w:r>
-      <w:r>
-        <w:rPr>
-          <w:rFonts w:ascii="돋움체" w:hAnsi="돋움체" w:cs="돋움체" w:hint="eastAsia"/>
-          <w:color w:val="0000FF"/>
-          <w:kern w:val="0"/>
-          <w:sz w:val="19"/>
-          <w:szCs w:val="19"/>
-        </w:rPr>
-        <w:t xml:space="preserve"> </w:t>
-      </w:r>
-      <w:r>
-        <w:rPr>
-          <w:rFonts w:ascii="돋움체" w:hAnsi="돋움체" w:cs="돋움체" w:hint="eastAsia"/>
-          <w:color w:val="0000FF"/>
-          <w:kern w:val="0"/>
-          <w:sz w:val="19"/>
-          <w:szCs w:val="19"/>
-          <w:highlight w:val="white"/>
-        </w:rPr>
-        <w:t>편리하게</w:t>
-      </w:r>
-      <w:r>
-        <w:rPr>
-          <w:rFonts w:ascii="돋움체" w:hAnsi="돋움체" w:cs="돋움체" w:hint="eastAsia"/>
-          <w:color w:val="0000FF"/>
-          <w:kern w:val="0"/>
-          <w:sz w:val="19"/>
-          <w:szCs w:val="19"/>
-        </w:rPr>
-        <w:t xml:space="preserve"> </w:t>
-      </w:r>
-      <w:r>
-        <w:rPr>
-          <w:rFonts w:ascii="돋움체" w:hAnsi="돋움체" w:cs="돋움체" w:hint="eastAsia"/>
-          <w:color w:val="0000FF"/>
-          <w:kern w:val="0"/>
-          <w:sz w:val="19"/>
-          <w:szCs w:val="19"/>
-          <w:highlight w:val="white"/>
-        </w:rPr>
-        <w:t>날짜</w:t>
-      </w:r>
-      <w:r>
-        <w:rPr>
-          <w:rFonts w:ascii="돋움체" w:hAnsi="돋움체" w:cs="돋움체" w:hint="eastAsia"/>
-          <w:color w:val="0000FF"/>
-          <w:kern w:val="0"/>
-          <w:sz w:val="19"/>
-          <w:szCs w:val="19"/>
-        </w:rPr>
-        <w:t xml:space="preserve"> </w:t>
-      </w:r>
-      <w:r>
-        <w:rPr>
-          <w:rFonts w:ascii="돋움체" w:hAnsi="돋움체" w:cs="돋움체" w:hint="eastAsia"/>
-          <w:color w:val="0000FF"/>
-          <w:kern w:val="0"/>
-          <w:sz w:val="19"/>
-          <w:szCs w:val="19"/>
-          <w:highlight w:val="white"/>
-        </w:rPr>
-        <w:t>간격을</w:t>
-      </w:r>
-      <w:r>
-        <w:rPr>
-          <w:rFonts w:ascii="돋움체" w:hAnsi="돋움체" w:cs="돋움체" w:hint="eastAsia"/>
-          <w:color w:val="0000FF"/>
-          <w:kern w:val="0"/>
-          <w:sz w:val="19"/>
-          <w:szCs w:val="19"/>
-        </w:rPr>
-        <w:t xml:space="preserve"> </w:t>
-      </w:r>
-      <w:r>
-        <w:rPr>
-          <w:rFonts w:ascii="돋움체" w:hAnsi="돋움체" w:cs="돋움체" w:hint="eastAsia"/>
-          <w:color w:val="0000FF"/>
-          <w:kern w:val="0"/>
-          <w:sz w:val="19"/>
-          <w:szCs w:val="19"/>
-          <w:highlight w:val="white"/>
-        </w:rPr>
-        <w:t>구할</w:t>
-      </w:r>
-      <w:r>
-        <w:rPr>
-          <w:rFonts w:ascii="돋움체" w:hAnsi="돋움체" w:cs="돋움체" w:hint="eastAsia"/>
-          <w:color w:val="0000FF"/>
-          <w:kern w:val="0"/>
-          <w:sz w:val="19"/>
-          <w:szCs w:val="19"/>
-        </w:rPr>
-        <w:t xml:space="preserve"> </w:t>
-      </w:r>
-      <w:r>
-        <w:rPr>
-          <w:rFonts w:ascii="돋움체" w:hAnsi="돋움체" w:cs="돋움체" w:hint="eastAsia"/>
-          <w:color w:val="0000FF"/>
-          <w:kern w:val="0"/>
-          <w:sz w:val="19"/>
-          <w:szCs w:val="19"/>
-          <w:highlight w:val="white"/>
-        </w:rPr>
-        <w:t>수도</w:t>
-      </w:r>
-      <w:r>
-        <w:rPr>
-          <w:rFonts w:ascii="돋움체" w:hAnsi="돋움체" w:cs="돋움체" w:hint="eastAsia"/>
-          <w:color w:val="0000FF"/>
-          <w:kern w:val="0"/>
-          <w:sz w:val="19"/>
-          <w:szCs w:val="19"/>
-        </w:rPr>
-        <w:t xml:space="preserve"> </w:t>
-      </w:r>
-      <w:r>
-        <w:rPr>
-          <w:rFonts w:ascii="돋움체" w:hAnsi="돋움체" w:cs="돋움체" w:hint="eastAsia"/>
-          <w:color w:val="0000FF"/>
-          <w:kern w:val="0"/>
-          <w:sz w:val="19"/>
-          <w:szCs w:val="19"/>
-          <w:highlight w:val="white"/>
-        </w:rPr>
-        <w:t>있다</w:t>
-      </w:r>
-      <w:r>
-        <w:rPr>
-          <w:rFonts w:ascii="돋움체" w:hAnsi="돋움체" w:cs="돋움체" w:hint="eastAsia"/>
-          <w:color w:val="0000FF"/>
-          <w:kern w:val="0"/>
-          <w:sz w:val="19"/>
-          <w:szCs w:val="19"/>
-        </w:rPr>
-        <w:t>.</w:t>
-      </w:r>
-    </w:p>
-    <w:p>
-      <w:pPr>
-        <w:wordWrap/>
-        <w:adjustRightInd w:val="0"/>
-        <w:spacing w:after="0" w:line="240" w:lineRule="auto"/>
-        <w:ind w:leftChars="200" w:left="400"/>
-        <w:jc w:val="left"/>
-        <w:rPr>
-          <w:rFonts w:ascii="돋움체" w:hAnsi="돋움체" w:cs="돋움체"/>
-          <w:color w:val="000000"/>
-          <w:kern w:val="0"/>
-          <w:sz w:val="19"/>
-          <w:szCs w:val="19"/>
-          <w:highlight w:val="white"/>
-        </w:rPr>
-      </w:pPr>
-      <w:r>
-        <w:rPr>
-          <w:rFonts w:ascii="돋움체" w:hAnsi="돋움체" w:cs="돋움체"/>
-          <w:color w:val="0000FF"/>
-          <w:kern w:val="0"/>
-          <w:sz w:val="19"/>
-          <w:szCs w:val="19"/>
-          <w:highlight w:val="white"/>
-        </w:rPr>
-        <w:t>&lt;</w:t>
-      </w:r>
-      <w:r>
-        <w:rPr>
-          <w:rFonts w:ascii="돋움체" w:hAnsi="돋움체" w:cs="돋움체"/>
-          <w:color w:val="800000"/>
-          <w:kern w:val="0"/>
-          <w:sz w:val="19"/>
-          <w:szCs w:val="19"/>
-          <w:highlight w:val="white"/>
-        </w:rPr>
-        <w:t>script</w:t>
-      </w:r>
-      <w:r>
-        <w:rPr>
-          <w:rFonts w:ascii="돋움체" w:hAnsi="돋움체" w:cs="돋움체"/>
-          <w:color w:val="0000FF"/>
-          <w:kern w:val="0"/>
-          <w:sz w:val="19"/>
-          <w:szCs w:val="19"/>
-          <w:highlight w:val="white"/>
-        </w:rPr>
-        <w:t>&gt;</w:t>
-      </w:r>
-    </w:p>
-    <w:p>
-      <w:pPr>
-        <w:wordWrap/>
-        <w:adjustRightInd w:val="0"/>
-        <w:spacing w:after="0" w:line="240" w:lineRule="auto"/>
-        <w:jc w:val="left"/>
-        <w:rPr>
-          <w:rFonts w:ascii="돋움체" w:hAnsi="돋움체" w:cs="돋움체"/>
-          <w:color w:val="000000"/>
-          <w:kern w:val="0"/>
-          <w:sz w:val="19"/>
-          <w:szCs w:val="19"/>
-          <w:highlight w:val="white"/>
-        </w:rPr>
-      </w:pPr>
-      <w:r>
-        <w:rPr>
-          <w:rFonts w:ascii="돋움체" w:hAnsi="돋움체" w:cs="돋움체"/>
-          <w:color w:val="000000"/>
-          <w:kern w:val="0"/>
-          <w:sz w:val="19"/>
-          <w:szCs w:val="19"/>
-          <w:highlight w:val="white"/>
-        </w:rPr>
-        <w:t xml:space="preserve">        </w:t>
-      </w:r>
-      <w:r>
-        <w:rPr>
-          <w:rFonts w:ascii="돋움체" w:hAnsi="돋움체" w:cs="돋움체"/>
-          <w:color w:val="008000"/>
-          <w:kern w:val="0"/>
-          <w:sz w:val="19"/>
-          <w:szCs w:val="19"/>
-          <w:highlight w:val="white"/>
-        </w:rPr>
-        <w:t>// Date</w:t>
-      </w:r>
-      <w:r>
-        <w:rPr>
-          <w:rFonts w:ascii="돋움체" w:hAnsi="돋움체" w:cs="돋움체"/>
-          <w:color w:val="008000"/>
-          <w:kern w:val="0"/>
-          <w:sz w:val="19"/>
-          <w:szCs w:val="19"/>
-          <w:highlight w:val="white"/>
-        </w:rPr>
-        <w:t>생성자</w:t>
-      </w:r>
-      <w:r>
-        <w:rPr>
-          <w:rFonts w:ascii="돋움체" w:hAnsi="돋움체" w:cs="돋움체"/>
-          <w:color w:val="008000"/>
-          <w:kern w:val="0"/>
-          <w:sz w:val="19"/>
-          <w:szCs w:val="19"/>
-          <w:highlight w:val="white"/>
-        </w:rPr>
-        <w:t xml:space="preserve"> </w:t>
-      </w:r>
-      <w:r>
-        <w:rPr>
-          <w:rFonts w:ascii="돋움체" w:hAnsi="돋움체" w:cs="돋움체"/>
-          <w:color w:val="008000"/>
-          <w:kern w:val="0"/>
-          <w:sz w:val="19"/>
-          <w:szCs w:val="19"/>
-          <w:highlight w:val="white"/>
-        </w:rPr>
-        <w:t>함수의</w:t>
-      </w:r>
-      <w:r>
-        <w:rPr>
-          <w:rFonts w:ascii="돋움체" w:hAnsi="돋움체" w:cs="돋움체"/>
-          <w:color w:val="008000"/>
-          <w:kern w:val="0"/>
-          <w:sz w:val="19"/>
-          <w:szCs w:val="19"/>
-          <w:highlight w:val="white"/>
-        </w:rPr>
-        <w:t xml:space="preserve"> </w:t>
-      </w:r>
-      <w:r>
-        <w:rPr>
-          <w:rFonts w:ascii="돋움체" w:hAnsi="돋움체" w:cs="돋움체"/>
-          <w:color w:val="008000"/>
-          <w:kern w:val="0"/>
-          <w:sz w:val="19"/>
-          <w:szCs w:val="19"/>
-          <w:highlight w:val="white"/>
-        </w:rPr>
-        <w:t>프로토타입에</w:t>
-      </w:r>
-      <w:r>
-        <w:rPr>
-          <w:rFonts w:ascii="돋움체" w:hAnsi="돋움체" w:cs="돋움체"/>
-          <w:color w:val="008000"/>
-          <w:kern w:val="0"/>
-          <w:sz w:val="19"/>
-          <w:szCs w:val="19"/>
-          <w:highlight w:val="white"/>
-        </w:rPr>
-        <w:t xml:space="preserve"> </w:t>
-      </w:r>
-      <w:r>
-        <w:rPr>
-          <w:rFonts w:ascii="돋움체" w:hAnsi="돋움체" w:cs="돋움체"/>
-          <w:color w:val="008000"/>
-          <w:kern w:val="0"/>
-          <w:sz w:val="19"/>
-          <w:szCs w:val="19"/>
-          <w:highlight w:val="white"/>
-        </w:rPr>
-        <w:t>메서드를</w:t>
-      </w:r>
-      <w:r>
-        <w:rPr>
-          <w:rFonts w:ascii="돋움체" w:hAnsi="돋움체" w:cs="돋움체"/>
-          <w:color w:val="008000"/>
-          <w:kern w:val="0"/>
-          <w:sz w:val="19"/>
-          <w:szCs w:val="19"/>
-          <w:highlight w:val="white"/>
-        </w:rPr>
-        <w:t xml:space="preserve"> </w:t>
-      </w:r>
-      <w:r>
-        <w:rPr>
-          <w:rFonts w:ascii="돋움체" w:hAnsi="돋움체" w:cs="돋움체"/>
-          <w:color w:val="008000"/>
-          <w:kern w:val="0"/>
-          <w:sz w:val="19"/>
-          <w:szCs w:val="19"/>
-          <w:highlight w:val="white"/>
-        </w:rPr>
-        <w:t>추가합니다</w:t>
-      </w:r>
-      <w:r>
-        <w:rPr>
-          <w:rFonts w:ascii="돋움체" w:hAnsi="돋움체" w:cs="돋움체"/>
-          <w:color w:val="008000"/>
-          <w:kern w:val="0"/>
-          <w:sz w:val="19"/>
-          <w:szCs w:val="19"/>
-          <w:highlight w:val="white"/>
-        </w:rPr>
-        <w:t>.</w:t>
-      </w:r>
-    </w:p>
-    <w:p>
-      <w:pPr>
-        <w:wordWrap/>
-        <w:adjustRightInd w:val="0"/>
-        <w:spacing w:after="0" w:line="240" w:lineRule="auto"/>
-        <w:jc w:val="left"/>
-        <w:rPr>
-          <w:rFonts w:ascii="돋움체" w:hAnsi="돋움체" w:cs="돋움체"/>
-          <w:color w:val="000000"/>
-          <w:kern w:val="0"/>
-          <w:sz w:val="19"/>
-          <w:szCs w:val="19"/>
-          <w:highlight w:val="white"/>
-        </w:rPr>
-      </w:pPr>
-      <w:r>
-        <w:rPr>
-          <w:rFonts w:ascii="돋움체" w:hAnsi="돋움체" w:cs="돋움체"/>
-          <w:color w:val="000000"/>
-          <w:kern w:val="0"/>
-          <w:sz w:val="19"/>
-          <w:szCs w:val="19"/>
-          <w:highlight w:val="white"/>
-        </w:rPr>
-        <w:t xml:space="preserve">        Date.prototype.getInterval = </w:t>
-      </w:r>
-      <w:r>
-        <w:rPr>
-          <w:rFonts w:ascii="돋움체" w:hAnsi="돋움체" w:cs="돋움체"/>
-          <w:color w:val="0000FF"/>
-          <w:kern w:val="0"/>
-          <w:sz w:val="19"/>
-          <w:szCs w:val="19"/>
-          <w:highlight w:val="white"/>
-        </w:rPr>
-        <w:t>function</w:t>
-      </w:r>
-      <w:r>
-        <w:rPr>
-          <w:rFonts w:ascii="돋움체" w:hAnsi="돋움체" w:cs="돋움체"/>
-          <w:color w:val="000000"/>
-          <w:kern w:val="0"/>
-          <w:sz w:val="19"/>
-          <w:szCs w:val="19"/>
-          <w:highlight w:val="white"/>
-        </w:rPr>
-        <w:t xml:space="preserve"> (otherDate) {</w:t>
-      </w:r>
-    </w:p>
-    <w:p>
-      <w:pPr>
-        <w:wordWrap/>
-        <w:adjustRightInd w:val="0"/>
-        <w:spacing w:after="0" w:line="240" w:lineRule="auto"/>
-        <w:jc w:val="left"/>
-        <w:rPr>
-          <w:rFonts w:ascii="돋움체" w:hAnsi="돋움체" w:cs="돋움체"/>
-          <w:color w:val="000000"/>
-          <w:kern w:val="0"/>
-          <w:sz w:val="19"/>
-          <w:szCs w:val="19"/>
-          <w:highlight w:val="white"/>
-        </w:rPr>
-      </w:pPr>
-      <w:r>
-        <w:rPr>
-          <w:rFonts w:ascii="돋움체" w:hAnsi="돋움체" w:cs="돋움체"/>
-          <w:color w:val="000000"/>
-          <w:kern w:val="0"/>
-          <w:sz w:val="19"/>
-          <w:szCs w:val="19"/>
-          <w:highlight w:val="white"/>
-        </w:rPr>
-        <w:t xml:space="preserve">            </w:t>
-      </w:r>
-      <w:r>
-        <w:rPr>
-          <w:rFonts w:ascii="돋움체" w:hAnsi="돋움체" w:cs="돋움체"/>
-          <w:color w:val="008000"/>
-          <w:kern w:val="0"/>
-          <w:sz w:val="19"/>
-          <w:szCs w:val="19"/>
-          <w:highlight w:val="white"/>
-        </w:rPr>
-        <w:t xml:space="preserve">// </w:t>
-      </w:r>
-      <w:r>
-        <w:rPr>
-          <w:rFonts w:ascii="돋움체" w:hAnsi="돋움체" w:cs="돋움체"/>
-          <w:color w:val="008000"/>
-          <w:kern w:val="0"/>
-          <w:sz w:val="19"/>
-          <w:szCs w:val="19"/>
-          <w:highlight w:val="white"/>
-        </w:rPr>
-        <w:t>변수를</w:t>
-      </w:r>
-      <w:r>
-        <w:rPr>
-          <w:rFonts w:ascii="돋움체" w:hAnsi="돋움체" w:cs="돋움체"/>
-          <w:color w:val="008000"/>
-          <w:kern w:val="0"/>
-          <w:sz w:val="19"/>
-          <w:szCs w:val="19"/>
-          <w:highlight w:val="white"/>
-        </w:rPr>
-        <w:t xml:space="preserve"> </w:t>
-      </w:r>
-      <w:r>
-        <w:rPr>
-          <w:rFonts w:ascii="돋움체" w:hAnsi="돋움체" w:cs="돋움체"/>
-          <w:color w:val="008000"/>
-          <w:kern w:val="0"/>
-          <w:sz w:val="19"/>
-          <w:szCs w:val="19"/>
-          <w:highlight w:val="white"/>
-        </w:rPr>
-        <w:t>선언합니다</w:t>
-      </w:r>
-      <w:r>
-        <w:rPr>
-          <w:rFonts w:ascii="돋움체" w:hAnsi="돋움체" w:cs="돋움체"/>
-          <w:color w:val="008000"/>
-          <w:kern w:val="0"/>
-          <w:sz w:val="19"/>
-          <w:szCs w:val="19"/>
-          <w:highlight w:val="white"/>
-        </w:rPr>
-        <w:t>.</w:t>
-      </w:r>
-    </w:p>
-    <w:p>
-      <w:pPr>
-        <w:wordWrap/>
-        <w:adjustRightInd w:val="0"/>
-        <w:spacing w:after="0" w:line="240" w:lineRule="auto"/>
-        <w:jc w:val="left"/>
-        <w:rPr>
-          <w:rFonts w:ascii="돋움체" w:hAnsi="돋움체" w:cs="돋움체"/>
-          <w:color w:val="000000"/>
-          <w:kern w:val="0"/>
-          <w:sz w:val="19"/>
-          <w:szCs w:val="19"/>
-          <w:highlight w:val="white"/>
-        </w:rPr>
-      </w:pPr>
-      <w:r>
-        <w:rPr>
-          <w:rFonts w:ascii="돋움체" w:hAnsi="돋움체" w:cs="돋움체"/>
-          <w:color w:val="000000"/>
-          <w:kern w:val="0"/>
-          <w:sz w:val="19"/>
-          <w:szCs w:val="19"/>
-          <w:highlight w:val="white"/>
-        </w:rPr>
-        <w:t xml:space="preserve">            </w:t>
-      </w:r>
-      <w:r>
-        <w:rPr>
-          <w:rFonts w:ascii="돋움체" w:hAnsi="돋움체" w:cs="돋움체"/>
-          <w:color w:val="0000FF"/>
-          <w:kern w:val="0"/>
-          <w:sz w:val="19"/>
-          <w:szCs w:val="19"/>
-          <w:highlight w:val="white"/>
-        </w:rPr>
-        <w:t>var</w:t>
-      </w:r>
-      <w:r>
-        <w:rPr>
-          <w:rFonts w:ascii="돋움체" w:hAnsi="돋움체" w:cs="돋움체"/>
-          <w:color w:val="000000"/>
-          <w:kern w:val="0"/>
-          <w:sz w:val="19"/>
-          <w:szCs w:val="19"/>
-          <w:highlight w:val="white"/>
-        </w:rPr>
-        <w:t xml:space="preserve"> interval;</w:t>
-      </w:r>
-    </w:p>
-    <w:p>
-      <w:pPr>
-        <w:wordWrap/>
-        <w:adjustRightInd w:val="0"/>
-        <w:spacing w:after="0" w:line="240" w:lineRule="auto"/>
-        <w:ind w:firstLine="800"/>
-        <w:jc w:val="left"/>
-        <w:rPr>
-          <w:rFonts w:ascii="돋움체" w:hAnsi="돋움체" w:cs="돋움체"/>
-          <w:color w:val="000000"/>
-          <w:kern w:val="0"/>
-          <w:sz w:val="19"/>
-          <w:szCs w:val="19"/>
-          <w:highlight w:val="white"/>
-        </w:rPr>
-      </w:pPr>
-      <w:r>
-        <w:rPr>
-          <w:rFonts w:ascii="돋움체" w:hAnsi="돋움체" w:cs="돋움체"/>
-          <w:color w:val="000000"/>
-          <w:kern w:val="0"/>
-          <w:sz w:val="19"/>
-          <w:szCs w:val="19"/>
-          <w:highlight w:val="white"/>
-        </w:rPr>
-        <w:t xml:space="preserve"> </w:t>
-      </w:r>
-      <w:r>
-        <w:rPr>
-          <w:rFonts w:ascii="돋움체" w:hAnsi="돋움체" w:cs="돋움체" w:hint="eastAsia"/>
-          <w:color w:val="000000"/>
-          <w:kern w:val="0"/>
-          <w:sz w:val="19"/>
-          <w:szCs w:val="19"/>
-          <w:highlight w:val="white"/>
-        </w:rPr>
-        <w:t xml:space="preserve"> </w:t>
-      </w:r>
-      <w:r>
-        <w:rPr>
-          <w:rFonts w:ascii="돋움체" w:hAnsi="돋움체" w:cs="돋움체"/>
-          <w:color w:val="008000"/>
-          <w:kern w:val="0"/>
-          <w:sz w:val="19"/>
-          <w:szCs w:val="19"/>
-          <w:highlight w:val="white"/>
-        </w:rPr>
-        <w:t xml:space="preserve">// </w:t>
-      </w:r>
-      <w:r>
-        <w:rPr>
-          <w:rFonts w:ascii="돋움체" w:hAnsi="돋움체" w:cs="돋움체"/>
-          <w:color w:val="008000"/>
-          <w:kern w:val="0"/>
-          <w:sz w:val="19"/>
-          <w:szCs w:val="19"/>
-          <w:highlight w:val="white"/>
-        </w:rPr>
-        <w:t>양수로</w:t>
-      </w:r>
-      <w:r>
-        <w:rPr>
-          <w:rFonts w:ascii="돋움체" w:hAnsi="돋움체" w:cs="돋움체"/>
-          <w:color w:val="008000"/>
-          <w:kern w:val="0"/>
-          <w:sz w:val="19"/>
-          <w:szCs w:val="19"/>
-          <w:highlight w:val="white"/>
-        </w:rPr>
-        <w:t xml:space="preserve"> </w:t>
-      </w:r>
-      <w:r>
-        <w:rPr>
-          <w:rFonts w:ascii="돋움체" w:hAnsi="돋움체" w:cs="돋움체"/>
-          <w:color w:val="008000"/>
-          <w:kern w:val="0"/>
-          <w:sz w:val="19"/>
-          <w:szCs w:val="19"/>
-          <w:highlight w:val="white"/>
-        </w:rPr>
-        <w:t>날짜</w:t>
-      </w:r>
-      <w:r>
-        <w:rPr>
-          <w:rFonts w:ascii="돋움체" w:hAnsi="돋움체" w:cs="돋움체"/>
-          <w:color w:val="008000"/>
-          <w:kern w:val="0"/>
-          <w:sz w:val="19"/>
-          <w:szCs w:val="19"/>
-          <w:highlight w:val="white"/>
-        </w:rPr>
-        <w:t xml:space="preserve"> </w:t>
-      </w:r>
-      <w:r>
-        <w:rPr>
-          <w:rFonts w:ascii="돋움체" w:hAnsi="돋움체" w:cs="돋움체"/>
-          <w:color w:val="008000"/>
-          <w:kern w:val="0"/>
-          <w:sz w:val="19"/>
-          <w:szCs w:val="19"/>
-          <w:highlight w:val="white"/>
-        </w:rPr>
-        <w:t>간격을</w:t>
-      </w:r>
-      <w:r>
-        <w:rPr>
-          <w:rFonts w:ascii="돋움체" w:hAnsi="돋움체" w:cs="돋움체"/>
-          <w:color w:val="008000"/>
-          <w:kern w:val="0"/>
-          <w:sz w:val="19"/>
-          <w:szCs w:val="19"/>
-          <w:highlight w:val="white"/>
-        </w:rPr>
-        <w:t xml:space="preserve"> </w:t>
-      </w:r>
-      <w:r>
-        <w:rPr>
-          <w:rFonts w:ascii="돋움체" w:hAnsi="돋움체" w:cs="돋움체"/>
-          <w:color w:val="008000"/>
-          <w:kern w:val="0"/>
-          <w:sz w:val="19"/>
-          <w:szCs w:val="19"/>
-          <w:highlight w:val="white"/>
-        </w:rPr>
-        <w:t>구하려고</w:t>
-      </w:r>
-      <w:r>
-        <w:rPr>
-          <w:rFonts w:ascii="돋움체" w:hAnsi="돋움체" w:cs="돋움체"/>
-          <w:color w:val="008000"/>
-          <w:kern w:val="0"/>
-          <w:sz w:val="19"/>
-          <w:szCs w:val="19"/>
-          <w:highlight w:val="white"/>
-        </w:rPr>
-        <w:t xml:space="preserve"> </w:t>
-      </w:r>
-      <w:r>
-        <w:rPr>
-          <w:rFonts w:ascii="돋움체" w:hAnsi="돋움체" w:cs="돋움체"/>
-          <w:color w:val="008000"/>
-          <w:kern w:val="0"/>
-          <w:sz w:val="19"/>
-          <w:szCs w:val="19"/>
-          <w:highlight w:val="white"/>
-        </w:rPr>
-        <w:t>조건문을</w:t>
-      </w:r>
-      <w:r>
-        <w:rPr>
-          <w:rFonts w:ascii="돋움체" w:hAnsi="돋움체" w:cs="돋움체"/>
-          <w:color w:val="008000"/>
-          <w:kern w:val="0"/>
-          <w:sz w:val="19"/>
-          <w:szCs w:val="19"/>
-          <w:highlight w:val="white"/>
-        </w:rPr>
-        <w:t xml:space="preserve"> </w:t>
-      </w:r>
-      <w:r>
-        <w:rPr>
-          <w:rFonts w:ascii="돋움체" w:hAnsi="돋움체" w:cs="돋움체"/>
-          <w:color w:val="008000"/>
-          <w:kern w:val="0"/>
-          <w:sz w:val="19"/>
-          <w:szCs w:val="19"/>
-          <w:highlight w:val="white"/>
-        </w:rPr>
-        <w:t>사용합니다</w:t>
-      </w:r>
-      <w:r>
-        <w:rPr>
-          <w:rFonts w:ascii="돋움체" w:hAnsi="돋움체" w:cs="돋움체"/>
-          <w:color w:val="008000"/>
-          <w:kern w:val="0"/>
-          <w:sz w:val="19"/>
-          <w:szCs w:val="19"/>
-          <w:highlight w:val="white"/>
-        </w:rPr>
-        <w:t>.</w:t>
-      </w:r>
-    </w:p>
-    <w:p>
-      <w:pPr>
-        <w:wordWrap/>
-        <w:adjustRightInd w:val="0"/>
-        <w:spacing w:after="0" w:line="240" w:lineRule="auto"/>
-        <w:jc w:val="left"/>
-        <w:rPr>
-          <w:rFonts w:ascii="돋움체" w:hAnsi="돋움체" w:cs="돋움체"/>
-          <w:color w:val="000000"/>
-          <w:kern w:val="0"/>
-          <w:sz w:val="19"/>
-          <w:szCs w:val="19"/>
-          <w:highlight w:val="white"/>
-        </w:rPr>
-      </w:pPr>
-      <w:r>
-        <w:rPr>
-          <w:rFonts w:ascii="돋움체" w:hAnsi="돋움체" w:cs="돋움체"/>
-          <w:color w:val="000000"/>
-          <w:kern w:val="0"/>
-          <w:sz w:val="19"/>
-          <w:szCs w:val="19"/>
-          <w:highlight w:val="white"/>
-        </w:rPr>
-        <w:t xml:space="preserve">            </w:t>
-      </w:r>
-      <w:r>
-        <w:rPr>
-          <w:rFonts w:ascii="돋움체" w:hAnsi="돋움체" w:cs="돋움체"/>
-          <w:color w:val="0000FF"/>
-          <w:kern w:val="0"/>
-          <w:sz w:val="19"/>
-          <w:szCs w:val="19"/>
-          <w:highlight w:val="white"/>
-        </w:rPr>
-        <w:t>if</w:t>
-      </w:r>
-      <w:r>
-        <w:rPr>
-          <w:rFonts w:ascii="돋움체" w:hAnsi="돋움체" w:cs="돋움체"/>
-          <w:color w:val="000000"/>
-          <w:kern w:val="0"/>
-          <w:sz w:val="19"/>
-          <w:szCs w:val="19"/>
-          <w:highlight w:val="white"/>
-        </w:rPr>
-        <w:t xml:space="preserve"> (</w:t>
-      </w:r>
-      <w:r>
-        <w:rPr>
-          <w:rFonts w:ascii="돋움체" w:hAnsi="돋움체" w:cs="돋움체"/>
-          <w:color w:val="0000FF"/>
-          <w:kern w:val="0"/>
-          <w:sz w:val="19"/>
-          <w:szCs w:val="19"/>
-          <w:highlight w:val="white"/>
-        </w:rPr>
-        <w:t>this</w:t>
-      </w:r>
-      <w:r>
-        <w:rPr>
-          <w:rFonts w:ascii="돋움체" w:hAnsi="돋움체" w:cs="돋움체"/>
-          <w:color w:val="000000"/>
-          <w:kern w:val="0"/>
-          <w:sz w:val="19"/>
-          <w:szCs w:val="19"/>
-          <w:highlight w:val="white"/>
-        </w:rPr>
-        <w:t xml:space="preserve"> &gt; otherDate) {</w:t>
-      </w:r>
-    </w:p>
-    <w:p>
-      <w:pPr>
-        <w:wordWrap/>
-        <w:adjustRightInd w:val="0"/>
-        <w:spacing w:after="0" w:line="240" w:lineRule="auto"/>
-        <w:jc w:val="left"/>
-        <w:rPr>
-          <w:rFonts w:ascii="돋움체" w:hAnsi="돋움체" w:cs="돋움체"/>
-          <w:color w:val="000000"/>
-          <w:kern w:val="0"/>
-          <w:sz w:val="19"/>
-          <w:szCs w:val="19"/>
-          <w:highlight w:val="white"/>
-        </w:rPr>
-      </w:pPr>
-      <w:r>
-        <w:rPr>
-          <w:rFonts w:ascii="돋움체" w:hAnsi="돋움체" w:cs="돋움체"/>
-          <w:color w:val="000000"/>
-          <w:kern w:val="0"/>
-          <w:sz w:val="19"/>
-          <w:szCs w:val="19"/>
-          <w:highlight w:val="white"/>
-        </w:rPr>
-        <w:t xml:space="preserve">                interval = </w:t>
-      </w:r>
-      <w:r>
-        <w:rPr>
-          <w:rFonts w:ascii="돋움체" w:hAnsi="돋움체" w:cs="돋움체"/>
-          <w:color w:val="0000FF"/>
-          <w:kern w:val="0"/>
-          <w:sz w:val="19"/>
-          <w:szCs w:val="19"/>
-          <w:highlight w:val="white"/>
-        </w:rPr>
-        <w:t>this</w:t>
-      </w:r>
-      <w:r>
-        <w:rPr>
-          <w:rFonts w:ascii="돋움체" w:hAnsi="돋움체" w:cs="돋움체"/>
-          <w:color w:val="000000"/>
-          <w:kern w:val="0"/>
-          <w:sz w:val="19"/>
-          <w:szCs w:val="19"/>
-          <w:highlight w:val="white"/>
-        </w:rPr>
-        <w:t>.getTime() - otherDate.getTime();</w:t>
-      </w:r>
-    </w:p>
-    <w:p>
-      <w:pPr>
-        <w:wordWrap/>
-        <w:adjustRightInd w:val="0"/>
-        <w:spacing w:after="0" w:line="240" w:lineRule="auto"/>
-        <w:jc w:val="left"/>
-        <w:rPr>
-          <w:rFonts w:ascii="돋움체" w:hAnsi="돋움체" w:cs="돋움체"/>
-          <w:color w:val="000000"/>
-          <w:kern w:val="0"/>
-          <w:sz w:val="19"/>
-          <w:szCs w:val="19"/>
-          <w:highlight w:val="white"/>
-        </w:rPr>
-      </w:pPr>
-      <w:r>
-        <w:rPr>
-          <w:rFonts w:ascii="돋움체" w:hAnsi="돋움체" w:cs="돋움체"/>
-          <w:color w:val="000000"/>
-          <w:kern w:val="0"/>
-          <w:sz w:val="19"/>
-          <w:szCs w:val="19"/>
-          <w:highlight w:val="white"/>
-        </w:rPr>
-        <w:t xml:space="preserve">            } </w:t>
-      </w:r>
-      <w:r>
-        <w:rPr>
-          <w:rFonts w:ascii="돋움체" w:hAnsi="돋움체" w:cs="돋움체"/>
-          <w:color w:val="0000FF"/>
-          <w:kern w:val="0"/>
-          <w:sz w:val="19"/>
-          <w:szCs w:val="19"/>
-          <w:highlight w:val="white"/>
-        </w:rPr>
-        <w:t>else</w:t>
-      </w:r>
-      <w:r>
-        <w:rPr>
-          <w:rFonts w:ascii="돋움체" w:hAnsi="돋움체" w:cs="돋움체"/>
-          <w:color w:val="000000"/>
-          <w:kern w:val="0"/>
-          <w:sz w:val="19"/>
-          <w:szCs w:val="19"/>
-          <w:highlight w:val="white"/>
-        </w:rPr>
-        <w:t xml:space="preserve"> {</w:t>
-      </w:r>
-    </w:p>
-    <w:p>
-      <w:pPr>
-        <w:wordWrap/>
-        <w:adjustRightInd w:val="0"/>
-        <w:spacing w:after="0" w:line="240" w:lineRule="auto"/>
-        <w:jc w:val="left"/>
-        <w:rPr>
-          <w:rFonts w:ascii="돋움체" w:hAnsi="돋움체" w:cs="돋움체"/>
-          <w:color w:val="000000"/>
-          <w:kern w:val="0"/>
-          <w:sz w:val="19"/>
-          <w:szCs w:val="19"/>
-          <w:highlight w:val="white"/>
-        </w:rPr>
-      </w:pPr>
-      <w:r>
-        <w:rPr>
-          <w:rFonts w:ascii="돋움체" w:hAnsi="돋움체" w:cs="돋움체"/>
-          <w:color w:val="000000"/>
-          <w:kern w:val="0"/>
-          <w:sz w:val="19"/>
-          <w:szCs w:val="19"/>
-          <w:highlight w:val="white"/>
-        </w:rPr>
-        <w:t xml:space="preserve">                interval = otherDate.getTime() - </w:t>
-      </w:r>
-      <w:r>
-        <w:rPr>
-          <w:rFonts w:ascii="돋움체" w:hAnsi="돋움체" w:cs="돋움체"/>
-          <w:color w:val="0000FF"/>
-          <w:kern w:val="0"/>
-          <w:sz w:val="19"/>
-          <w:szCs w:val="19"/>
-          <w:highlight w:val="white"/>
-        </w:rPr>
-        <w:t>this</w:t>
-      </w:r>
-      <w:r>
-        <w:rPr>
-          <w:rFonts w:ascii="돋움체" w:hAnsi="돋움체" w:cs="돋움체"/>
-          <w:color w:val="000000"/>
-          <w:kern w:val="0"/>
-          <w:sz w:val="19"/>
-          <w:szCs w:val="19"/>
-          <w:highlight w:val="white"/>
-        </w:rPr>
-        <w:t>.getTime();</w:t>
-      </w:r>
-    </w:p>
-    <w:p>
-      <w:pPr>
-        <w:wordWrap/>
-        <w:adjustRightInd w:val="0"/>
-        <w:spacing w:after="0" w:line="240" w:lineRule="auto"/>
-        <w:jc w:val="left"/>
-        <w:rPr>
-          <w:rFonts w:ascii="돋움체" w:hAnsi="돋움체" w:cs="돋움체"/>
-          <w:color w:val="000000"/>
-          <w:kern w:val="0"/>
-          <w:sz w:val="19"/>
-          <w:szCs w:val="19"/>
-          <w:highlight w:val="white"/>
-        </w:rPr>
-      </w:pPr>
-      <w:r>
-        <w:rPr>
-          <w:rFonts w:ascii="돋움체" w:hAnsi="돋움체" w:cs="돋움체"/>
-          <w:color w:val="000000"/>
-          <w:kern w:val="0"/>
-          <w:sz w:val="19"/>
-          <w:szCs w:val="19"/>
-          <w:highlight w:val="white"/>
-        </w:rPr>
-        <w:t xml:space="preserve">            }</w:t>
-      </w:r>
-    </w:p>
-    <w:p>
-      <w:pPr>
-        <w:wordWrap/>
-        <w:adjustRightInd w:val="0"/>
-        <w:spacing w:after="0" w:line="240" w:lineRule="auto"/>
-        <w:jc w:val="left"/>
-        <w:rPr>
-          <w:rFonts w:ascii="돋움체" w:hAnsi="돋움체" w:cs="돋움체"/>
-          <w:color w:val="000000"/>
-          <w:kern w:val="0"/>
-          <w:sz w:val="19"/>
-          <w:szCs w:val="19"/>
-          <w:highlight w:val="white"/>
-        </w:rPr>
-      </w:pPr>
-      <w:r>
-        <w:rPr>
-          <w:rFonts w:ascii="돋움체" w:hAnsi="돋움체" w:cs="돋움체"/>
-          <w:color w:val="000000"/>
-          <w:kern w:val="0"/>
-          <w:sz w:val="19"/>
-          <w:szCs w:val="19"/>
-          <w:highlight w:val="white"/>
-        </w:rPr>
-        <w:t xml:space="preserve">            </w:t>
-      </w:r>
-      <w:r>
-        <w:rPr>
-          <w:rFonts w:ascii="돋움체" w:hAnsi="돋움체" w:cs="돋움체"/>
-          <w:color w:val="008000"/>
-          <w:kern w:val="0"/>
-          <w:sz w:val="19"/>
-          <w:szCs w:val="19"/>
-          <w:highlight w:val="white"/>
-        </w:rPr>
-        <w:t xml:space="preserve">// </w:t>
-      </w:r>
-      <w:r>
-        <w:rPr>
-          <w:rFonts w:ascii="돋움체" w:hAnsi="돋움체" w:cs="돋움체"/>
-          <w:color w:val="008000"/>
-          <w:kern w:val="0"/>
-          <w:sz w:val="19"/>
-          <w:szCs w:val="19"/>
-          <w:highlight w:val="white"/>
-        </w:rPr>
-        <w:t>리턴합니다</w:t>
-      </w:r>
-      <w:r>
-        <w:rPr>
-          <w:rFonts w:ascii="돋움체" w:hAnsi="돋움체" w:cs="돋움체"/>
-          <w:color w:val="008000"/>
-          <w:kern w:val="0"/>
-          <w:sz w:val="19"/>
-          <w:szCs w:val="19"/>
-          <w:highlight w:val="white"/>
-        </w:rPr>
-        <w:t>.</w:t>
-      </w:r>
-    </w:p>
-    <w:p>
-      <w:pPr>
-        <w:wordWrap/>
-        <w:adjustRightInd w:val="0"/>
-        <w:spacing w:after="0" w:line="240" w:lineRule="auto"/>
-        <w:jc w:val="left"/>
-        <w:rPr>
-          <w:rFonts w:ascii="돋움체" w:hAnsi="돋움체" w:cs="돋움체"/>
-          <w:color w:val="000000"/>
-          <w:kern w:val="0"/>
-          <w:sz w:val="19"/>
-          <w:szCs w:val="19"/>
-          <w:highlight w:val="white"/>
-        </w:rPr>
-      </w:pPr>
-      <w:r>
-        <w:rPr>
-          <w:rFonts w:ascii="돋움체" w:hAnsi="돋움체" w:cs="돋움체"/>
-          <w:color w:val="000000"/>
-          <w:kern w:val="0"/>
-          <w:sz w:val="19"/>
-          <w:szCs w:val="19"/>
-          <w:highlight w:val="white"/>
-        </w:rPr>
-        <w:t xml:space="preserve">            </w:t>
-      </w:r>
-      <w:r>
-        <w:rPr>
-          <w:rFonts w:ascii="돋움체" w:hAnsi="돋움체" w:cs="돋움체"/>
-          <w:color w:val="0000FF"/>
-          <w:kern w:val="0"/>
-          <w:sz w:val="19"/>
-          <w:szCs w:val="19"/>
-          <w:highlight w:val="white"/>
-        </w:rPr>
-        <w:t>return</w:t>
-      </w:r>
-      <w:r>
-        <w:rPr>
-          <w:rFonts w:ascii="돋움체" w:hAnsi="돋움체" w:cs="돋움체"/>
-          <w:color w:val="000000"/>
-          <w:kern w:val="0"/>
-          <w:sz w:val="19"/>
-          <w:szCs w:val="19"/>
-          <w:highlight w:val="white"/>
-        </w:rPr>
-        <w:t xml:space="preserve"> Math.floor(interval / (1000 * 60 * 60 * 24));</w:t>
-      </w:r>
-    </w:p>
-    <w:p>
-      <w:pPr>
-        <w:wordWrap/>
-        <w:adjustRightInd w:val="0"/>
-        <w:spacing w:after="0" w:line="240" w:lineRule="auto"/>
-        <w:jc w:val="left"/>
-        <w:rPr>
-          <w:rFonts w:ascii="돋움체" w:hAnsi="돋움체" w:cs="돋움체"/>
-          <w:color w:val="000000"/>
-          <w:kern w:val="0"/>
-          <w:sz w:val="19"/>
-          <w:szCs w:val="19"/>
-          <w:highlight w:val="white"/>
-        </w:rPr>
-      </w:pPr>
-      <w:r>
-        <w:rPr>
-          <w:rFonts w:ascii="돋움체" w:hAnsi="돋움체" w:cs="돋움체"/>
-          <w:color w:val="000000"/>
-          <w:kern w:val="0"/>
-          <w:sz w:val="19"/>
-          <w:szCs w:val="19"/>
-          <w:highlight w:val="white"/>
-        </w:rPr>
         <w:t xml:space="preserve">        };</w:t>
       </w:r>
     </w:p>
@@ -14767,7 +17310,6 @@
           <w:sz w:val="19"/>
           <w:szCs w:val="19"/>
         </w:rPr>
-        <w:lastRenderedPageBreak/>
         <w:t xml:space="preserve">    </w:t>
       </w:r>
       <w:r>
@@ -14874,7 +17416,6 @@
                     <a:ln>
                       <a:noFill/>
                     </a:ln>
-                    <a:extLst/>
                   </pic:spPr>
                 </pic:pic>
               </a:graphicData>
@@ -14897,6 +17438,7 @@
           <w:sz w:val="19"/>
           <w:szCs w:val="19"/>
         </w:rPr>
+        <w:lastRenderedPageBreak/>
         <w:drawing>
           <wp:inline distT="0" distB="0" distL="0" distR="0" wp14:anchorId="66058CD6" wp14:editId="7DF8D36B">
             <wp:extent cx="5943600" cy="5060315"/>
@@ -14939,7 +17481,6 @@
                     <a:ln>
                       <a:noFill/>
                     </a:ln>
-                    <a:extLst/>
                   </pic:spPr>
                 </pic:pic>
               </a:graphicData>
@@ -15139,7 +17680,7 @@
 </file>
 
 <file path=word/endnotes.xml><?xml version="1.0" encoding="utf-8"?>
-<w:endnotes xmlns:wpc="http://schemas.microsoft.com/office/word/2010/wordprocessingCanvas" xmlns:cx="http://schemas.microsoft.com/office/drawing/2014/chartex" xmlns:mc="http://schemas.openxmlformats.org/markup-compatibility/2006" xmlns:o="urn:schemas-microsoft-com:office:office" xmlns:r="http://schemas.openxmlformats.org/officeDocument/2006/relationships" xmlns:m="http://schemas.openxmlformats.org/officeDocument/2006/math" xmlns:v="urn:schemas-microsoft-com:vml" xmlns:wp14="http://schemas.microsoft.com/office/word/2010/wordprocessingDrawing" xmlns:wp="http://schemas.openxmlformats.org/drawingml/2006/wordprocessingDrawing" xmlns:w10="urn:schemas-microsoft-com:office:word" xmlns:w="http://schemas.openxmlformats.org/wordprocessingml/2006/main" xmlns:w14="http://schemas.microsoft.com/office/word/2010/wordml" xmlns:w15="http://schemas.microsoft.com/office/word/2012/wordml" xmlns:w16se="http://schemas.microsoft.com/office/word/2015/wordml/symex" xmlns:wpg="http://schemas.microsoft.com/office/word/2010/wordprocessingGroup" xmlns:wpi="http://schemas.microsoft.com/office/word/2010/wordprocessingInk" xmlns:wne="http://schemas.microsoft.com/office/word/2006/wordml" xmlns:wps="http://schemas.microsoft.com/office/word/2010/wordprocessingShape" mc:Ignorable="w14 w15 w16se wp14">
+<w:endnotes xmlns:wpc="http://schemas.microsoft.com/office/word/2010/wordprocessingCanvas" xmlns:cx="http://schemas.microsoft.com/office/drawing/2014/chartex" xmlns:cx1="http://schemas.microsoft.com/office/drawing/2015/9/8/chartex" xmlns:cx2="http://schemas.microsoft.com/office/drawing/2015/10/21/chartex" xmlns:cx3="http://schemas.microsoft.com/office/drawing/2016/5/9/chartex" xmlns:cx4="http://schemas.microsoft.com/office/drawing/2016/5/10/chartex" xmlns:cx5="http://schemas.microsoft.com/office/drawing/2016/5/11/chartex" xmlns:cx6="http://schemas.microsoft.com/office/drawing/2016/5/12/chartex" xmlns:cx7="http://schemas.microsoft.com/office/drawing/2016/5/13/chartex" xmlns:cx8="http://schemas.microsoft.com/office/drawing/2016/5/14/chartex" xmlns:mc="http://schemas.openxmlformats.org/markup-compatibility/2006" xmlns:aink="http://schemas.microsoft.com/office/drawing/2016/ink" xmlns:am3d="http://schemas.microsoft.com/office/drawing/2017/model3d" xmlns:o="urn:schemas-microsoft-com:office:office" xmlns:oel="http://schemas.microsoft.com/office/2019/extlst" xmlns:r="http://schemas.openxmlformats.org/officeDocument/2006/relationships" xmlns:m="http://schemas.openxmlformats.org/officeDocument/2006/math" xmlns:v="urn:schemas-microsoft-com:vml" xmlns:wp14="http://schemas.microsoft.com/office/word/2010/wordprocessingDrawing" xmlns:wp="http://schemas.openxmlformats.org/drawingml/2006/wordprocessingDrawing" xmlns:w10="urn:schemas-microsoft-com:office:word" xmlns:w="http://schemas.openxmlformats.org/wordprocessingml/2006/main" xmlns:w14="http://schemas.microsoft.com/office/word/2010/wordml" xmlns:w15="http://schemas.microsoft.com/office/word/2012/wordml" xmlns:w16cex="http://schemas.microsoft.com/office/word/2018/wordml/cex" xmlns:w16cid="http://schemas.microsoft.com/office/word/2016/wordml/cid" xmlns:w16="http://schemas.microsoft.com/office/word/2018/wordml" xmlns:w16du="http://schemas.microsoft.com/office/word/2023/wordml/word16du" xmlns:w16sdtdh="http://schemas.microsoft.com/office/word/2020/wordml/sdtdatahash" xmlns:w16sdtfl="http://schemas.microsoft.com/office/word/2024/wordml/sdtformatlock" xmlns:w16se="http://schemas.microsoft.com/office/word/2015/wordml/symex" xmlns:wpg="http://schemas.microsoft.com/office/word/2010/wordprocessingGroup" xmlns:wpi="http://schemas.microsoft.com/office/word/2010/wordprocessingInk" xmlns:wne="http://schemas.microsoft.com/office/word/2006/wordml" xmlns:wps="http://schemas.microsoft.com/office/word/2010/wordprocessingShape" mc:Ignorable="w14 w15 w16se w16cid w16 w16cex w16sdtdh w16sdtfl w16du wp14">
   <w:endnote w:type="separator" w:id="-1">
     <w:p>
       <w:pPr>
@@ -15164,7 +17705,7 @@
 </file>
 
 <file path=word/footer1.xml><?xml version="1.0" encoding="utf-8"?>
-<w:ftr xmlns:wpc="http://schemas.microsoft.com/office/word/2010/wordprocessingCanvas" xmlns:cx="http://schemas.microsoft.com/office/drawing/2014/chartex" xmlns:mc="http://schemas.openxmlformats.org/markup-compatibility/2006" xmlns:o="urn:schemas-microsoft-com:office:office" xmlns:r="http://schemas.openxmlformats.org/officeDocument/2006/relationships" xmlns:m="http://schemas.openxmlformats.org/officeDocument/2006/math" xmlns:v="urn:schemas-microsoft-com:vml" xmlns:wp14="http://schemas.microsoft.com/office/word/2010/wordprocessingDrawing" xmlns:wp="http://schemas.openxmlformats.org/drawingml/2006/wordprocessingDrawing" xmlns:w10="urn:schemas-microsoft-com:office:word" xmlns:w="http://schemas.openxmlformats.org/wordprocessingml/2006/main" xmlns:w14="http://schemas.microsoft.com/office/word/2010/wordml" xmlns:w15="http://schemas.microsoft.com/office/word/2012/wordml" xmlns:w16se="http://schemas.microsoft.com/office/word/2015/wordml/symex" xmlns:wpg="http://schemas.microsoft.com/office/word/2010/wordprocessingGroup" xmlns:wpi="http://schemas.microsoft.com/office/word/2010/wordprocessingInk" xmlns:wne="http://schemas.microsoft.com/office/word/2006/wordml" xmlns:wps="http://schemas.microsoft.com/office/word/2010/wordprocessingShape" mc:Ignorable="w14 w15 w16se wp14">
+<w:ftr xmlns:wpc="http://schemas.microsoft.com/office/word/2010/wordprocessingCanvas" xmlns:cx="http://schemas.microsoft.com/office/drawing/2014/chartex" xmlns:cx1="http://schemas.microsoft.com/office/drawing/2015/9/8/chartex" xmlns:cx2="http://schemas.microsoft.com/office/drawing/2015/10/21/chartex" xmlns:cx3="http://schemas.microsoft.com/office/drawing/2016/5/9/chartex" xmlns:cx4="http://schemas.microsoft.com/office/drawing/2016/5/10/chartex" xmlns:cx5="http://schemas.microsoft.com/office/drawing/2016/5/11/chartex" xmlns:cx6="http://schemas.microsoft.com/office/drawing/2016/5/12/chartex" xmlns:cx7="http://schemas.microsoft.com/office/drawing/2016/5/13/chartex" xmlns:cx8="http://schemas.microsoft.com/office/drawing/2016/5/14/chartex" xmlns:mc="http://schemas.openxmlformats.org/markup-compatibility/2006" xmlns:aink="http://schemas.microsoft.com/office/drawing/2016/ink" xmlns:am3d="http://schemas.microsoft.com/office/drawing/2017/model3d" xmlns:o="urn:schemas-microsoft-com:office:office" xmlns:oel="http://schemas.microsoft.com/office/2019/extlst" xmlns:r="http://schemas.openxmlformats.org/officeDocument/2006/relationships" xmlns:m="http://schemas.openxmlformats.org/officeDocument/2006/math" xmlns:v="urn:schemas-microsoft-com:vml" xmlns:wp14="http://schemas.microsoft.com/office/word/2010/wordprocessingDrawing" xmlns:wp="http://schemas.openxmlformats.org/drawingml/2006/wordprocessingDrawing" xmlns:w10="urn:schemas-microsoft-com:office:word" xmlns:w="http://schemas.openxmlformats.org/wordprocessingml/2006/main" xmlns:w14="http://schemas.microsoft.com/office/word/2010/wordml" xmlns:w15="http://schemas.microsoft.com/office/word/2012/wordml" xmlns:w16cex="http://schemas.microsoft.com/office/word/2018/wordml/cex" xmlns:w16cid="http://schemas.microsoft.com/office/word/2016/wordml/cid" xmlns:w16="http://schemas.microsoft.com/office/word/2018/wordml" xmlns:w16du="http://schemas.microsoft.com/office/word/2023/wordml/word16du" xmlns:w16sdtdh="http://schemas.microsoft.com/office/word/2020/wordml/sdtdatahash" xmlns:w16sdtfl="http://schemas.microsoft.com/office/word/2024/wordml/sdtformatlock" xmlns:w16se="http://schemas.microsoft.com/office/word/2015/wordml/symex" xmlns:wpg="http://schemas.microsoft.com/office/word/2010/wordprocessingGroup" xmlns:wpi="http://schemas.microsoft.com/office/word/2010/wordprocessingInk" xmlns:wne="http://schemas.microsoft.com/office/word/2006/wordml" xmlns:wps="http://schemas.microsoft.com/office/word/2010/wordprocessingShape" mc:Ignorable="w14 w15 w16se w16cid w16 w16cex w16sdtdh w16sdtfl w16du wp14">
   <w:sdt>
     <w:sdtPr>
       <w:id w:val="1307052138"/>
@@ -15173,7 +17714,6 @@
         <w:docPartUnique/>
       </w:docPartObj>
     </w:sdtPr>
-    <w:sdtEndPr/>
     <w:sdtContent>
       <w:p>
         <w:pPr>
@@ -15211,7 +17751,7 @@
 </file>
 
 <file path=word/footnotes.xml><?xml version="1.0" encoding="utf-8"?>
-<w:footnotes xmlns:wpc="http://schemas.microsoft.com/office/word/2010/wordprocessingCanvas" xmlns:cx="http://schemas.microsoft.com/office/drawing/2014/chartex" xmlns:mc="http://schemas.openxmlformats.org/markup-compatibility/2006" xmlns:o="urn:schemas-microsoft-com:office:office" xmlns:r="http://schemas.openxmlformats.org/officeDocument/2006/relationships" xmlns:m="http://schemas.openxmlformats.org/officeDocument/2006/math" xmlns:v="urn:schemas-microsoft-com:vml" xmlns:wp14="http://schemas.microsoft.com/office/word/2010/wordprocessingDrawing" xmlns:wp="http://schemas.openxmlformats.org/drawingml/2006/wordprocessingDrawing" xmlns:w10="urn:schemas-microsoft-com:office:word" xmlns:w="http://schemas.openxmlformats.org/wordprocessingml/2006/main" xmlns:w14="http://schemas.microsoft.com/office/word/2010/wordml" xmlns:w15="http://schemas.microsoft.com/office/word/2012/wordml" xmlns:w16se="http://schemas.microsoft.com/office/word/2015/wordml/symex" xmlns:wpg="http://schemas.microsoft.com/office/word/2010/wordprocessingGroup" xmlns:wpi="http://schemas.microsoft.com/office/word/2010/wordprocessingInk" xmlns:wne="http://schemas.microsoft.com/office/word/2006/wordml" xmlns:wps="http://schemas.microsoft.com/office/word/2010/wordprocessingShape" mc:Ignorable="w14 w15 w16se wp14">
+<w:footnotes xmlns:wpc="http://schemas.microsoft.com/office/word/2010/wordprocessingCanvas" xmlns:cx="http://schemas.microsoft.com/office/drawing/2014/chartex" xmlns:cx1="http://schemas.microsoft.com/office/drawing/2015/9/8/chartex" xmlns:cx2="http://schemas.microsoft.com/office/drawing/2015/10/21/chartex" xmlns:cx3="http://schemas.microsoft.com/office/drawing/2016/5/9/chartex" xmlns:cx4="http://schemas.microsoft.com/office/drawing/2016/5/10/chartex" xmlns:cx5="http://schemas.microsoft.com/office/drawing/2016/5/11/chartex" xmlns:cx6="http://schemas.microsoft.com/office/drawing/2016/5/12/chartex" xmlns:cx7="http://schemas.microsoft.com/office/drawing/2016/5/13/chartex" xmlns:cx8="http://schemas.microsoft.com/office/drawing/2016/5/14/chartex" xmlns:mc="http://schemas.openxmlformats.org/markup-compatibility/2006" xmlns:aink="http://schemas.microsoft.com/office/drawing/2016/ink" xmlns:am3d="http://schemas.microsoft.com/office/drawing/2017/model3d" xmlns:o="urn:schemas-microsoft-com:office:office" xmlns:oel="http://schemas.microsoft.com/office/2019/extlst" xmlns:r="http://schemas.openxmlformats.org/officeDocument/2006/relationships" xmlns:m="http://schemas.openxmlformats.org/officeDocument/2006/math" xmlns:v="urn:schemas-microsoft-com:vml" xmlns:wp14="http://schemas.microsoft.com/office/word/2010/wordprocessingDrawing" xmlns:wp="http://schemas.openxmlformats.org/drawingml/2006/wordprocessingDrawing" xmlns:w10="urn:schemas-microsoft-com:office:word" xmlns:w="http://schemas.openxmlformats.org/wordprocessingml/2006/main" xmlns:w14="http://schemas.microsoft.com/office/word/2010/wordml" xmlns:w15="http://schemas.microsoft.com/office/word/2012/wordml" xmlns:w16cex="http://schemas.microsoft.com/office/word/2018/wordml/cex" xmlns:w16cid="http://schemas.microsoft.com/office/word/2016/wordml/cid" xmlns:w16="http://schemas.microsoft.com/office/word/2018/wordml" xmlns:w16du="http://schemas.microsoft.com/office/word/2023/wordml/word16du" xmlns:w16sdtdh="http://schemas.microsoft.com/office/word/2020/wordml/sdtdatahash" xmlns:w16sdtfl="http://schemas.microsoft.com/office/word/2024/wordml/sdtformatlock" xmlns:w16se="http://schemas.microsoft.com/office/word/2015/wordml/symex" xmlns:wpg="http://schemas.microsoft.com/office/word/2010/wordprocessingGroup" xmlns:wpi="http://schemas.microsoft.com/office/word/2010/wordprocessingInk" xmlns:wne="http://schemas.microsoft.com/office/word/2006/wordml" xmlns:wps="http://schemas.microsoft.com/office/word/2010/wordprocessingShape" mc:Ignorable="w14 w15 w16se w16cid w16 w16cex w16sdtdh w16sdtfl w16du wp14">
   <w:footnote w:type="separator" w:id="-1">
     <w:p>
       <w:pPr>
@@ -15236,7 +17776,7 @@
 </file>
 
 <file path=word/numbering.xml><?xml version="1.0" encoding="utf-8"?>
-<w:numbering xmlns:wpc="http://schemas.microsoft.com/office/word/2010/wordprocessingCanvas" xmlns:cx="http://schemas.microsoft.com/office/drawing/2014/chartex" xmlns:mc="http://schemas.openxmlformats.org/markup-compatibility/2006" xmlns:o="urn:schemas-microsoft-com:office:office" xmlns:r="http://schemas.openxmlformats.org/officeDocument/2006/relationships" xmlns:m="http://schemas.openxmlformats.org/officeDocument/2006/math" xmlns:v="urn:schemas-microsoft-com:vml" xmlns:wp14="http://schemas.microsoft.com/office/word/2010/wordprocessingDrawing" xmlns:wp="http://schemas.openxmlformats.org/drawingml/2006/wordprocessingDrawing" xmlns:w10="urn:schemas-microsoft-com:office:word" xmlns:w="http://schemas.openxmlformats.org/wordprocessingml/2006/main" xmlns:w14="http://schemas.microsoft.com/office/word/2010/wordml" xmlns:w15="http://schemas.microsoft.com/office/word/2012/wordml" xmlns:w16se="http://schemas.microsoft.com/office/word/2015/wordml/symex" xmlns:wpg="http://schemas.microsoft.com/office/word/2010/wordprocessingGroup" xmlns:wpi="http://schemas.microsoft.com/office/word/2010/wordprocessingInk" xmlns:wne="http://schemas.microsoft.com/office/word/2006/wordml" xmlns:wps="http://schemas.microsoft.com/office/word/2010/wordprocessingShape" mc:Ignorable="w14 w15 w16se wp14">
+<w:numbering xmlns:wpc="http://schemas.microsoft.com/office/word/2010/wordprocessingCanvas" xmlns:cx="http://schemas.microsoft.com/office/drawing/2014/chartex" xmlns:cx1="http://schemas.microsoft.com/office/drawing/2015/9/8/chartex" xmlns:cx2="http://schemas.microsoft.com/office/drawing/2015/10/21/chartex" xmlns:cx3="http://schemas.microsoft.com/office/drawing/2016/5/9/chartex" xmlns:cx4="http://schemas.microsoft.com/office/drawing/2016/5/10/chartex" xmlns:cx5="http://schemas.microsoft.com/office/drawing/2016/5/11/chartex" xmlns:cx6="http://schemas.microsoft.com/office/drawing/2016/5/12/chartex" xmlns:cx7="http://schemas.microsoft.com/office/drawing/2016/5/13/chartex" xmlns:cx8="http://schemas.microsoft.com/office/drawing/2016/5/14/chartex" xmlns:mc="http://schemas.openxmlformats.org/markup-compatibility/2006" xmlns:aink="http://schemas.microsoft.com/office/drawing/2016/ink" xmlns:am3d="http://schemas.microsoft.com/office/drawing/2017/model3d" xmlns:o="urn:schemas-microsoft-com:office:office" xmlns:oel="http://schemas.microsoft.com/office/2019/extlst" xmlns:r="http://schemas.openxmlformats.org/officeDocument/2006/relationships" xmlns:m="http://schemas.openxmlformats.org/officeDocument/2006/math" xmlns:v="urn:schemas-microsoft-com:vml" xmlns:wp14="http://schemas.microsoft.com/office/word/2010/wordprocessingDrawing" xmlns:wp="http://schemas.openxmlformats.org/drawingml/2006/wordprocessingDrawing" xmlns:w10="urn:schemas-microsoft-com:office:word" xmlns:w="http://schemas.openxmlformats.org/wordprocessingml/2006/main" xmlns:w14="http://schemas.microsoft.com/office/word/2010/wordml" xmlns:w15="http://schemas.microsoft.com/office/word/2012/wordml" xmlns:w16cex="http://schemas.microsoft.com/office/word/2018/wordml/cex" xmlns:w16cid="http://schemas.microsoft.com/office/word/2016/wordml/cid" xmlns:w16="http://schemas.microsoft.com/office/word/2018/wordml" xmlns:w16du="http://schemas.microsoft.com/office/word/2023/wordml/word16du" xmlns:w16sdtdh="http://schemas.microsoft.com/office/word/2020/wordml/sdtdatahash" xmlns:w16sdtfl="http://schemas.microsoft.com/office/word/2024/wordml/sdtformatlock" xmlns:w16se="http://schemas.microsoft.com/office/word/2015/wordml/symex" xmlns:wpg="http://schemas.microsoft.com/office/word/2010/wordprocessingGroup" xmlns:wpi="http://schemas.microsoft.com/office/word/2010/wordprocessingInk" xmlns:wne="http://schemas.microsoft.com/office/word/2006/wordml" xmlns:wps="http://schemas.microsoft.com/office/word/2010/wordprocessingShape" mc:Ignorable="w14 w15 w16se w16cid w16 w16cex w16sdtdh w16sdtfl w16du wp14">
   <w:abstractNum w:abstractNumId="0" w15:restartNumberingAfterBreak="0">
     <w:nsid w:val="041412AF"/>
     <w:multiLevelType w:val="hybridMultilevel"/>
@@ -15915,29 +18455,29 @@
       </w:rPr>
     </w:lvl>
   </w:abstractNum>
-  <w:num w:numId="1">
+  <w:num w:numId="1" w16cid:durableId="383453575">
     <w:abstractNumId w:val="5"/>
   </w:num>
-  <w:num w:numId="2">
+  <w:num w:numId="2" w16cid:durableId="2084254045">
     <w:abstractNumId w:val="3"/>
   </w:num>
-  <w:num w:numId="3">
+  <w:num w:numId="3" w16cid:durableId="2023780531">
     <w:abstractNumId w:val="0"/>
   </w:num>
-  <w:num w:numId="4">
+  <w:num w:numId="4" w16cid:durableId="754669985">
     <w:abstractNumId w:val="4"/>
   </w:num>
-  <w:num w:numId="5">
+  <w:num w:numId="5" w16cid:durableId="1690372970">
     <w:abstractNumId w:val="2"/>
   </w:num>
-  <w:num w:numId="6">
+  <w:num w:numId="6" w16cid:durableId="1790926477">
     <w:abstractNumId w:val="1"/>
   </w:num>
 </w:numbering>
 </file>
 
 <file path=word/styles.xml><?xml version="1.0" encoding="utf-8"?>
-<w:styles xmlns:mc="http://schemas.openxmlformats.org/markup-compatibility/2006" xmlns:r="http://schemas.openxmlformats.org/officeDocument/2006/relationships" xmlns:w="http://schemas.openxmlformats.org/wordprocessingml/2006/main" xmlns:w14="http://schemas.microsoft.com/office/word/2010/wordml" xmlns:w15="http://schemas.microsoft.com/office/word/2012/wordml" xmlns:w16se="http://schemas.microsoft.com/office/word/2015/wordml/symex" mc:Ignorable="w14 w15 w16se">
+<w:styles xmlns:mc="http://schemas.openxmlformats.org/markup-compatibility/2006" xmlns:r="http://schemas.openxmlformats.org/officeDocument/2006/relationships" xmlns:w="http://schemas.openxmlformats.org/wordprocessingml/2006/main" xmlns:w14="http://schemas.microsoft.com/office/word/2010/wordml" xmlns:w15="http://schemas.microsoft.com/office/word/2012/wordml" xmlns:w16cex="http://schemas.microsoft.com/office/word/2018/wordml/cex" xmlns:w16cid="http://schemas.microsoft.com/office/word/2016/wordml/cid" xmlns:w16="http://schemas.microsoft.com/office/word/2018/wordml" xmlns:w16du="http://schemas.microsoft.com/office/word/2023/wordml/word16du" xmlns:w16sdtdh="http://schemas.microsoft.com/office/word/2020/wordml/sdtdatahash" xmlns:w16sdtfl="http://schemas.microsoft.com/office/word/2024/wordml/sdtformatlock" xmlns:w16se="http://schemas.microsoft.com/office/word/2015/wordml/symex" mc:Ignorable="w14 w15 w16se w16cid w16 w16cex w16sdtdh w16sdtfl w16du">
   <w:docDefaults>
     <w:rPrDefault>
       <w:rPr>
@@ -15954,7 +18494,7 @@
       </w:pPr>
     </w:pPrDefault>
   </w:docDefaults>
-  <w:latentStyles w:defLockedState="0" w:defUIPriority="99" w:defSemiHidden="0" w:defUnhideWhenUsed="0" w:defQFormat="0" w:count="371">
+  <w:latentStyles w:defLockedState="0" w:defUIPriority="99" w:defSemiHidden="0" w:defUnhideWhenUsed="0" w:defQFormat="0" w:count="376">
     <w:lsdException w:name="Normal" w:uiPriority="0" w:qFormat="1"/>
     <w:lsdException w:name="heading 1" w:uiPriority="9" w:qFormat="1"/>
     <w:lsdException w:name="heading 2" w:semiHidden="1" w:uiPriority="9" w:unhideWhenUsed="1" w:qFormat="1"/>
@@ -16326,6 +18866,11 @@
     <w:lsdException w:name="List Table 5 Dark Accent 6" w:uiPriority="50"/>
     <w:lsdException w:name="List Table 6 Colorful Accent 6" w:uiPriority="51"/>
     <w:lsdException w:name="List Table 7 Colorful Accent 6" w:uiPriority="52"/>
+    <w:lsdException w:name="Mention" w:semiHidden="1" w:unhideWhenUsed="1"/>
+    <w:lsdException w:name="Smart Hyperlink" w:semiHidden="1" w:unhideWhenUsed="1"/>
+    <w:lsdException w:name="Hashtag" w:semiHidden="1" w:unhideWhenUsed="1"/>
+    <w:lsdException w:name="Unresolved Mention" w:semiHidden="1" w:unhideWhenUsed="1"/>
+    <w:lsdException w:name="Smart Link" w:semiHidden="1" w:unhideWhenUsed="1"/>
   </w:latentStyles>
   <w:style w:type="paragraph" w:default="1" w:styleId="a">
     <w:name w:val="Normal"/>
